--- a/feature_filter_complete_design.docx
+++ b/feature_filter_complete_design.docx
@@ -48,6 +48,8 @@
       <w:r>
         <w:t>3. 提供可配置的准入阈值和淘汰阈值</w:t>
       </w:r>
+      <w:bookmarkStart w:id="0" w:name="_GoBack"/>
+      <w:bookmarkEnd w:id="0"/>
     </w:p>
     <w:p>
       <w:r>
@@ -58,8 +60,6 @@
       <w:r>
         <w:t>5. 支持特征记录的加载和持久化</w:t>
       </w:r>
-      <w:bookmarkStart w:id="0" w:name="_GoBack"/>
-      <w:bookmarkEnd w:id="0"/>
     </w:p>
     <w:p>
       <w:r>
@@ -102,6 +102,209 @@
     </w:p>
     <w:p>
       <w:r>
+        <w:rPr>
+          <w:i/>
+          <w:color w:val="6C757D"/>
+          <w:sz w:val="18"/>
+        </w:rPr>
+        <w:t>[C++ 代码]</w:t>
+      </w:r>
+    </w:p>
+    <w:p>
+      <w:pPr>
+        <w:shd w:val="clear" w:fill="F8F9FA"/>
+        <w:spacing w:before="120" w:after="120"/>
+        <w:ind w:left="432" w:right="432"/>
+        <w:jc w:val="left"/>
+      </w:pPr>
+      <w:r>
+        <w:rPr>
+          <w:rFonts w:ascii="Consolas" w:hAnsi="Consolas"/>
+          <w:color w:val="D63384"/>
+          <w:sz w:val="18"/>
+        </w:rPr>
+        <w:t>class EvictFeatureRecord {</w:t>
+      </w:r>
+      <w:r>
+        <w:rPr>
+          <w:rFonts w:ascii="Consolas" w:hAnsi="Consolas"/>
+          <w:color w:val="D63384"/>
+          <w:sz w:val="18"/>
+        </w:rPr>
+        <w:br w:type="textWrapping"/>
+      </w:r>
+      <w:r>
+        <w:rPr>
+          <w:rFonts w:ascii="Consolas" w:hAnsi="Consolas"/>
+          <w:color w:val="D63384"/>
+          <w:sz w:val="18"/>
+        </w:rPr>
+        <w:t>public:</w:t>
+      </w:r>
+      <w:r>
+        <w:rPr>
+          <w:rFonts w:ascii="Consolas" w:hAnsi="Consolas"/>
+          <w:color w:val="D63384"/>
+          <w:sz w:val="18"/>
+        </w:rPr>
+        <w:br w:type="textWrapping"/>
+      </w:r>
+      <w:r>
+        <w:rPr>
+          <w:rFonts w:ascii="Consolas" w:hAnsi="Consolas"/>
+          <w:color w:val="D63384"/>
+          <w:sz w:val="18"/>
+        </w:rPr>
+        <w:t xml:space="preserve">    EvictFeatureRecord() = default;</w:t>
+      </w:r>
+      <w:r>
+        <w:rPr>
+          <w:rFonts w:ascii="Consolas" w:hAnsi="Consolas"/>
+          <w:color w:val="D63384"/>
+          <w:sz w:val="18"/>
+        </w:rPr>
+        <w:br w:type="textWrapping"/>
+      </w:r>
+      <w:r>
+        <w:rPr>
+          <w:rFonts w:ascii="Consolas" w:hAnsi="Consolas"/>
+          <w:color w:val="D63384"/>
+          <w:sz w:val="18"/>
+        </w:rPr>
+        <w:t xml:space="preserve">    bool CanRemoveFromEmbTable(uint64_t embUpdateCount) const;</w:t>
+      </w:r>
+      <w:r>
+        <w:rPr>
+          <w:rFonts w:ascii="Consolas" w:hAnsi="Consolas"/>
+          <w:color w:val="D63384"/>
+          <w:sz w:val="18"/>
+        </w:rPr>
+        <w:br w:type="textWrapping"/>
+      </w:r>
+      <w:r>
+        <w:rPr>
+          <w:rFonts w:ascii="Consolas" w:hAnsi="Consolas"/>
+          <w:color w:val="D63384"/>
+          <w:sz w:val="18"/>
+        </w:rPr>
+        <w:t xml:space="preserve">    void ClearEvictInfo();</w:t>
+      </w:r>
+      <w:r>
+        <w:rPr>
+          <w:rFonts w:ascii="Consolas" w:hAnsi="Consolas"/>
+          <w:color w:val="D63384"/>
+          <w:sz w:val="18"/>
+        </w:rPr>
+        <w:br w:type="textWrapping"/>
+      </w:r>
+      <w:r>
+        <w:rPr>
+          <w:rFonts w:ascii="Consolas" w:hAnsi="Consolas"/>
+          <w:color w:val="D63384"/>
+          <w:sz w:val="18"/>
+        </w:rPr>
+        <w:t xml:space="preserve">    void SetSwapCount(uint64_t swapCount);</w:t>
+      </w:r>
+      <w:r>
+        <w:rPr>
+          <w:rFonts w:ascii="Consolas" w:hAnsi="Consolas"/>
+          <w:color w:val="D63384"/>
+          <w:sz w:val="18"/>
+        </w:rPr>
+        <w:br w:type="textWrapping"/>
+      </w:r>
+      <w:r>
+        <w:rPr>
+          <w:rFonts w:ascii="Consolas" w:hAnsi="Consolas"/>
+          <w:color w:val="D63384"/>
+          <w:sz w:val="18"/>
+        </w:rPr>
+        <w:t xml:space="preserve">    std::vector&lt;int64_t&gt;&amp; GetEvictKeys();</w:t>
+      </w:r>
+      <w:r>
+        <w:rPr>
+          <w:rFonts w:ascii="Consolas" w:hAnsi="Consolas"/>
+          <w:color w:val="D63384"/>
+          <w:sz w:val="18"/>
+        </w:rPr>
+        <w:br w:type="textWrapping"/>
+      </w:r>
+      <w:r>
+        <w:rPr>
+          <w:rFonts w:ascii="Consolas" w:hAnsi="Consolas"/>
+          <w:color w:val="D63384"/>
+          <w:sz w:val="18"/>
+        </w:rPr>
+        <w:br w:type="textWrapping"/>
+      </w:r>
+      <w:r>
+        <w:rPr>
+          <w:rFonts w:ascii="Consolas" w:hAnsi="Consolas"/>
+          <w:color w:val="D63384"/>
+          <w:sz w:val="18"/>
+        </w:rPr>
+        <w:t>private:</w:t>
+      </w:r>
+      <w:r>
+        <w:rPr>
+          <w:rFonts w:ascii="Consolas" w:hAnsi="Consolas"/>
+          <w:color w:val="D63384"/>
+          <w:sz w:val="18"/>
+        </w:rPr>
+        <w:br w:type="textWrapping"/>
+      </w:r>
+      <w:r>
+        <w:rPr>
+          <w:rFonts w:ascii="Consolas" w:hAnsi="Consolas"/>
+          <w:color w:val="D63384"/>
+          <w:sz w:val="18"/>
+        </w:rPr>
+        <w:t xml:space="preserve">    uint64_t executeSwapCount = 0;</w:t>
+      </w:r>
+      <w:r>
+        <w:rPr>
+          <w:rFonts w:ascii="Consolas" w:hAnsi="Consolas"/>
+          <w:color w:val="D63384"/>
+          <w:sz w:val="18"/>
+        </w:rPr>
+        <w:br w:type="textWrapping"/>
+      </w:r>
+      <w:r>
+        <w:rPr>
+          <w:rFonts w:ascii="Consolas" w:hAnsi="Consolas"/>
+          <w:color w:val="D63384"/>
+          <w:sz w:val="18"/>
+        </w:rPr>
+        <w:t xml:space="preserve">    std::vector&lt;int64_t&gt; evictKeys;</w:t>
+      </w:r>
+      <w:r>
+        <w:rPr>
+          <w:rFonts w:ascii="Consolas" w:hAnsi="Consolas"/>
+          <w:color w:val="D63384"/>
+          <w:sz w:val="18"/>
+        </w:rPr>
+        <w:br w:type="textWrapping"/>
+      </w:r>
+      <w:r>
+        <w:rPr>
+          <w:rFonts w:ascii="Consolas" w:hAnsi="Consolas"/>
+          <w:color w:val="D63384"/>
+          <w:sz w:val="18"/>
+        </w:rPr>
+        <w:t>};</w:t>
+      </w:r>
+      <w:r>
+        <w:rPr>
+          <w:rFonts w:ascii="Consolas" w:hAnsi="Consolas"/>
+          <w:color w:val="D63384"/>
+          <w:sz w:val="18"/>
+        </w:rPr>
+        <w:br w:type="textWrapping"/>
+      </w:r>
+    </w:p>
+    <w:p/>
+    <w:p>
+      <w:r>
         <w:t>主要功能：</w:t>
       </w:r>
     </w:p>
@@ -150,6 +353,465 @@
         <w:t>FeatureFilter类实现了具体的特征准入和淘汰逻辑：</w:t>
       </w:r>
     </w:p>
+    <w:p>
+      <w:r>
+        <w:rPr>
+          <w:i/>
+          <w:color w:val="6C757D"/>
+          <w:sz w:val="18"/>
+        </w:rPr>
+        <w:t>[C++ 代码]</w:t>
+      </w:r>
+    </w:p>
+    <w:p>
+      <w:pPr>
+        <w:shd w:val="clear" w:fill="F8F9FA"/>
+        <w:spacing w:before="120" w:after="120"/>
+        <w:ind w:left="432" w:right="432"/>
+        <w:jc w:val="left"/>
+      </w:pPr>
+      <w:r>
+        <w:rPr>
+          <w:rFonts w:ascii="Consolas" w:hAnsi="Consolas"/>
+          <w:color w:val="D63384"/>
+          <w:sz w:val="18"/>
+        </w:rPr>
+        <w:t>class FeatureFilter {</w:t>
+      </w:r>
+      <w:r>
+        <w:rPr>
+          <w:rFonts w:ascii="Consolas" w:hAnsi="Consolas"/>
+          <w:color w:val="D63384"/>
+          <w:sz w:val="18"/>
+        </w:rPr>
+        <w:br w:type="textWrapping"/>
+      </w:r>
+      <w:r>
+        <w:rPr>
+          <w:rFonts w:ascii="Consolas" w:hAnsi="Consolas"/>
+          <w:color w:val="D63384"/>
+          <w:sz w:val="18"/>
+        </w:rPr>
+        <w:t>public:</w:t>
+      </w:r>
+      <w:r>
+        <w:rPr>
+          <w:rFonts w:ascii="Consolas" w:hAnsi="Consolas"/>
+          <w:color w:val="D63384"/>
+          <w:sz w:val="18"/>
+        </w:rPr>
+        <w:br w:type="textWrapping"/>
+      </w:r>
+      <w:r>
+        <w:rPr>
+          <w:rFonts w:ascii="Consolas" w:hAnsi="Consolas"/>
+          <w:color w:val="D63384"/>
+          <w:sz w:val="18"/>
+        </w:rPr>
+        <w:t xml:space="preserve">    FeatureFilter(const std::string&amp; tableName, int32_t admitThreshold, uint64_t evictThreshold,</w:t>
+      </w:r>
+      <w:r>
+        <w:rPr>
+          <w:rFonts w:ascii="Consolas" w:hAnsi="Consolas"/>
+          <w:color w:val="D63384"/>
+          <w:sz w:val="18"/>
+        </w:rPr>
+        <w:br w:type="textWrapping"/>
+      </w:r>
+      <w:r>
+        <w:rPr>
+          <w:rFonts w:ascii="Consolas" w:hAnsi="Consolas"/>
+          <w:color w:val="D63384"/>
+          <w:sz w:val="18"/>
+        </w:rPr>
+        <w:t xml:space="preserve">                  uint64_t evictStepInterval);</w:t>
+      </w:r>
+      <w:r>
+        <w:rPr>
+          <w:rFonts w:ascii="Consolas" w:hAnsi="Consolas"/>
+          <w:color w:val="D63384"/>
+          <w:sz w:val="18"/>
+        </w:rPr>
+        <w:br w:type="textWrapping"/>
+      </w:r>
+      <w:r>
+        <w:rPr>
+          <w:rFonts w:ascii="Consolas" w:hAnsi="Consolas"/>
+          <w:color w:val="D63384"/>
+          <w:sz w:val="18"/>
+        </w:rPr>
+        <w:br w:type="textWrapping"/>
+      </w:r>
+      <w:r>
+        <w:rPr>
+          <w:rFonts w:ascii="Consolas" w:hAnsi="Consolas"/>
+          <w:color w:val="D63384"/>
+          <w:sz w:val="18"/>
+        </w:rPr>
+        <w:t xml:space="preserve">    void StatisticsKeyCount(const int64_t* featureDataPtr, const int64_t* countDataPtr, int64_t startIndex,</w:t>
+      </w:r>
+      <w:r>
+        <w:rPr>
+          <w:rFonts w:ascii="Consolas" w:hAnsi="Consolas"/>
+          <w:color w:val="D63384"/>
+          <w:sz w:val="18"/>
+        </w:rPr>
+        <w:br w:type="textWrapping"/>
+      </w:r>
+      <w:r>
+        <w:rPr>
+          <w:rFonts w:ascii="Consolas" w:hAnsi="Consolas"/>
+          <w:color w:val="D63384"/>
+          <w:sz w:val="18"/>
+        </w:rPr>
+        <w:t xml:space="preserve">                            int64_t endIndex, bool isCountDataEmpty);</w:t>
+      </w:r>
+      <w:r>
+        <w:rPr>
+          <w:rFonts w:ascii="Consolas" w:hAnsi="Consolas"/>
+          <w:color w:val="D63384"/>
+          <w:sz w:val="18"/>
+        </w:rPr>
+        <w:br w:type="textWrapping"/>
+      </w:r>
+      <w:r>
+        <w:rPr>
+          <w:rFonts w:ascii="Consolas" w:hAnsi="Consolas"/>
+          <w:color w:val="D63384"/>
+          <w:sz w:val="18"/>
+        </w:rPr>
+        <w:br w:type="textWrapping"/>
+      </w:r>
+      <w:r>
+        <w:rPr>
+          <w:rFonts w:ascii="Consolas" w:hAnsi="Consolas"/>
+          <w:color w:val="D63384"/>
+          <w:sz w:val="18"/>
+        </w:rPr>
+        <w:t xml:space="preserve">    void CountFilter(int64_t* featureDataPtr, int64_t startIndex, int64_t endIndex);</w:t>
+      </w:r>
+      <w:r>
+        <w:rPr>
+          <w:rFonts w:ascii="Consolas" w:hAnsi="Consolas"/>
+          <w:color w:val="D63384"/>
+          <w:sz w:val="18"/>
+        </w:rPr>
+        <w:br w:type="textWrapping"/>
+      </w:r>
+      <w:r>
+        <w:rPr>
+          <w:rFonts w:ascii="Consolas" w:hAnsi="Consolas"/>
+          <w:color w:val="D63384"/>
+          <w:sz w:val="18"/>
+        </w:rPr>
+        <w:br w:type="textWrapping"/>
+      </w:r>
+      <w:r>
+        <w:rPr>
+          <w:rFonts w:ascii="Consolas" w:hAnsi="Consolas"/>
+          <w:color w:val="D63384"/>
+          <w:sz w:val="18"/>
+        </w:rPr>
+        <w:t xml:space="preserve">    void RecordTimestamp(const int64_t* featureDataPtr, int64_t startIndex, int64_t endIndex,</w:t>
+      </w:r>
+      <w:r>
+        <w:rPr>
+          <w:rFonts w:ascii="Consolas" w:hAnsi="Consolas"/>
+          <w:color w:val="D63384"/>
+          <w:sz w:val="18"/>
+        </w:rPr>
+        <w:br w:type="textWrapping"/>
+      </w:r>
+      <w:r>
+        <w:rPr>
+          <w:rFonts w:ascii="Consolas" w:hAnsi="Consolas"/>
+          <w:color w:val="D63384"/>
+          <w:sz w:val="18"/>
+        </w:rPr>
+        <w:t xml:space="preserve">                         const int64_t* timestampDataPtr);</w:t>
+      </w:r>
+      <w:r>
+        <w:rPr>
+          <w:rFonts w:ascii="Consolas" w:hAnsi="Consolas"/>
+          <w:color w:val="D63384"/>
+          <w:sz w:val="18"/>
+        </w:rPr>
+        <w:br w:type="textWrapping"/>
+      </w:r>
+      <w:r>
+        <w:rPr>
+          <w:rFonts w:ascii="Consolas" w:hAnsi="Consolas"/>
+          <w:color w:val="D63384"/>
+          <w:sz w:val="18"/>
+        </w:rPr>
+        <w:br w:type="textWrapping"/>
+      </w:r>
+      <w:r>
+        <w:rPr>
+          <w:rFonts w:ascii="Consolas" w:hAnsi="Consolas"/>
+          <w:color w:val="D63384"/>
+          <w:sz w:val="18"/>
+        </w:rPr>
+        <w:t xml:space="preserve">    void FeatureEvict();</w:t>
+      </w:r>
+      <w:r>
+        <w:rPr>
+          <w:rFonts w:ascii="Consolas" w:hAnsi="Consolas"/>
+          <w:color w:val="D63384"/>
+          <w:sz w:val="18"/>
+        </w:rPr>
+        <w:br w:type="textWrapping"/>
+      </w:r>
+      <w:r>
+        <w:rPr>
+          <w:rFonts w:ascii="Consolas" w:hAnsi="Consolas"/>
+          <w:color w:val="D63384"/>
+          <w:sz w:val="18"/>
+        </w:rPr>
+        <w:br w:type="textWrapping"/>
+      </w:r>
+      <w:r>
+        <w:rPr>
+          <w:rFonts w:ascii="Consolas" w:hAnsi="Consolas"/>
+          <w:color w:val="D63384"/>
+          <w:sz w:val="18"/>
+        </w:rPr>
+        <w:t xml:space="preserve">    const std::unordered_map&lt;int64_t, FeatureRecord&gt;&amp; GetFeatureCountMap();</w:t>
+      </w:r>
+      <w:r>
+        <w:rPr>
+          <w:rFonts w:ascii="Consolas" w:hAnsi="Consolas"/>
+          <w:color w:val="D63384"/>
+          <w:sz w:val="18"/>
+        </w:rPr>
+        <w:br w:type="textWrapping"/>
+      </w:r>
+      <w:r>
+        <w:rPr>
+          <w:rFonts w:ascii="Consolas" w:hAnsi="Consolas"/>
+          <w:color w:val="D63384"/>
+          <w:sz w:val="18"/>
+        </w:rPr>
+        <w:t xml:space="preserve">    const std::unordered_map&lt;int64_t, std::time_t&gt;&amp; GetFeatureTimestampMap();</w:t>
+      </w:r>
+      <w:r>
+        <w:rPr>
+          <w:rFonts w:ascii="Consolas" w:hAnsi="Consolas"/>
+          <w:color w:val="D63384"/>
+          <w:sz w:val="18"/>
+        </w:rPr>
+        <w:br w:type="textWrapping"/>
+      </w:r>
+      <w:r>
+        <w:rPr>
+          <w:rFonts w:ascii="Consolas" w:hAnsi="Consolas"/>
+          <w:color w:val="D63384"/>
+          <w:sz w:val="18"/>
+        </w:rPr>
+        <w:br w:type="textWrapping"/>
+      </w:r>
+      <w:r>
+        <w:rPr>
+          <w:rFonts w:ascii="Consolas" w:hAnsi="Consolas"/>
+          <w:color w:val="D63384"/>
+          <w:sz w:val="18"/>
+        </w:rPr>
+        <w:t xml:space="preserve">    void LoadFeatureRecords(const std::vector&lt;int64_t&gt;&amp; keys, std::vector&lt;uint64_t&gt;&amp; counts);</w:t>
+      </w:r>
+      <w:r>
+        <w:rPr>
+          <w:rFonts w:ascii="Consolas" w:hAnsi="Consolas"/>
+          <w:color w:val="D63384"/>
+          <w:sz w:val="18"/>
+        </w:rPr>
+        <w:br w:type="textWrapping"/>
+      </w:r>
+      <w:r>
+        <w:rPr>
+          <w:rFonts w:ascii="Consolas" w:hAnsi="Consolas"/>
+          <w:color w:val="D63384"/>
+          <w:sz w:val="18"/>
+        </w:rPr>
+        <w:t xml:space="preserve">    void LoadTimestampRecords(const std::vector&lt;int64_t&gt;&amp; keys, std::vector&lt;int64_t&gt;&amp; timestamps);</w:t>
+      </w:r>
+      <w:r>
+        <w:rPr>
+          <w:rFonts w:ascii="Consolas" w:hAnsi="Consolas"/>
+          <w:color w:val="D63384"/>
+          <w:sz w:val="18"/>
+        </w:rPr>
+        <w:br w:type="textWrapping"/>
+      </w:r>
+      <w:r>
+        <w:rPr>
+          <w:rFonts w:ascii="Consolas" w:hAnsi="Consolas"/>
+          <w:color w:val="D63384"/>
+          <w:sz w:val="18"/>
+        </w:rPr>
+        <w:br w:type="textWrapping"/>
+      </w:r>
+      <w:r>
+        <w:rPr>
+          <w:rFonts w:ascii="Consolas" w:hAnsi="Consolas"/>
+          <w:color w:val="D63384"/>
+          <w:sz w:val="18"/>
+        </w:rPr>
+        <w:t>private:</w:t>
+      </w:r>
+      <w:r>
+        <w:rPr>
+          <w:rFonts w:ascii="Consolas" w:hAnsi="Consolas"/>
+          <w:color w:val="D63384"/>
+          <w:sz w:val="18"/>
+        </w:rPr>
+        <w:br w:type="textWrapping"/>
+      </w:r>
+      <w:r>
+        <w:rPr>
+          <w:rFonts w:ascii="Consolas" w:hAnsi="Consolas"/>
+          <w:color w:val="D63384"/>
+          <w:sz w:val="18"/>
+        </w:rPr>
+        <w:t xml:space="preserve">    std::string tableName;</w:t>
+      </w:r>
+      <w:r>
+        <w:rPr>
+          <w:rFonts w:ascii="Consolas" w:hAnsi="Consolas"/>
+          <w:color w:val="D63384"/>
+          <w:sz w:val="18"/>
+        </w:rPr>
+        <w:br w:type="textWrapping"/>
+      </w:r>
+      <w:r>
+        <w:rPr>
+          <w:rFonts w:ascii="Consolas" w:hAnsi="Consolas"/>
+          <w:color w:val="D63384"/>
+          <w:sz w:val="18"/>
+        </w:rPr>
+        <w:t xml:space="preserve">    int32_t admitThreshold_ = -1;</w:t>
+      </w:r>
+      <w:r>
+        <w:rPr>
+          <w:rFonts w:ascii="Consolas" w:hAnsi="Consolas"/>
+          <w:color w:val="D63384"/>
+          <w:sz w:val="18"/>
+        </w:rPr>
+        <w:br w:type="textWrapping"/>
+      </w:r>
+      <w:r>
+        <w:rPr>
+          <w:rFonts w:ascii="Consolas" w:hAnsi="Consolas"/>
+          <w:color w:val="D63384"/>
+          <w:sz w:val="18"/>
+        </w:rPr>
+        <w:t xml:space="preserve">    std::unordered_map&lt;int64_t, FeatureRecord&gt; featureRecordMap;</w:t>
+      </w:r>
+      <w:r>
+        <w:rPr>
+          <w:rFonts w:ascii="Consolas" w:hAnsi="Consolas"/>
+          <w:color w:val="D63384"/>
+          <w:sz w:val="18"/>
+        </w:rPr>
+        <w:br w:type="textWrapping"/>
+      </w:r>
+      <w:r>
+        <w:rPr>
+          <w:rFonts w:ascii="Consolas" w:hAnsi="Consolas"/>
+          <w:color w:val="D63384"/>
+          <w:sz w:val="18"/>
+        </w:rPr>
+        <w:t xml:space="preserve">    uint64_t evictThreshold = 0;</w:t>
+      </w:r>
+      <w:r>
+        <w:rPr>
+          <w:rFonts w:ascii="Consolas" w:hAnsi="Consolas"/>
+          <w:color w:val="D63384"/>
+          <w:sz w:val="18"/>
+        </w:rPr>
+        <w:br w:type="textWrapping"/>
+      </w:r>
+      <w:r>
+        <w:rPr>
+          <w:rFonts w:ascii="Consolas" w:hAnsi="Consolas"/>
+          <w:color w:val="D63384"/>
+          <w:sz w:val="18"/>
+        </w:rPr>
+        <w:t xml:space="preserve">    uint64_t evictStepInterval = 0;</w:t>
+      </w:r>
+      <w:r>
+        <w:rPr>
+          <w:rFonts w:ascii="Consolas" w:hAnsi="Consolas"/>
+          <w:color w:val="D63384"/>
+          <w:sz w:val="18"/>
+        </w:rPr>
+        <w:br w:type="textWrapping"/>
+      </w:r>
+      <w:r>
+        <w:rPr>
+          <w:rFonts w:ascii="Consolas" w:hAnsi="Consolas"/>
+          <w:color w:val="D63384"/>
+          <w:sz w:val="18"/>
+        </w:rPr>
+        <w:t xml:space="preserve">    uint64_t recordTsBatchId = 0;</w:t>
+      </w:r>
+      <w:r>
+        <w:rPr>
+          <w:rFonts w:ascii="Consolas" w:hAnsi="Consolas"/>
+          <w:color w:val="D63384"/>
+          <w:sz w:val="18"/>
+        </w:rPr>
+        <w:br w:type="textWrapping"/>
+      </w:r>
+      <w:r>
+        <w:rPr>
+          <w:rFonts w:ascii="Consolas" w:hAnsi="Consolas"/>
+          <w:color w:val="D63384"/>
+          <w:sz w:val="18"/>
+        </w:rPr>
+        <w:t xml:space="preserve">    std::time_t latestTimestamp = 0;</w:t>
+      </w:r>
+      <w:r>
+        <w:rPr>
+          <w:rFonts w:ascii="Consolas" w:hAnsi="Consolas"/>
+          <w:color w:val="D63384"/>
+          <w:sz w:val="18"/>
+        </w:rPr>
+        <w:br w:type="textWrapping"/>
+      </w:r>
+      <w:r>
+        <w:rPr>
+          <w:rFonts w:ascii="Consolas" w:hAnsi="Consolas"/>
+          <w:color w:val="D63384"/>
+          <w:sz w:val="18"/>
+        </w:rPr>
+        <w:t xml:space="preserve">    std::unordered_map&lt;int64_t, std::time_t&gt; timestampRecordMap;</w:t>
+      </w:r>
+      <w:r>
+        <w:rPr>
+          <w:rFonts w:ascii="Consolas" w:hAnsi="Consolas"/>
+          <w:color w:val="D63384"/>
+          <w:sz w:val="18"/>
+        </w:rPr>
+        <w:br w:type="textWrapping"/>
+      </w:r>
+      <w:r>
+        <w:rPr>
+          <w:rFonts w:ascii="Consolas" w:hAnsi="Consolas"/>
+          <w:color w:val="D63384"/>
+          <w:sz w:val="18"/>
+        </w:rPr>
+        <w:t>};</w:t>
+      </w:r>
+      <w:r>
+        <w:rPr>
+          <w:rFonts w:ascii="Consolas" w:hAnsi="Consolas"/>
+          <w:color w:val="D63384"/>
+          <w:sz w:val="18"/>
+        </w:rPr>
+        <w:br w:type="textWrapping"/>
+      </w:r>
+    </w:p>
+    <w:p/>
     <w:p>
       <w:r>
         <w:t>主要功能：</w:t>
@@ -657,6 +1319,10 @@
     <w:p>
       <w:pPr>
         <w:pStyle w:val="6"/>
+        <w:rPr>
+          <w:rFonts w:hint="eastAsia" w:eastAsia="宋体"/>
+          <w:lang w:eastAsia="zh-CN"/>
+        </w:rPr>
       </w:pPr>
       <w:r>
         <w:t>FeatureFilter类接口</w:t>
@@ -684,10 +1350,700 @@
       </w:r>
     </w:p>
     <w:p>
+      <w:pPr>
+        <w:shd w:val="clear" w:fill="F8F9FA"/>
+        <w:spacing w:before="120" w:after="120" w:line="240" w:lineRule="auto"/>
+        <w:ind w:left="432" w:right="432"/>
+        <w:jc w:val="left"/>
+        <w:rPr>
+          <w:rFonts w:hint="default" w:ascii="Consolas" w:hAnsi="Consolas"/>
+          <w:color w:val="D63384"/>
+          <w:sz w:val="18"/>
+        </w:rPr>
+      </w:pPr>
+      <w:r>
+        <w:rPr>
+          <w:rFonts w:ascii="Consolas" w:hAnsi="Consolas"/>
+          <w:color w:val="D63384"/>
+          <w:sz w:val="18"/>
+        </w:rPr>
+        <w:t>class</w:t>
+      </w:r>
+      <w:r>
+        <w:rPr>
+          <w:rFonts w:hint="default" w:ascii="Consolas" w:hAnsi="Consolas"/>
+          <w:color w:val="D63384"/>
+          <w:sz w:val="18"/>
+        </w:rPr>
+        <w:t xml:space="preserve"> KeyedJaggedTensorWithCount(KeyedJaggedTensor):</w:t>
+      </w:r>
+    </w:p>
+    <w:p>
+      <w:pPr>
+        <w:shd w:val="clear" w:fill="F8F9FA"/>
+        <w:spacing w:before="120" w:after="120" w:line="240" w:lineRule="auto"/>
+        <w:ind w:left="432" w:right="432"/>
+        <w:jc w:val="left"/>
+        <w:rPr>
+          <w:rFonts w:hint="default" w:ascii="Consolas" w:hAnsi="Consolas"/>
+          <w:color w:val="D63384"/>
+          <w:sz w:val="18"/>
+        </w:rPr>
+      </w:pPr>
+      <w:r>
+        <w:rPr>
+          <w:rFonts w:hint="default" w:ascii="Consolas" w:hAnsi="Consolas"/>
+          <w:color w:val="D63384"/>
+          <w:sz w:val="18"/>
+        </w:rPr>
+        <w:t xml:space="preserve">    def __init__(</w:t>
+      </w:r>
+    </w:p>
+    <w:p>
+      <w:pPr>
+        <w:shd w:val="clear" w:fill="F8F9FA"/>
+        <w:spacing w:before="120" w:after="120" w:line="240" w:lineRule="auto"/>
+        <w:ind w:left="432" w:right="432"/>
+        <w:jc w:val="left"/>
+        <w:rPr>
+          <w:rFonts w:hint="default" w:ascii="Consolas" w:hAnsi="Consolas"/>
+          <w:color w:val="D63384"/>
+          <w:sz w:val="18"/>
+        </w:rPr>
+      </w:pPr>
+      <w:r>
+        <w:rPr>
+          <w:rFonts w:hint="default" w:ascii="Consolas" w:hAnsi="Consolas"/>
+          <w:color w:val="D63384"/>
+          <w:sz w:val="18"/>
+        </w:rPr>
+        <w:t xml:space="preserve">        self,</w:t>
+      </w:r>
+    </w:p>
+    <w:p>
+      <w:pPr>
+        <w:shd w:val="clear" w:fill="F8F9FA"/>
+        <w:spacing w:before="120" w:after="120" w:line="240" w:lineRule="auto"/>
+        <w:ind w:left="432" w:right="432"/>
+        <w:jc w:val="left"/>
+        <w:rPr>
+          <w:rFonts w:hint="default" w:ascii="Consolas" w:hAnsi="Consolas"/>
+          <w:color w:val="D63384"/>
+          <w:sz w:val="18"/>
+        </w:rPr>
+      </w:pPr>
+      <w:r>
+        <w:rPr>
+          <w:rFonts w:hint="default" w:ascii="Consolas" w:hAnsi="Consolas"/>
+          <w:color w:val="D63384"/>
+          <w:sz w:val="18"/>
+        </w:rPr>
+        <w:t xml:space="preserve">        keys: List[str],</w:t>
+      </w:r>
+    </w:p>
+    <w:p>
+      <w:pPr>
+        <w:shd w:val="clear" w:fill="F8F9FA"/>
+        <w:spacing w:before="120" w:after="120" w:line="240" w:lineRule="auto"/>
+        <w:ind w:left="432" w:right="432"/>
+        <w:jc w:val="left"/>
+        <w:rPr>
+          <w:rFonts w:hint="default" w:ascii="Consolas" w:hAnsi="Consolas"/>
+          <w:color w:val="D63384"/>
+          <w:sz w:val="18"/>
+        </w:rPr>
+      </w:pPr>
+      <w:r>
+        <w:rPr>
+          <w:rFonts w:hint="default" w:ascii="Consolas" w:hAnsi="Consolas"/>
+          <w:color w:val="D63384"/>
+          <w:sz w:val="18"/>
+        </w:rPr>
+        <w:t xml:space="preserve">        values: torch.Tensor,</w:t>
+      </w:r>
+    </w:p>
+    <w:p>
+      <w:pPr>
+        <w:shd w:val="clear" w:fill="F8F9FA"/>
+        <w:spacing w:before="120" w:after="120" w:line="240" w:lineRule="auto"/>
+        <w:ind w:left="432" w:right="432"/>
+        <w:jc w:val="left"/>
+        <w:rPr>
+          <w:rFonts w:hint="default" w:ascii="Consolas" w:hAnsi="Consolas"/>
+          <w:color w:val="D63384"/>
+          <w:sz w:val="18"/>
+        </w:rPr>
+      </w:pPr>
+      <w:r>
+        <w:rPr>
+          <w:rFonts w:hint="default" w:ascii="Consolas" w:hAnsi="Consolas"/>
+          <w:color w:val="D63384"/>
+          <w:sz w:val="18"/>
+        </w:rPr>
+        <w:t xml:space="preserve">        counts: Optional[torch.Tensor] = None,</w:t>
+      </w:r>
+    </w:p>
+    <w:p>
+      <w:pPr>
+        <w:shd w:val="clear" w:fill="F8F9FA"/>
+        <w:spacing w:before="120" w:after="120" w:line="240" w:lineRule="auto"/>
+        <w:ind w:left="432" w:right="432"/>
+        <w:jc w:val="left"/>
+        <w:rPr>
+          <w:rFonts w:hint="default" w:ascii="Consolas" w:hAnsi="Consolas"/>
+          <w:color w:val="D63384"/>
+          <w:sz w:val="18"/>
+        </w:rPr>
+      </w:pPr>
+      <w:r>
+        <w:rPr>
+          <w:rFonts w:hint="default" w:ascii="Consolas" w:hAnsi="Consolas"/>
+          <w:color w:val="D63384"/>
+          <w:sz w:val="18"/>
+        </w:rPr>
+        <w:t xml:space="preserve">        weights: Optional[torch.Tensor] = None,</w:t>
+      </w:r>
+    </w:p>
+    <w:p>
+      <w:pPr>
+        <w:shd w:val="clear" w:fill="F8F9FA"/>
+        <w:spacing w:before="120" w:after="120" w:line="240" w:lineRule="auto"/>
+        <w:ind w:left="432" w:right="432"/>
+        <w:jc w:val="left"/>
+        <w:rPr>
+          <w:rFonts w:hint="default" w:ascii="Consolas" w:hAnsi="Consolas"/>
+          <w:color w:val="D63384"/>
+          <w:sz w:val="18"/>
+        </w:rPr>
+      </w:pPr>
+      <w:r>
+        <w:rPr>
+          <w:rFonts w:hint="default" w:ascii="Consolas" w:hAnsi="Consolas"/>
+          <w:color w:val="D63384"/>
+          <w:sz w:val="18"/>
+        </w:rPr>
+        <w:t xml:space="preserve">        lengths: Optional[torch.Tensor] = None,</w:t>
+      </w:r>
+    </w:p>
+    <w:p>
+      <w:pPr>
+        <w:shd w:val="clear" w:fill="F8F9FA"/>
+        <w:spacing w:before="120" w:after="120" w:line="240" w:lineRule="auto"/>
+        <w:ind w:left="432" w:right="432"/>
+        <w:jc w:val="left"/>
+        <w:rPr>
+          <w:rFonts w:hint="default" w:ascii="Consolas" w:hAnsi="Consolas"/>
+          <w:color w:val="D63384"/>
+          <w:sz w:val="18"/>
+        </w:rPr>
+      </w:pPr>
+      <w:r>
+        <w:rPr>
+          <w:rFonts w:hint="default" w:ascii="Consolas" w:hAnsi="Consolas"/>
+          <w:color w:val="D63384"/>
+          <w:sz w:val="18"/>
+        </w:rPr>
+        <w:t xml:space="preserve">        offsets: Optional[torch.Tensor] = None,</w:t>
+      </w:r>
+    </w:p>
+    <w:p>
+      <w:pPr>
+        <w:shd w:val="clear" w:fill="F8F9FA"/>
+        <w:spacing w:before="120" w:after="120" w:line="240" w:lineRule="auto"/>
+        <w:ind w:left="432" w:right="432"/>
+        <w:jc w:val="left"/>
+        <w:rPr>
+          <w:rFonts w:hint="default" w:ascii="Consolas" w:hAnsi="Consolas"/>
+          <w:color w:val="D63384"/>
+          <w:sz w:val="18"/>
+        </w:rPr>
+      </w:pPr>
+      <w:r>
+        <w:rPr>
+          <w:rFonts w:hint="default" w:ascii="Consolas" w:hAnsi="Consolas"/>
+          <w:color w:val="D63384"/>
+          <w:sz w:val="18"/>
+        </w:rPr>
+        <w:t xml:space="preserve">        stride: Optional[int] = None,</w:t>
+      </w:r>
+    </w:p>
+    <w:p>
+      <w:pPr>
+        <w:shd w:val="clear" w:fill="F8F9FA"/>
+        <w:spacing w:before="120" w:after="120" w:line="240" w:lineRule="auto"/>
+        <w:ind w:left="432" w:right="432"/>
+        <w:jc w:val="left"/>
+        <w:rPr>
+          <w:rFonts w:hint="default" w:ascii="Consolas" w:hAnsi="Consolas"/>
+          <w:color w:val="D63384"/>
+          <w:sz w:val="18"/>
+        </w:rPr>
+      </w:pPr>
+      <w:r>
+        <w:rPr>
+          <w:rFonts w:hint="default" w:ascii="Consolas" w:hAnsi="Consolas"/>
+          <w:color w:val="D63384"/>
+          <w:sz w:val="18"/>
+        </w:rPr>
+        <w:t xml:space="preserve">        stride_per_key_per_rank: Optional[List[List[int]]] = None,</w:t>
+      </w:r>
+    </w:p>
+    <w:p>
+      <w:pPr>
+        <w:shd w:val="clear" w:fill="F8F9FA"/>
+        <w:spacing w:before="120" w:after="120" w:line="240" w:lineRule="auto"/>
+        <w:ind w:left="432" w:right="432"/>
+        <w:jc w:val="left"/>
+        <w:rPr>
+          <w:rFonts w:hint="default" w:ascii="Consolas" w:hAnsi="Consolas"/>
+          <w:color w:val="D63384"/>
+          <w:sz w:val="18"/>
+        </w:rPr>
+      </w:pPr>
+      <w:r>
+        <w:rPr>
+          <w:rFonts w:hint="default" w:ascii="Consolas" w:hAnsi="Consolas"/>
+          <w:color w:val="D63384"/>
+          <w:sz w:val="18"/>
+        </w:rPr>
+        <w:t xml:space="preserve">        length_per_key: Optional[List[int]] = None,</w:t>
+      </w:r>
+    </w:p>
+    <w:p>
+      <w:pPr>
+        <w:shd w:val="clear" w:fill="F8F9FA"/>
+        <w:spacing w:before="120" w:after="120" w:line="240" w:lineRule="auto"/>
+        <w:ind w:left="432" w:right="432"/>
+        <w:jc w:val="left"/>
+        <w:rPr>
+          <w:rFonts w:hint="default" w:ascii="Consolas" w:hAnsi="Consolas"/>
+          <w:color w:val="D63384"/>
+          <w:sz w:val="18"/>
+        </w:rPr>
+      </w:pPr>
+      <w:r>
+        <w:rPr>
+          <w:rFonts w:hint="default" w:ascii="Consolas" w:hAnsi="Consolas"/>
+          <w:color w:val="D63384"/>
+          <w:sz w:val="18"/>
+        </w:rPr>
+        <w:t xml:space="preserve">        lengths_offset_per_key: Optional[List[int]] = None,</w:t>
+      </w:r>
+    </w:p>
+    <w:p>
+      <w:pPr>
+        <w:shd w:val="clear" w:fill="F8F9FA"/>
+        <w:spacing w:before="120" w:after="120" w:line="240" w:lineRule="auto"/>
+        <w:ind w:left="432" w:right="432"/>
+        <w:jc w:val="left"/>
+        <w:rPr>
+          <w:rFonts w:hint="default" w:ascii="Consolas" w:hAnsi="Consolas"/>
+          <w:color w:val="D63384"/>
+          <w:sz w:val="18"/>
+        </w:rPr>
+      </w:pPr>
+      <w:r>
+        <w:rPr>
+          <w:rFonts w:hint="default" w:ascii="Consolas" w:hAnsi="Consolas"/>
+          <w:color w:val="D63384"/>
+          <w:sz w:val="18"/>
+        </w:rPr>
+        <w:t xml:space="preserve">        offset_per_key: Optional[List[int]] = None,</w:t>
+      </w:r>
+    </w:p>
+    <w:p>
+      <w:pPr>
+        <w:shd w:val="clear" w:fill="F8F9FA"/>
+        <w:spacing w:before="120" w:after="120" w:line="240" w:lineRule="auto"/>
+        <w:ind w:left="432" w:right="432"/>
+        <w:jc w:val="left"/>
+        <w:rPr>
+          <w:rFonts w:hint="default" w:ascii="Consolas" w:hAnsi="Consolas"/>
+          <w:color w:val="D63384"/>
+          <w:sz w:val="18"/>
+        </w:rPr>
+      </w:pPr>
+      <w:r>
+        <w:rPr>
+          <w:rFonts w:hint="default" w:ascii="Consolas" w:hAnsi="Consolas"/>
+          <w:color w:val="D63384"/>
+          <w:sz w:val="18"/>
+        </w:rPr>
+        <w:t xml:space="preserve">        index_per_key: Optional[List[int]] = None,</w:t>
+      </w:r>
+    </w:p>
+    <w:p>
+      <w:pPr>
+        <w:shd w:val="clear" w:fill="F8F9FA"/>
+        <w:spacing w:before="120" w:after="120" w:line="240" w:lineRule="auto"/>
+        <w:ind w:left="432" w:right="432"/>
+        <w:jc w:val="left"/>
+        <w:rPr>
+          <w:rFonts w:ascii="Consolas" w:hAnsi="Consolas"/>
+          <w:color w:val="D63384"/>
+          <w:sz w:val="18"/>
+        </w:rPr>
+      </w:pPr>
+      <w:r>
+        <w:rPr>
+          <w:rFonts w:hint="default" w:ascii="Consolas" w:hAnsi="Consolas"/>
+          <w:color w:val="D63384"/>
+          <w:sz w:val="18"/>
+        </w:rPr>
+        <w:t xml:space="preserve">    ) -&gt; No</w:t>
+      </w:r>
+    </w:p>
+    <w:p/>
+    <w:p>
       <w:r>
         <w:t>该类扩展了标准的KeyedJaggedTensor，增加了[counts]属性，用于记录每个特征ID的出现次数。这些计数信息会被传递给FeatureFilter的StatisticsKeyCount方法，用于统计特征访问频率，进而实现基于访问频率的准入控制。</w:t>
       </w:r>
     </w:p>
+    <w:p>
+      <w:pPr>
+        <w:shd w:val="clear" w:fill="F8F9FA"/>
+        <w:spacing w:before="120" w:after="120"/>
+        <w:ind w:left="432" w:right="432"/>
+        <w:jc w:val="left"/>
+        <w:rPr>
+          <w:rFonts w:hint="default" w:ascii="Consolas" w:hAnsi="Consolas"/>
+          <w:color w:val="D63384"/>
+          <w:sz w:val="18"/>
+        </w:rPr>
+      </w:pPr>
+      <w:r>
+        <w:rPr>
+          <w:rFonts w:ascii="Consolas" w:hAnsi="Consolas"/>
+          <w:color w:val="D63384"/>
+          <w:sz w:val="18"/>
+        </w:rPr>
+        <w:t>class</w:t>
+      </w:r>
+      <w:r>
+        <w:rPr>
+          <w:rFonts w:hint="default" w:ascii="Consolas" w:hAnsi="Consolas"/>
+          <w:color w:val="D63384"/>
+          <w:sz w:val="18"/>
+        </w:rPr>
+        <w:t xml:space="preserve"> KeyedJaggedTensorWithTimestamp(KeyedJaggedTensor):</w:t>
+      </w:r>
+    </w:p>
+    <w:p>
+      <w:pPr>
+        <w:shd w:val="clear" w:fill="F8F9FA"/>
+        <w:spacing w:before="120" w:after="120"/>
+        <w:ind w:left="432" w:right="432"/>
+        <w:jc w:val="left"/>
+        <w:rPr>
+          <w:rFonts w:hint="default" w:ascii="Consolas" w:hAnsi="Consolas"/>
+          <w:color w:val="D63384"/>
+          <w:sz w:val="18"/>
+        </w:rPr>
+      </w:pPr>
+      <w:r>
+        <w:rPr>
+          <w:rFonts w:hint="default" w:ascii="Consolas" w:hAnsi="Consolas"/>
+          <w:color w:val="D63384"/>
+          <w:sz w:val="18"/>
+        </w:rPr>
+        <w:t xml:space="preserve">    def __init__(</w:t>
+      </w:r>
+    </w:p>
+    <w:p>
+      <w:pPr>
+        <w:shd w:val="clear" w:fill="F8F9FA"/>
+        <w:spacing w:before="120" w:after="120"/>
+        <w:ind w:left="432" w:right="432"/>
+        <w:jc w:val="left"/>
+        <w:rPr>
+          <w:rFonts w:hint="default" w:ascii="Consolas" w:hAnsi="Consolas"/>
+          <w:color w:val="D63384"/>
+          <w:sz w:val="18"/>
+        </w:rPr>
+      </w:pPr>
+      <w:r>
+        <w:rPr>
+          <w:rFonts w:hint="default" w:ascii="Consolas" w:hAnsi="Consolas"/>
+          <w:color w:val="D63384"/>
+          <w:sz w:val="18"/>
+        </w:rPr>
+        <w:t xml:space="preserve">        self,</w:t>
+      </w:r>
+    </w:p>
+    <w:p>
+      <w:pPr>
+        <w:shd w:val="clear" w:fill="F8F9FA"/>
+        <w:spacing w:before="120" w:after="120"/>
+        <w:ind w:left="432" w:right="432"/>
+        <w:jc w:val="left"/>
+        <w:rPr>
+          <w:rFonts w:hint="default" w:ascii="Consolas" w:hAnsi="Consolas"/>
+          <w:color w:val="D63384"/>
+          <w:sz w:val="18"/>
+        </w:rPr>
+      </w:pPr>
+      <w:r>
+        <w:rPr>
+          <w:rFonts w:hint="default" w:ascii="Consolas" w:hAnsi="Consolas"/>
+          <w:color w:val="D63384"/>
+          <w:sz w:val="18"/>
+        </w:rPr>
+        <w:t xml:space="preserve">        keys: List[str],</w:t>
+      </w:r>
+    </w:p>
+    <w:p>
+      <w:pPr>
+        <w:shd w:val="clear" w:fill="F8F9FA"/>
+        <w:spacing w:before="120" w:after="120"/>
+        <w:ind w:left="432" w:right="432"/>
+        <w:jc w:val="left"/>
+        <w:rPr>
+          <w:rFonts w:hint="default" w:ascii="Consolas" w:hAnsi="Consolas"/>
+          <w:color w:val="D63384"/>
+          <w:sz w:val="18"/>
+        </w:rPr>
+      </w:pPr>
+      <w:r>
+        <w:rPr>
+          <w:rFonts w:hint="default" w:ascii="Consolas" w:hAnsi="Consolas"/>
+          <w:color w:val="D63384"/>
+          <w:sz w:val="18"/>
+        </w:rPr>
+        <w:t xml:space="preserve">        values: torch.Tensor,</w:t>
+      </w:r>
+    </w:p>
+    <w:p>
+      <w:pPr>
+        <w:shd w:val="clear" w:fill="F8F9FA"/>
+        <w:spacing w:before="120" w:after="120"/>
+        <w:ind w:left="432" w:right="432"/>
+        <w:jc w:val="left"/>
+        <w:rPr>
+          <w:rFonts w:hint="default" w:ascii="Consolas" w:hAnsi="Consolas"/>
+          <w:color w:val="D63384"/>
+          <w:sz w:val="18"/>
+        </w:rPr>
+      </w:pPr>
+      <w:r>
+        <w:rPr>
+          <w:rFonts w:hint="default" w:ascii="Consolas" w:hAnsi="Consolas"/>
+          <w:color w:val="D63384"/>
+          <w:sz w:val="18"/>
+        </w:rPr>
+        <w:t xml:space="preserve">        timestamps: Optional[torch.Tensor] = None,</w:t>
+      </w:r>
+    </w:p>
+    <w:p>
+      <w:pPr>
+        <w:shd w:val="clear" w:fill="F8F9FA"/>
+        <w:spacing w:before="120" w:after="120"/>
+        <w:ind w:left="432" w:right="432"/>
+        <w:jc w:val="left"/>
+        <w:rPr>
+          <w:rFonts w:hint="default" w:ascii="Consolas" w:hAnsi="Consolas"/>
+          <w:color w:val="D63384"/>
+          <w:sz w:val="18"/>
+        </w:rPr>
+      </w:pPr>
+      <w:r>
+        <w:rPr>
+          <w:rFonts w:hint="default" w:ascii="Consolas" w:hAnsi="Consolas"/>
+          <w:color w:val="D63384"/>
+          <w:sz w:val="18"/>
+        </w:rPr>
+        <w:t xml:space="preserve">        weights: Optional[torch.Tensor] = None,</w:t>
+      </w:r>
+    </w:p>
+    <w:p>
+      <w:pPr>
+        <w:shd w:val="clear" w:fill="F8F9FA"/>
+        <w:spacing w:before="120" w:after="120"/>
+        <w:ind w:left="432" w:right="432"/>
+        <w:jc w:val="left"/>
+        <w:rPr>
+          <w:rFonts w:hint="default" w:ascii="Consolas" w:hAnsi="Consolas"/>
+          <w:color w:val="D63384"/>
+          <w:sz w:val="18"/>
+        </w:rPr>
+      </w:pPr>
+      <w:r>
+        <w:rPr>
+          <w:rFonts w:hint="default" w:ascii="Consolas" w:hAnsi="Consolas"/>
+          <w:color w:val="D63384"/>
+          <w:sz w:val="18"/>
+        </w:rPr>
+        <w:t xml:space="preserve">        lengths: Optional[torch.Tensor] = None,</w:t>
+      </w:r>
+    </w:p>
+    <w:p>
+      <w:pPr>
+        <w:shd w:val="clear" w:fill="F8F9FA"/>
+        <w:spacing w:before="120" w:after="120"/>
+        <w:ind w:left="432" w:right="432"/>
+        <w:jc w:val="left"/>
+        <w:rPr>
+          <w:rFonts w:hint="default" w:ascii="Consolas" w:hAnsi="Consolas"/>
+          <w:color w:val="D63384"/>
+          <w:sz w:val="18"/>
+        </w:rPr>
+      </w:pPr>
+      <w:r>
+        <w:rPr>
+          <w:rFonts w:hint="default" w:ascii="Consolas" w:hAnsi="Consolas"/>
+          <w:color w:val="D63384"/>
+          <w:sz w:val="18"/>
+        </w:rPr>
+        <w:t xml:space="preserve">        offsets: Optional[torch.Tensor] = None,</w:t>
+      </w:r>
+    </w:p>
+    <w:p>
+      <w:pPr>
+        <w:shd w:val="clear" w:fill="F8F9FA"/>
+        <w:spacing w:before="120" w:after="120"/>
+        <w:ind w:left="432" w:right="432"/>
+        <w:jc w:val="left"/>
+        <w:rPr>
+          <w:rFonts w:hint="default" w:ascii="Consolas" w:hAnsi="Consolas"/>
+          <w:color w:val="D63384"/>
+          <w:sz w:val="18"/>
+        </w:rPr>
+      </w:pPr>
+      <w:r>
+        <w:rPr>
+          <w:rFonts w:hint="default" w:ascii="Consolas" w:hAnsi="Consolas"/>
+          <w:color w:val="D63384"/>
+          <w:sz w:val="18"/>
+        </w:rPr>
+        <w:t xml:space="preserve">        stride: Optional[int] = None,</w:t>
+      </w:r>
+    </w:p>
+    <w:p>
+      <w:pPr>
+        <w:shd w:val="clear" w:fill="F8F9FA"/>
+        <w:spacing w:before="120" w:after="120"/>
+        <w:ind w:left="432" w:right="432"/>
+        <w:jc w:val="left"/>
+        <w:rPr>
+          <w:rFonts w:hint="default" w:ascii="Consolas" w:hAnsi="Consolas"/>
+          <w:color w:val="D63384"/>
+          <w:sz w:val="18"/>
+        </w:rPr>
+      </w:pPr>
+      <w:r>
+        <w:rPr>
+          <w:rFonts w:hint="default" w:ascii="Consolas" w:hAnsi="Consolas"/>
+          <w:color w:val="D63384"/>
+          <w:sz w:val="18"/>
+        </w:rPr>
+        <w:t xml:space="preserve">        stride_per_key_per_rank: Optional[List[List[int]]] = None,</w:t>
+      </w:r>
+    </w:p>
+    <w:p>
+      <w:pPr>
+        <w:shd w:val="clear" w:fill="F8F9FA"/>
+        <w:spacing w:before="120" w:after="120"/>
+        <w:ind w:left="432" w:right="432"/>
+        <w:jc w:val="left"/>
+        <w:rPr>
+          <w:rFonts w:hint="default" w:ascii="Consolas" w:hAnsi="Consolas"/>
+          <w:color w:val="D63384"/>
+          <w:sz w:val="18"/>
+        </w:rPr>
+      </w:pPr>
+      <w:r>
+        <w:rPr>
+          <w:rFonts w:hint="default" w:ascii="Consolas" w:hAnsi="Consolas"/>
+          <w:color w:val="D63384"/>
+          <w:sz w:val="18"/>
+        </w:rPr>
+        <w:t xml:space="preserve">        length_per_key: Optional[List[int]] = None,</w:t>
+      </w:r>
+    </w:p>
+    <w:p>
+      <w:pPr>
+        <w:shd w:val="clear" w:fill="F8F9FA"/>
+        <w:spacing w:before="120" w:after="120"/>
+        <w:ind w:left="432" w:right="432"/>
+        <w:jc w:val="left"/>
+        <w:rPr>
+          <w:rFonts w:hint="default" w:ascii="Consolas" w:hAnsi="Consolas"/>
+          <w:color w:val="D63384"/>
+          <w:sz w:val="18"/>
+        </w:rPr>
+      </w:pPr>
+      <w:r>
+        <w:rPr>
+          <w:rFonts w:hint="default" w:ascii="Consolas" w:hAnsi="Consolas"/>
+          <w:color w:val="D63384"/>
+          <w:sz w:val="18"/>
+        </w:rPr>
+        <w:t xml:space="preserve">        lengths_offset_per_key: Optional[List[int]] = None,</w:t>
+      </w:r>
+    </w:p>
+    <w:p>
+      <w:pPr>
+        <w:shd w:val="clear" w:fill="F8F9FA"/>
+        <w:spacing w:before="120" w:after="120"/>
+        <w:ind w:left="432" w:right="432"/>
+        <w:jc w:val="left"/>
+        <w:rPr>
+          <w:rFonts w:hint="default" w:ascii="Consolas" w:hAnsi="Consolas"/>
+          <w:color w:val="D63384"/>
+          <w:sz w:val="18"/>
+        </w:rPr>
+      </w:pPr>
+      <w:r>
+        <w:rPr>
+          <w:rFonts w:hint="default" w:ascii="Consolas" w:hAnsi="Consolas"/>
+          <w:color w:val="D63384"/>
+          <w:sz w:val="18"/>
+        </w:rPr>
+        <w:t xml:space="preserve">        offset_per_key: Optional[List[int]] = None,</w:t>
+      </w:r>
+    </w:p>
+    <w:p>
+      <w:pPr>
+        <w:shd w:val="clear" w:fill="F8F9FA"/>
+        <w:spacing w:before="120" w:after="120"/>
+        <w:ind w:left="432" w:right="432"/>
+        <w:jc w:val="left"/>
+        <w:rPr>
+          <w:rFonts w:hint="default" w:ascii="Consolas" w:hAnsi="Consolas"/>
+          <w:color w:val="D63384"/>
+          <w:sz w:val="18"/>
+        </w:rPr>
+      </w:pPr>
+      <w:r>
+        <w:rPr>
+          <w:rFonts w:hint="default" w:ascii="Consolas" w:hAnsi="Consolas"/>
+          <w:color w:val="D63384"/>
+          <w:sz w:val="18"/>
+        </w:rPr>
+        <w:t xml:space="preserve">        index_per_key: Optional[List[int]] = None,</w:t>
+      </w:r>
+    </w:p>
+    <w:p>
+      <w:pPr>
+        <w:shd w:val="clear" w:fill="F8F9FA"/>
+        <w:spacing w:before="120" w:after="120"/>
+        <w:ind w:left="432" w:right="432"/>
+        <w:jc w:val="left"/>
+        <w:rPr>
+          <w:rFonts w:ascii="Consolas" w:hAnsi="Consolas"/>
+          <w:color w:val="D63384"/>
+          <w:sz w:val="18"/>
+        </w:rPr>
+      </w:pPr>
+      <w:r>
+        <w:rPr>
+          <w:rFonts w:hint="default" w:ascii="Consolas" w:hAnsi="Consolas"/>
+          <w:color w:val="D63384"/>
+          <w:sz w:val="18"/>
+        </w:rPr>
+        <w:t xml:space="preserve">    ) -&gt; None:</w:t>
+      </w:r>
+    </w:p>
+    <w:p/>
     <w:p>
       <w:r>
         <w:t>该类扩展了标准的KeyedJaggedTensor，增加了[timestamps]属性，用于记录每个特征ID的时间戳。这些时间戳信息会被传递给FeatureFilter的RecordTimestamp方法，用于实现基于时间的特征淘汰机制。</w:t>
@@ -701,639 +2057,1005 @@
     <w:p>
       <w:pPr>
         <w:pStyle w:val="4"/>
+        <w:numPr>
+          <w:ilvl w:val="0"/>
+          <w:numId w:val="7"/>
+        </w:numPr>
       </w:pPr>
       <w:r>
-        <w:t>5. 用例设计</w:t>
+        <w:t>用例设计</w:t>
       </w:r>
     </w:p>
+    <w:tbl>
+      <w:tblPr>
+        <w:tblStyle w:val="34"/>
+        <w:tblW w:w="0" w:type="auto"/>
+        <w:tblInd w:w="0" w:type="dxa"/>
+        <w:tblBorders>
+          <w:top w:val="single" w:color="auto" w:sz="4" w:space="0"/>
+          <w:left w:val="single" w:color="auto" w:sz="4" w:space="0"/>
+          <w:bottom w:val="single" w:color="auto" w:sz="4" w:space="0"/>
+          <w:right w:val="single" w:color="auto" w:sz="4" w:space="0"/>
+          <w:insideH w:val="single" w:color="auto" w:sz="4" w:space="0"/>
+          <w:insideV w:val="single" w:color="auto" w:sz="4" w:space="0"/>
+        </w:tblBorders>
+        <w:tblLayout w:type="autofit"/>
+        <w:tblCellMar>
+          <w:top w:w="0" w:type="dxa"/>
+          <w:left w:w="108" w:type="dxa"/>
+          <w:bottom w:w="0" w:type="dxa"/>
+          <w:right w:w="108" w:type="dxa"/>
+        </w:tblCellMar>
+      </w:tblPr>
+      <w:tblGrid>
+        <w:gridCol w:w="430"/>
+        <w:gridCol w:w="502"/>
+        <w:gridCol w:w="1202"/>
+        <w:gridCol w:w="2993"/>
+        <w:gridCol w:w="2993"/>
+        <w:gridCol w:w="736"/>
+      </w:tblGrid>
+      <w:tr>
+        <w:tblPrEx>
+          <w:tblBorders>
+            <w:top w:val="single" w:color="auto" w:sz="4" w:space="0"/>
+            <w:left w:val="single" w:color="auto" w:sz="4" w:space="0"/>
+            <w:bottom w:val="single" w:color="auto" w:sz="4" w:space="0"/>
+            <w:right w:val="single" w:color="auto" w:sz="4" w:space="0"/>
+            <w:insideH w:val="single" w:color="auto" w:sz="4" w:space="0"/>
+            <w:insideV w:val="single" w:color="auto" w:sz="4" w:space="0"/>
+          </w:tblBorders>
+          <w:tblCellMar>
+            <w:top w:w="0" w:type="dxa"/>
+            <w:left w:w="108" w:type="dxa"/>
+            <w:bottom w:w="0" w:type="dxa"/>
+            <w:right w:w="108" w:type="dxa"/>
+          </w:tblCellMar>
+        </w:tblPrEx>
+        <w:tc>
+          <w:tcPr>
+            <w:tcW w:w="720" w:type="dxa"/>
+          </w:tcPr>
+          <w:p>
+            <w:pPr>
+              <w:spacing w:after="0" w:line="240" w:lineRule="auto"/>
+            </w:pPr>
+            <w:r>
+              <w:rPr>
+                <w:b/>
+                <w:sz w:val="18"/>
+              </w:rPr>
+              <w:t>编号</w:t>
+            </w:r>
+          </w:p>
+        </w:tc>
+        <w:tc>
+          <w:tcPr>
+            <w:tcW w:w="1440" w:type="dxa"/>
+          </w:tcPr>
+          <w:p>
+            <w:pPr>
+              <w:spacing w:after="0" w:line="240" w:lineRule="auto"/>
+            </w:pPr>
+            <w:r>
+              <w:rPr>
+                <w:b/>
+                <w:sz w:val="18"/>
+              </w:rPr>
+              <w:t>用例名称</w:t>
+            </w:r>
+          </w:p>
+        </w:tc>
+        <w:tc>
+          <w:tcPr>
+            <w:tcW w:w="2160" w:type="dxa"/>
+          </w:tcPr>
+          <w:p>
+            <w:pPr>
+              <w:spacing w:after="0" w:line="240" w:lineRule="auto"/>
+            </w:pPr>
+            <w:r>
+              <w:rPr>
+                <w:b/>
+                <w:sz w:val="18"/>
+              </w:rPr>
+              <w:t>用例描述</w:t>
+            </w:r>
+          </w:p>
+        </w:tc>
+        <w:tc>
+          <w:tcPr>
+            <w:tcW w:w="2160" w:type="dxa"/>
+          </w:tcPr>
+          <w:p>
+            <w:pPr>
+              <w:spacing w:after="0" w:line="240" w:lineRule="auto"/>
+            </w:pPr>
+            <w:r>
+              <w:rPr>
+                <w:b/>
+                <w:sz w:val="18"/>
+              </w:rPr>
+              <w:t>前置条件</w:t>
+            </w:r>
+          </w:p>
+        </w:tc>
+        <w:tc>
+          <w:tcPr>
+            <w:tcW w:w="2880" w:type="dxa"/>
+          </w:tcPr>
+          <w:p>
+            <w:pPr>
+              <w:spacing w:after="0" w:line="240" w:lineRule="auto"/>
+            </w:pPr>
+            <w:r>
+              <w:rPr>
+                <w:b/>
+                <w:sz w:val="18"/>
+              </w:rPr>
+              <w:t>主要流程</w:t>
+            </w:r>
+          </w:p>
+        </w:tc>
+        <w:tc>
+          <w:tcPr>
+            <w:tcW w:w="2160" w:type="dxa"/>
+          </w:tcPr>
+          <w:p>
+            <w:pPr>
+              <w:spacing w:after="0" w:line="240" w:lineRule="auto"/>
+            </w:pPr>
+            <w:r>
+              <w:rPr>
+                <w:b/>
+                <w:sz w:val="18"/>
+              </w:rPr>
+              <w:t>后置条件</w:t>
+            </w:r>
+          </w:p>
+        </w:tc>
+      </w:tr>
+      <w:tr>
+        <w:tblPrEx>
+          <w:tblBorders>
+            <w:top w:val="single" w:color="auto" w:sz="4" w:space="0"/>
+            <w:left w:val="single" w:color="auto" w:sz="4" w:space="0"/>
+            <w:bottom w:val="single" w:color="auto" w:sz="4" w:space="0"/>
+            <w:right w:val="single" w:color="auto" w:sz="4" w:space="0"/>
+            <w:insideH w:val="single" w:color="auto" w:sz="4" w:space="0"/>
+            <w:insideV w:val="single" w:color="auto" w:sz="4" w:space="0"/>
+          </w:tblBorders>
+          <w:tblCellMar>
+            <w:top w:w="0" w:type="dxa"/>
+            <w:left w:w="108" w:type="dxa"/>
+            <w:bottom w:w="0" w:type="dxa"/>
+            <w:right w:w="108" w:type="dxa"/>
+          </w:tblCellMar>
+        </w:tblPrEx>
+        <w:tc>
+          <w:tcPr>
+            <w:tcW w:w="720" w:type="dxa"/>
+          </w:tcPr>
+          <w:p>
+            <w:pPr>
+              <w:spacing w:after="0" w:line="240" w:lineRule="auto"/>
+            </w:pPr>
+            <w:r>
+              <w:rPr>
+                <w:sz w:val="18"/>
+              </w:rPr>
+              <w:t>1</w:t>
+            </w:r>
+          </w:p>
+        </w:tc>
+        <w:tc>
+          <w:tcPr>
+            <w:tcW w:w="1440" w:type="dxa"/>
+          </w:tcPr>
+          <w:p>
+            <w:pPr>
+              <w:spacing w:after="0" w:line="240" w:lineRule="auto"/>
+            </w:pPr>
+            <w:r>
+              <w:rPr>
+                <w:sz w:val="18"/>
+              </w:rPr>
+              <w:t>特征准入控制</w:t>
+            </w:r>
+          </w:p>
+        </w:tc>
+        <w:tc>
+          <w:tcPr>
+            <w:tcW w:w="2160" w:type="dxa"/>
+          </w:tcPr>
+          <w:p>
+            <w:pPr>
+              <w:spacing w:after="0" w:line="240" w:lineRule="auto"/>
+            </w:pPr>
+            <w:r>
+              <w:rPr>
+                <w:sz w:val="18"/>
+              </w:rPr>
+              <w:t>系统根据特征的历史访问次数决定是否将特征加载到Embedding Cache中</w:t>
+            </w:r>
+          </w:p>
+        </w:tc>
+        <w:tc>
+          <w:tcPr>
+            <w:tcW w:w="2160" w:type="dxa"/>
+          </w:tcPr>
+          <w:p>
+            <w:pPr>
+              <w:spacing w:after="0" w:line="240" w:lineRule="auto"/>
+            </w:pPr>
+            <w:r>
+              <w:rPr>
+                <w:sz w:val="18"/>
+              </w:rPr>
+              <w:t>1. FeatureFilter已初始化并配置了准入阈值</w:t>
+            </w:r>
+            <w:r>
+              <w:rPr>
+                <w:sz w:val="18"/>
+              </w:rPr>
+              <w:br w:type="textWrapping"/>
+            </w:r>
+            <w:r>
+              <w:rPr>
+                <w:sz w:val="18"/>
+              </w:rPr>
+              <w:t>2. 存在待加载的特征数据</w:t>
+            </w:r>
+          </w:p>
+        </w:tc>
+        <w:tc>
+          <w:tcPr>
+            <w:tcW w:w="2880" w:type="dxa"/>
+          </w:tcPr>
+          <w:p>
+            <w:pPr>
+              <w:spacing w:after="0" w:line="240" w:lineRule="auto"/>
+            </w:pPr>
+            <w:r>
+              <w:rPr>
+                <w:sz w:val="18"/>
+              </w:rPr>
+              <w:t>1. 系统接收特征加载请求</w:t>
+            </w:r>
+            <w:r>
+              <w:rPr>
+                <w:sz w:val="18"/>
+              </w:rPr>
+              <w:br w:type="textWrapping"/>
+            </w:r>
+            <w:r>
+              <w:rPr>
+                <w:sz w:val="18"/>
+              </w:rPr>
+              <w:t>2. FeatureFilter统计特征访问次数</w:t>
+            </w:r>
+            <w:r>
+              <w:rPr>
+                <w:sz w:val="18"/>
+              </w:rPr>
+              <w:br w:type="textWrapping"/>
+            </w:r>
+            <w:r>
+              <w:rPr>
+                <w:sz w:val="18"/>
+              </w:rPr>
+              <w:t>3. FeatureFilter检查特征是否满足准入条件</w:t>
+            </w:r>
+            <w:r>
+              <w:rPr>
+                <w:sz w:val="18"/>
+              </w:rPr>
+              <w:br w:type="textWrapping"/>
+            </w:r>
+            <w:r>
+              <w:rPr>
+                <w:sz w:val="18"/>
+              </w:rPr>
+              <w:t>4. 如果满足准入条件，特征被加载到Embedding Cache</w:t>
+            </w:r>
+            <w:r>
+              <w:rPr>
+                <w:sz w:val="18"/>
+              </w:rPr>
+              <w:br w:type="textWrapping"/>
+            </w:r>
+            <w:r>
+              <w:rPr>
+                <w:sz w:val="18"/>
+              </w:rPr>
+              <w:t>5. 如果不满足准入条件，特征被标记为无效</w:t>
+            </w:r>
+          </w:p>
+        </w:tc>
+        <w:tc>
+          <w:tcPr>
+            <w:tcW w:w="2160" w:type="dxa"/>
+          </w:tcPr>
+          <w:p>
+            <w:pPr>
+              <w:spacing w:after="0" w:line="240" w:lineRule="auto"/>
+            </w:pPr>
+            <w:r>
+              <w:rPr>
+                <w:sz w:val="18"/>
+              </w:rPr>
+              <w:t>特征根据准入策略被正确处理</w:t>
+            </w:r>
+          </w:p>
+        </w:tc>
+      </w:tr>
+      <w:tr>
+        <w:tblPrEx>
+          <w:tblBorders>
+            <w:top w:val="single" w:color="auto" w:sz="4" w:space="0"/>
+            <w:left w:val="single" w:color="auto" w:sz="4" w:space="0"/>
+            <w:bottom w:val="single" w:color="auto" w:sz="4" w:space="0"/>
+            <w:right w:val="single" w:color="auto" w:sz="4" w:space="0"/>
+            <w:insideH w:val="single" w:color="auto" w:sz="4" w:space="0"/>
+            <w:insideV w:val="single" w:color="auto" w:sz="4" w:space="0"/>
+          </w:tblBorders>
+          <w:tblCellMar>
+            <w:top w:w="0" w:type="dxa"/>
+            <w:left w:w="108" w:type="dxa"/>
+            <w:bottom w:w="0" w:type="dxa"/>
+            <w:right w:w="108" w:type="dxa"/>
+          </w:tblCellMar>
+        </w:tblPrEx>
+        <w:tc>
+          <w:tcPr>
+            <w:tcW w:w="720" w:type="dxa"/>
+          </w:tcPr>
+          <w:p>
+            <w:pPr>
+              <w:spacing w:after="0" w:line="240" w:lineRule="auto"/>
+            </w:pPr>
+            <w:r>
+              <w:rPr>
+                <w:sz w:val="18"/>
+              </w:rPr>
+              <w:t>2</w:t>
+            </w:r>
+          </w:p>
+        </w:tc>
+        <w:tc>
+          <w:tcPr>
+            <w:tcW w:w="1440" w:type="dxa"/>
+          </w:tcPr>
+          <w:p>
+            <w:pPr>
+              <w:spacing w:after="0" w:line="240" w:lineRule="auto"/>
+            </w:pPr>
+            <w:r>
+              <w:rPr>
+                <w:sz w:val="18"/>
+              </w:rPr>
+              <w:t>特征淘汰</w:t>
+            </w:r>
+          </w:p>
+        </w:tc>
+        <w:tc>
+          <w:tcPr>
+            <w:tcW w:w="2160" w:type="dxa"/>
+          </w:tcPr>
+          <w:p>
+            <w:pPr>
+              <w:spacing w:after="0" w:line="240" w:lineRule="auto"/>
+            </w:pPr>
+            <w:r>
+              <w:rPr>
+                <w:sz w:val="18"/>
+              </w:rPr>
+              <w:t>系统根据特征的时间戳信息淘汰长时间未使用的特征</w:t>
+            </w:r>
+          </w:p>
+        </w:tc>
+        <w:tc>
+          <w:tcPr>
+            <w:tcW w:w="2160" w:type="dxa"/>
+          </w:tcPr>
+          <w:p>
+            <w:pPr>
+              <w:spacing w:after="0" w:line="240" w:lineRule="auto"/>
+            </w:pPr>
+            <w:r>
+              <w:rPr>
+                <w:sz w:val="18"/>
+              </w:rPr>
+              <w:t>1. FeatureFilter已初始化并配置了淘汰阈值</w:t>
+            </w:r>
+            <w:r>
+              <w:rPr>
+                <w:sz w:val="18"/>
+              </w:rPr>
+              <w:br w:type="textWrapping"/>
+            </w:r>
+            <w:r>
+              <w:rPr>
+                <w:sz w:val="18"/>
+              </w:rPr>
+              <w:t>2. 系统中存在已加载的特征</w:t>
+            </w:r>
+          </w:p>
+        </w:tc>
+        <w:tc>
+          <w:tcPr>
+            <w:tcW w:w="2880" w:type="dxa"/>
+          </w:tcPr>
+          <w:p>
+            <w:pPr>
+              <w:spacing w:after="0" w:line="240" w:lineRule="auto"/>
+            </w:pPr>
+            <w:r>
+              <w:rPr>
+                <w:sz w:val="18"/>
+              </w:rPr>
+              <w:t>1. 系统定期检查特征使用情况</w:t>
+            </w:r>
+            <w:r>
+              <w:rPr>
+                <w:sz w:val="18"/>
+              </w:rPr>
+              <w:br w:type="textWrapping"/>
+            </w:r>
+            <w:r>
+              <w:rPr>
+                <w:sz w:val="18"/>
+              </w:rPr>
+              <w:t>2. FeatureFilter记录特征时间戳</w:t>
+            </w:r>
+            <w:r>
+              <w:rPr>
+                <w:sz w:val="18"/>
+              </w:rPr>
+              <w:br w:type="textWrapping"/>
+            </w:r>
+            <w:r>
+              <w:rPr>
+                <w:sz w:val="18"/>
+              </w:rPr>
+              <w:t>3. FeatureFilter识别需要淘汰的特征</w:t>
+            </w:r>
+            <w:r>
+              <w:rPr>
+                <w:sz w:val="18"/>
+              </w:rPr>
+              <w:br w:type="textWrapping"/>
+            </w:r>
+            <w:r>
+              <w:rPr>
+                <w:sz w:val="18"/>
+              </w:rPr>
+              <w:t>4. 将待淘汰特征记录到EvictFeatureRecord</w:t>
+            </w:r>
+            <w:r>
+              <w:rPr>
+                <w:sz w:val="18"/>
+              </w:rPr>
+              <w:br w:type="textWrapping"/>
+            </w:r>
+            <w:r>
+              <w:rPr>
+                <w:sz w:val="18"/>
+              </w:rPr>
+              <w:t>5. 在适当时机从Embedding Cache中移除特征</w:t>
+            </w:r>
+          </w:p>
+        </w:tc>
+        <w:tc>
+          <w:tcPr>
+            <w:tcW w:w="2160" w:type="dxa"/>
+          </w:tcPr>
+          <w:p>
+            <w:pPr>
+              <w:spacing w:after="0" w:line="240" w:lineRule="auto"/>
+            </w:pPr>
+            <w:r>
+              <w:rPr>
+                <w:sz w:val="18"/>
+              </w:rPr>
+              <w:t>长时间未使用的特征被正确淘汰，释放内存空间</w:t>
+            </w:r>
+          </w:p>
+        </w:tc>
+      </w:tr>
+      <w:tr>
+        <w:tblPrEx>
+          <w:tblBorders>
+            <w:top w:val="single" w:color="auto" w:sz="4" w:space="0"/>
+            <w:left w:val="single" w:color="auto" w:sz="4" w:space="0"/>
+            <w:bottom w:val="single" w:color="auto" w:sz="4" w:space="0"/>
+            <w:right w:val="single" w:color="auto" w:sz="4" w:space="0"/>
+            <w:insideH w:val="single" w:color="auto" w:sz="4" w:space="0"/>
+            <w:insideV w:val="single" w:color="auto" w:sz="4" w:space="0"/>
+          </w:tblBorders>
+          <w:tblCellMar>
+            <w:top w:w="0" w:type="dxa"/>
+            <w:left w:w="108" w:type="dxa"/>
+            <w:bottom w:w="0" w:type="dxa"/>
+            <w:right w:w="108" w:type="dxa"/>
+          </w:tblCellMar>
+        </w:tblPrEx>
+        <w:tc>
+          <w:tcPr>
+            <w:tcW w:w="720" w:type="dxa"/>
+          </w:tcPr>
+          <w:p>
+            <w:pPr>
+              <w:spacing w:after="0" w:line="240" w:lineRule="auto"/>
+            </w:pPr>
+            <w:r>
+              <w:rPr>
+                <w:sz w:val="18"/>
+              </w:rPr>
+              <w:t>3</w:t>
+            </w:r>
+          </w:p>
+        </w:tc>
+        <w:tc>
+          <w:tcPr>
+            <w:tcW w:w="1440" w:type="dxa"/>
+          </w:tcPr>
+          <w:p>
+            <w:pPr>
+              <w:spacing w:after="0" w:line="240" w:lineRule="auto"/>
+            </w:pPr>
+            <w:r>
+              <w:rPr>
+                <w:sz w:val="18"/>
+              </w:rPr>
+              <w:t>特征记录加载</w:t>
+            </w:r>
+          </w:p>
+        </w:tc>
+        <w:tc>
+          <w:tcPr>
+            <w:tcW w:w="2160" w:type="dxa"/>
+          </w:tcPr>
+          <w:p>
+            <w:pPr>
+              <w:spacing w:after="0" w:line="240" w:lineRule="auto"/>
+            </w:pPr>
+            <w:r>
+              <w:rPr>
+                <w:sz w:val="18"/>
+              </w:rPr>
+              <w:t>系统支持从持久化存储中加载特征访问记录和时间戳记录</w:t>
+            </w:r>
+          </w:p>
+        </w:tc>
+        <w:tc>
+          <w:tcPr>
+            <w:tcW w:w="2160" w:type="dxa"/>
+          </w:tcPr>
+          <w:p>
+            <w:pPr>
+              <w:spacing w:after="0" w:line="240" w:lineRule="auto"/>
+            </w:pPr>
+            <w:r>
+              <w:rPr>
+                <w:sz w:val="18"/>
+              </w:rPr>
+              <w:t>1. FeatureFilter已初始化</w:t>
+            </w:r>
+            <w:r>
+              <w:rPr>
+                <w:sz w:val="18"/>
+              </w:rPr>
+              <w:br w:type="textWrapping"/>
+            </w:r>
+            <w:r>
+              <w:rPr>
+                <w:sz w:val="18"/>
+              </w:rPr>
+              <w:t>2. 存在持久化的特征记录数据</w:t>
+            </w:r>
+          </w:p>
+        </w:tc>
+        <w:tc>
+          <w:tcPr>
+            <w:tcW w:w="2880" w:type="dxa"/>
+          </w:tcPr>
+          <w:p>
+            <w:pPr>
+              <w:spacing w:after="0" w:line="240" w:lineRule="auto"/>
+            </w:pPr>
+            <w:r>
+              <w:rPr>
+                <w:sz w:val="18"/>
+              </w:rPr>
+              <w:t>1. 系统启动或恢复时加载特征记录</w:t>
+            </w:r>
+            <w:r>
+              <w:rPr>
+                <w:sz w:val="18"/>
+              </w:rPr>
+              <w:br w:type="textWrapping"/>
+            </w:r>
+            <w:r>
+              <w:rPr>
+                <w:sz w:val="18"/>
+              </w:rPr>
+              <w:t>2. FeatureFilter加载特征访问次数记录</w:t>
+            </w:r>
+            <w:r>
+              <w:rPr>
+                <w:sz w:val="18"/>
+              </w:rPr>
+              <w:br w:type="textWrapping"/>
+            </w:r>
+            <w:r>
+              <w:rPr>
+                <w:sz w:val="18"/>
+              </w:rPr>
+              <w:t>3. FeatureFilter加载特征时间戳记录</w:t>
+            </w:r>
+            <w:r>
+              <w:rPr>
+                <w:sz w:val="18"/>
+              </w:rPr>
+              <w:br w:type="textWrapping"/>
+            </w:r>
+            <w:r>
+              <w:rPr>
+                <w:sz w:val="18"/>
+              </w:rPr>
+              <w:t>4. 系统基于加载的记录继续特征过滤操作</w:t>
+            </w:r>
+          </w:p>
+        </w:tc>
+        <w:tc>
+          <w:tcPr>
+            <w:tcW w:w="2160" w:type="dxa"/>
+          </w:tcPr>
+          <w:p>
+            <w:pPr>
+              <w:spacing w:after="0" w:line="240" w:lineRule="auto"/>
+            </w:pPr>
+            <w:r>
+              <w:rPr>
+                <w:sz w:val="18"/>
+              </w:rPr>
+              <w:t>特征记录被成功加载并可用于后续的过滤操作</w:t>
+            </w:r>
+          </w:p>
+        </w:tc>
+      </w:tr>
+      <w:tr>
+        <w:tblPrEx>
+          <w:tblBorders>
+            <w:top w:val="single" w:color="auto" w:sz="4" w:space="0"/>
+            <w:left w:val="single" w:color="auto" w:sz="4" w:space="0"/>
+            <w:bottom w:val="single" w:color="auto" w:sz="4" w:space="0"/>
+            <w:right w:val="single" w:color="auto" w:sz="4" w:space="0"/>
+            <w:insideH w:val="single" w:color="auto" w:sz="4" w:space="0"/>
+            <w:insideV w:val="single" w:color="auto" w:sz="4" w:space="0"/>
+          </w:tblBorders>
+          <w:tblCellMar>
+            <w:top w:w="0" w:type="dxa"/>
+            <w:left w:w="108" w:type="dxa"/>
+            <w:bottom w:w="0" w:type="dxa"/>
+            <w:right w:w="108" w:type="dxa"/>
+          </w:tblCellMar>
+        </w:tblPrEx>
+        <w:tc>
+          <w:tcPr>
+            <w:tcW w:w="720" w:type="dxa"/>
+          </w:tcPr>
+          <w:p>
+            <w:pPr>
+              <w:spacing w:after="0" w:line="240" w:lineRule="auto"/>
+            </w:pPr>
+            <w:r>
+              <w:rPr>
+                <w:sz w:val="18"/>
+              </w:rPr>
+              <w:t>4</w:t>
+            </w:r>
+          </w:p>
+        </w:tc>
+        <w:tc>
+          <w:tcPr>
+            <w:tcW w:w="1440" w:type="dxa"/>
+          </w:tcPr>
+          <w:p>
+            <w:pPr>
+              <w:spacing w:after="0" w:line="240" w:lineRule="auto"/>
+            </w:pPr>
+            <w:r>
+              <w:rPr>
+                <w:sz w:val="18"/>
+              </w:rPr>
+              <w:t>特征计数统计</w:t>
+            </w:r>
+          </w:p>
+        </w:tc>
+        <w:tc>
+          <w:tcPr>
+            <w:tcW w:w="2160" w:type="dxa"/>
+          </w:tcPr>
+          <w:p>
+            <w:pPr>
+              <w:spacing w:after="0" w:line="240" w:lineRule="auto"/>
+            </w:pPr>
+            <w:r>
+              <w:rPr>
+                <w:sz w:val="18"/>
+              </w:rPr>
+              <w:t>系统统计特征的访问次数，用于准入控制决策</w:t>
+            </w:r>
+          </w:p>
+        </w:tc>
+        <w:tc>
+          <w:tcPr>
+            <w:tcW w:w="2160" w:type="dxa"/>
+          </w:tcPr>
+          <w:p>
+            <w:pPr>
+              <w:spacing w:after="0" w:line="240" w:lineRule="auto"/>
+            </w:pPr>
+            <w:r>
+              <w:rPr>
+                <w:sz w:val="18"/>
+              </w:rPr>
+              <w:t>1. FeatureFilter已初始化并配置了准入阈值</w:t>
+            </w:r>
+            <w:r>
+              <w:rPr>
+                <w:sz w:val="18"/>
+              </w:rPr>
+              <w:br w:type="textWrapping"/>
+            </w:r>
+            <w:r>
+              <w:rPr>
+                <w:sz w:val="18"/>
+              </w:rPr>
+              <w:t>2. 存在携带计数信息的KeyedJaggedTensorWithCount数据</w:t>
+            </w:r>
+          </w:p>
+        </w:tc>
+        <w:tc>
+          <w:tcPr>
+            <w:tcW w:w="2880" w:type="dxa"/>
+          </w:tcPr>
+          <w:p>
+            <w:pPr>
+              <w:spacing w:after="0" w:line="240" w:lineRule="auto"/>
+            </w:pPr>
+            <w:r>
+              <w:rPr>
+                <w:sz w:val="18"/>
+              </w:rPr>
+              <w:t>1. 系统接收携带特征计数信息的KeyedJaggedTensorWithCount数据</w:t>
+            </w:r>
+            <w:r>
+              <w:rPr>
+                <w:sz w:val="18"/>
+              </w:rPr>
+              <w:br w:type="textWrapping"/>
+            </w:r>
+            <w:r>
+              <w:rPr>
+                <w:sz w:val="18"/>
+              </w:rPr>
+              <w:t>2. FeatureFilter通过StatisticsKeyCount方法统计特征访问次数</w:t>
+            </w:r>
+            <w:r>
+              <w:rPr>
+                <w:sz w:val="18"/>
+              </w:rPr>
+              <w:br w:type="textWrapping"/>
+            </w:r>
+            <w:r>
+              <w:rPr>
+                <w:sz w:val="18"/>
+              </w:rPr>
+              <w:t>3. 访问次数信息被存储在featureRecordMap中</w:t>
+            </w:r>
+            <w:r>
+              <w:rPr>
+                <w:sz w:val="18"/>
+              </w:rPr>
+              <w:br w:type="textWrapping"/>
+            </w:r>
+            <w:r>
+              <w:rPr>
+                <w:sz w:val="18"/>
+              </w:rPr>
+              <w:t>4. 后续的准入控制将基于这些统计信息进行决策</w:t>
+            </w:r>
+          </w:p>
+        </w:tc>
+        <w:tc>
+          <w:tcPr>
+            <w:tcW w:w="2160" w:type="dxa"/>
+          </w:tcPr>
+          <w:p>
+            <w:pPr>
+              <w:spacing w:after="0" w:line="240" w:lineRule="auto"/>
+            </w:pPr>
+            <w:r>
+              <w:rPr>
+                <w:sz w:val="18"/>
+              </w:rPr>
+              <w:t>特征访问次数被正确统计并存储，可用于后续的准入控制</w:t>
+            </w:r>
+          </w:p>
+        </w:tc>
+      </w:tr>
+      <w:tr>
+        <w:tblPrEx>
+          <w:tblBorders>
+            <w:top w:val="single" w:color="auto" w:sz="4" w:space="0"/>
+            <w:left w:val="single" w:color="auto" w:sz="4" w:space="0"/>
+            <w:bottom w:val="single" w:color="auto" w:sz="4" w:space="0"/>
+            <w:right w:val="single" w:color="auto" w:sz="4" w:space="0"/>
+            <w:insideH w:val="single" w:color="auto" w:sz="4" w:space="0"/>
+            <w:insideV w:val="single" w:color="auto" w:sz="4" w:space="0"/>
+          </w:tblBorders>
+          <w:tblCellMar>
+            <w:top w:w="0" w:type="dxa"/>
+            <w:left w:w="108" w:type="dxa"/>
+            <w:bottom w:w="0" w:type="dxa"/>
+            <w:right w:w="108" w:type="dxa"/>
+          </w:tblCellMar>
+        </w:tblPrEx>
+        <w:tc>
+          <w:tcPr>
+            <w:tcW w:w="720" w:type="dxa"/>
+          </w:tcPr>
+          <w:p>
+            <w:pPr>
+              <w:spacing w:after="0" w:line="240" w:lineRule="auto"/>
+            </w:pPr>
+            <w:r>
+              <w:rPr>
+                <w:sz w:val="18"/>
+              </w:rPr>
+              <w:t>5</w:t>
+            </w:r>
+          </w:p>
+        </w:tc>
+        <w:tc>
+          <w:tcPr>
+            <w:tcW w:w="1440" w:type="dxa"/>
+          </w:tcPr>
+          <w:p>
+            <w:pPr>
+              <w:spacing w:after="0" w:line="240" w:lineRule="auto"/>
+            </w:pPr>
+            <w:r>
+              <w:rPr>
+                <w:sz w:val="18"/>
+              </w:rPr>
+              <w:t>时间戳处理</w:t>
+            </w:r>
+          </w:p>
+        </w:tc>
+        <w:tc>
+          <w:tcPr>
+            <w:tcW w:w="2160" w:type="dxa"/>
+          </w:tcPr>
+          <w:p>
+            <w:pPr>
+              <w:spacing w:after="0" w:line="240" w:lineRule="auto"/>
+            </w:pPr>
+            <w:r>
+              <w:rPr>
+                <w:sz w:val="18"/>
+              </w:rPr>
+              <w:t>系统记录特征的时间戳信息，用于淘汰长时间未使用的特征</w:t>
+            </w:r>
+          </w:p>
+        </w:tc>
+        <w:tc>
+          <w:tcPr>
+            <w:tcW w:w="2160" w:type="dxa"/>
+          </w:tcPr>
+          <w:p>
+            <w:pPr>
+              <w:spacing w:after="0" w:line="240" w:lineRule="auto"/>
+            </w:pPr>
+            <w:r>
+              <w:rPr>
+                <w:sz w:val="18"/>
+              </w:rPr>
+              <w:t>1. FeatureFilter已初始化并配置了淘汰阈值</w:t>
+            </w:r>
+            <w:r>
+              <w:rPr>
+                <w:sz w:val="18"/>
+              </w:rPr>
+              <w:br w:type="textWrapping"/>
+            </w:r>
+            <w:r>
+              <w:rPr>
+                <w:sz w:val="18"/>
+              </w:rPr>
+              <w:t>2. 存在携带时间戳信息的KeyedJaggedTensorWithTimestamp数据</w:t>
+            </w:r>
+          </w:p>
+        </w:tc>
+        <w:tc>
+          <w:tcPr>
+            <w:tcW w:w="2880" w:type="dxa"/>
+          </w:tcPr>
+          <w:p>
+            <w:pPr>
+              <w:spacing w:after="0" w:line="240" w:lineRule="auto"/>
+            </w:pPr>
+            <w:r>
+              <w:rPr>
+                <w:sz w:val="18"/>
+              </w:rPr>
+              <w:t>1. 系统接收携带时间戳信息的KeyedJaggedTensorWithTimestamp数据</w:t>
+            </w:r>
+            <w:r>
+              <w:rPr>
+                <w:sz w:val="18"/>
+              </w:rPr>
+              <w:br w:type="textWrapping"/>
+            </w:r>
+            <w:r>
+              <w:rPr>
+                <w:sz w:val="18"/>
+              </w:rPr>
+              <w:t>2. FeatureFilter通过RecordTimestamp方法记录特征时间戳</w:t>
+            </w:r>
+            <w:r>
+              <w:rPr>
+                <w:sz w:val="18"/>
+              </w:rPr>
+              <w:br w:type="textWrapping"/>
+            </w:r>
+            <w:r>
+              <w:rPr>
+                <w:sz w:val="18"/>
+              </w:rPr>
+              <w:t>3. 时间戳信息被存储在timestampRecordMap中</w:t>
+            </w:r>
+            <w:r>
+              <w:rPr>
+                <w:sz w:val="18"/>
+              </w:rPr>
+              <w:br w:type="textWrapping"/>
+            </w:r>
+            <w:r>
+              <w:rPr>
+                <w:sz w:val="18"/>
+              </w:rPr>
+              <w:t>4. 在适当的时机，系统根据时间戳判断是否需要淘汰特征</w:t>
+            </w:r>
+          </w:p>
+        </w:tc>
+        <w:tc>
+          <w:tcPr>
+            <w:tcW w:w="2160" w:type="dxa"/>
+          </w:tcPr>
+          <w:p>
+            <w:pPr>
+              <w:spacing w:after="0" w:line="240" w:lineRule="auto"/>
+            </w:pPr>
+            <w:r>
+              <w:rPr>
+                <w:sz w:val="18"/>
+              </w:rPr>
+              <w:t>特征时间戳被正确记录并存储，可用于后续的淘汰策略</w:t>
+            </w:r>
+          </w:p>
+        </w:tc>
+      </w:tr>
+    </w:tbl>
     <w:p>
       <w:pPr>
-        <w:pStyle w:val="5"/>
+        <w:numPr>
+          <w:numId w:val="0"/>
+        </w:numPr>
       </w:pPr>
-      <w:r>
-        <w:t>5.1 特征准入控制用例</w:t>
-      </w:r>
-    </w:p>
-    <w:p>
-      <w:pPr>
-        <w:pStyle w:val="6"/>
-      </w:pPr>
-      <w:r>
-        <w:t>用例名称</w:t>
-      </w:r>
-    </w:p>
-    <w:p>
-      <w:r>
-        <w:t>特征准入控制</w:t>
-      </w:r>
-    </w:p>
-    <w:p>
-      <w:pPr>
-        <w:pStyle w:val="6"/>
-      </w:pPr>
-      <w:r>
-        <w:t>用例描述</w:t>
-      </w:r>
-    </w:p>
-    <w:p>
-      <w:r>
-        <w:t>系统根据特征的历史访问次数决定是否将特征加载到Embedding Cache中</w:t>
-      </w:r>
-    </w:p>
-    <w:p>
-      <w:pPr>
-        <w:pStyle w:val="6"/>
-      </w:pPr>
-      <w:r>
-        <w:t>前置条件</w:t>
-      </w:r>
-    </w:p>
-    <w:p>
-      <w:pPr>
-        <w:pStyle w:val="14"/>
-      </w:pPr>
-      <w:r>
-        <w:t>FeatureFilter已初始化并配置了准入阈值</w:t>
-      </w:r>
-    </w:p>
-    <w:p>
-      <w:r>
-        <w:t>2. 存在待加载的特征数据</w:t>
-      </w:r>
-    </w:p>
-    <w:p>
-      <w:pPr>
-        <w:pStyle w:val="6"/>
-      </w:pPr>
-      <w:r>
-        <w:t>主要流程</w:t>
-      </w:r>
-    </w:p>
-    <w:p>
-      <w:pPr>
-        <w:pStyle w:val="14"/>
-      </w:pPr>
-      <w:r>
-        <w:t>系统接收特征加载请求</w:t>
-      </w:r>
-    </w:p>
-    <w:p>
-      <w:r>
-        <w:t>2. FeatureFilter统计特征访问次数</w:t>
-      </w:r>
-    </w:p>
-    <w:p>
-      <w:r>
-        <w:t>3. FeatureFilter检查特征是否满足准入条件</w:t>
-      </w:r>
-    </w:p>
-    <w:p>
-      <w:r>
-        <w:t>4. 如果满足准入条件，特征被加载到Embedding Cache</w:t>
-      </w:r>
-    </w:p>
-    <w:p>
-      <w:r>
-        <w:t>5. 如果不满足准入条件，特征被标记为无效</w:t>
-      </w:r>
-    </w:p>
-    <w:p>
-      <w:pPr>
-        <w:pStyle w:val="6"/>
-      </w:pPr>
-      <w:r>
-        <w:t>后置条件</w:t>
-      </w:r>
-    </w:p>
-    <w:p>
-      <w:r>
-        <w:t>特征根据准入策略被正确处理</w:t>
-      </w:r>
-    </w:p>
-    <w:p>
-      <w:pPr>
-        <w:pStyle w:val="5"/>
-      </w:pPr>
-      <w:r>
-        <w:t>5.2 特征淘汰用例</w:t>
-      </w:r>
-    </w:p>
-    <w:p>
-      <w:pPr>
-        <w:pStyle w:val="6"/>
-      </w:pPr>
-      <w:r>
-        <w:t>用例名称</w:t>
-      </w:r>
-    </w:p>
-    <w:p>
-      <w:r>
-        <w:t>特征淘汰</w:t>
-      </w:r>
-    </w:p>
-    <w:p>
-      <w:pPr>
-        <w:pStyle w:val="6"/>
-      </w:pPr>
-      <w:r>
-        <w:t>用例描述</w:t>
-      </w:r>
-    </w:p>
-    <w:p>
-      <w:r>
-        <w:t>系统根据特征的时间戳信息淘汰长时间未使用的特征</w:t>
-      </w:r>
-    </w:p>
-    <w:p>
-      <w:pPr>
-        <w:pStyle w:val="6"/>
-      </w:pPr>
-      <w:r>
-        <w:t>前置条件</w:t>
-      </w:r>
-    </w:p>
-    <w:p>
-      <w:pPr>
-        <w:pStyle w:val="14"/>
-      </w:pPr>
-      <w:r>
-        <w:t>FeatureFilter已初始化并配置了淘汰阈值</w:t>
-      </w:r>
-    </w:p>
-    <w:p>
-      <w:r>
-        <w:t>2. 系统中存在已加载的特征</w:t>
-      </w:r>
-    </w:p>
-    <w:p>
-      <w:pPr>
-        <w:pStyle w:val="6"/>
-      </w:pPr>
-      <w:r>
-        <w:t>主要流程</w:t>
-      </w:r>
-    </w:p>
-    <w:p>
-      <w:pPr>
-        <w:pStyle w:val="14"/>
-      </w:pPr>
-      <w:r>
-        <w:t>系统定期检查特征使用情况</w:t>
-      </w:r>
-    </w:p>
-    <w:p>
-      <w:r>
-        <w:t>2. FeatureFilter记录特征时间戳</w:t>
-      </w:r>
-    </w:p>
-    <w:p>
-      <w:r>
-        <w:t>3. FeatureFilter识别需要淘汰的特征</w:t>
-      </w:r>
-    </w:p>
-    <w:p>
-      <w:r>
-        <w:t>4. 将待淘汰特征记录到EvictFeatureRecord</w:t>
-      </w:r>
-    </w:p>
-    <w:p>
-      <w:r>
-        <w:t>5. 在适当时机从Embedding Cache中移除特征</w:t>
-      </w:r>
-    </w:p>
-    <w:p>
-      <w:pPr>
-        <w:pStyle w:val="6"/>
-      </w:pPr>
-      <w:r>
-        <w:t>后置条件</w:t>
-      </w:r>
-    </w:p>
-    <w:p>
-      <w:r>
-        <w:t>长时间未使用的特征被正确淘汰，释放内存空间</w:t>
-      </w:r>
-    </w:p>
-    <w:p>
-      <w:pPr>
-        <w:pStyle w:val="5"/>
-      </w:pPr>
-      <w:r>
-        <w:t>5.3 特征记录加载用例</w:t>
-      </w:r>
-    </w:p>
-    <w:p>
-      <w:pPr>
-        <w:pStyle w:val="6"/>
-      </w:pPr>
-      <w:r>
-        <w:t>用例名称</w:t>
-      </w:r>
-    </w:p>
-    <w:p>
-      <w:r>
-        <w:t>特征记录加载</w:t>
-      </w:r>
-    </w:p>
-    <w:p>
-      <w:pPr>
-        <w:pStyle w:val="6"/>
-      </w:pPr>
-      <w:r>
-        <w:t>用例描述</w:t>
-      </w:r>
-    </w:p>
-    <w:p>
-      <w:r>
-        <w:t>系统支持从持久化存储中加载特征访问记录和时间戳记录</w:t>
-      </w:r>
-    </w:p>
-    <w:p>
-      <w:pPr>
-        <w:pStyle w:val="6"/>
-      </w:pPr>
-      <w:r>
-        <w:t>前置条件</w:t>
-      </w:r>
-    </w:p>
-    <w:p>
-      <w:pPr>
-        <w:pStyle w:val="14"/>
-      </w:pPr>
-      <w:r>
-        <w:t>FeatureFilter已初始化</w:t>
-      </w:r>
-    </w:p>
-    <w:p>
-      <w:r>
-        <w:t>2. 存在持久化的特征记录数据</w:t>
-      </w:r>
-    </w:p>
-    <w:p>
-      <w:pPr>
-        <w:pStyle w:val="6"/>
-      </w:pPr>
-      <w:r>
-        <w:t>主要流程</w:t>
-      </w:r>
-    </w:p>
-    <w:p>
-      <w:pPr>
-        <w:pStyle w:val="14"/>
-      </w:pPr>
-      <w:r>
-        <w:t>系统启动或恢复时加载特征记录</w:t>
-      </w:r>
-    </w:p>
-    <w:p>
-      <w:r>
-        <w:t>2. FeatureFilter加载特征访问次数记录</w:t>
-      </w:r>
-    </w:p>
-    <w:p>
-      <w:r>
-        <w:t>3. FeatureFilter加载特征时间戳记录</w:t>
-      </w:r>
-    </w:p>
-    <w:p>
-      <w:r>
-        <w:t>4. 系统基于加载的记录继续特征过滤操作</w:t>
-      </w:r>
-    </w:p>
-    <w:p>
-      <w:pPr>
-        <w:pStyle w:val="6"/>
-      </w:pPr>
-      <w:r>
-        <w:t>后置条件</w:t>
-      </w:r>
-    </w:p>
-    <w:p>
-      <w:r>
-        <w:t>特征记录被成功加载并可用于后续的过滤操作</w:t>
-      </w:r>
-    </w:p>
-    <w:p>
-      <w:pPr>
-        <w:pStyle w:val="5"/>
-      </w:pPr>
-      <w:r>
-        <w:t>5.4 特征计数统计用例</w:t>
-      </w:r>
-    </w:p>
-    <w:p>
-      <w:pPr>
-        <w:pStyle w:val="6"/>
-      </w:pPr>
-      <w:r>
-        <w:t>用例名称</w:t>
-      </w:r>
-    </w:p>
-    <w:p>
-      <w:r>
-        <w:t>特征计数统计</w:t>
-      </w:r>
-    </w:p>
-    <w:p>
-      <w:pPr>
-        <w:pStyle w:val="6"/>
-      </w:pPr>
-      <w:r>
-        <w:t>用例描述</w:t>
-      </w:r>
-    </w:p>
-    <w:p>
-      <w:r>
-        <w:t>系统统计特征的访问次数，用于准入控制决策</w:t>
-      </w:r>
-    </w:p>
-    <w:p>
-      <w:pPr>
-        <w:pStyle w:val="6"/>
-      </w:pPr>
-      <w:r>
-        <w:t>前置条件</w:t>
-      </w:r>
-    </w:p>
-    <w:p>
-      <w:pPr>
-        <w:pStyle w:val="14"/>
-      </w:pPr>
-      <w:r>
-        <w:t>FeatureFilter已初始化并配置了准入阈值</w:t>
-      </w:r>
-    </w:p>
-    <w:p>
-      <w:r>
-        <w:t>2. 存在携带计数信息的KeyedJaggedTensorWithCount数据</w:t>
-      </w:r>
-    </w:p>
-    <w:p>
-      <w:pPr>
-        <w:pStyle w:val="6"/>
-      </w:pPr>
-      <w:r>
-        <w:t>主要流程</w:t>
-      </w:r>
-    </w:p>
-    <w:p>
-      <w:pPr>
-        <w:pStyle w:val="14"/>
-      </w:pPr>
-      <w:r>
-        <w:t>系统接收携带特征计数信息的KeyedJaggedTensorWithCount数据</w:t>
-      </w:r>
-    </w:p>
-    <w:p>
-      <w:r>
-        <w:t>2. FeatureFilter通过StatisticsKeyCount方法统计特征访问次数</w:t>
-      </w:r>
-    </w:p>
-    <w:p>
-      <w:r>
-        <w:t>3. 访问次数信息被存储在featureRecordMap中</w:t>
-      </w:r>
-    </w:p>
-    <w:p>
-      <w:r>
-        <w:t>4. 后续的准入控制将基于这些统计信息进行决策</w:t>
-      </w:r>
-    </w:p>
-    <w:p>
-      <w:pPr>
-        <w:pStyle w:val="6"/>
-      </w:pPr>
-      <w:r>
-        <w:t>后置条件</w:t>
-      </w:r>
-    </w:p>
-    <w:p>
-      <w:r>
-        <w:t>特征访问次数被正确统计并存储，可用于后续的准入控制</w:t>
-      </w:r>
-    </w:p>
-    <w:p>
-      <w:pPr>
-        <w:pStyle w:val="5"/>
-      </w:pPr>
-      <w:r>
-        <w:t>5.5 时间戳处理用例</w:t>
-      </w:r>
-    </w:p>
-    <w:p>
-      <w:pPr>
-        <w:pStyle w:val="6"/>
-      </w:pPr>
-      <w:r>
-        <w:t>用例名称</w:t>
-      </w:r>
-    </w:p>
-    <w:p>
-      <w:r>
-        <w:t>时间戳处理</w:t>
-      </w:r>
-    </w:p>
-    <w:p>
-      <w:pPr>
-        <w:pStyle w:val="6"/>
-      </w:pPr>
-      <w:r>
-        <w:t>用例描述</w:t>
-      </w:r>
-    </w:p>
-    <w:p>
-      <w:r>
-        <w:t>系统记录特征的时间戳信息，用于淘汰长时间未使用的特征</w:t>
-      </w:r>
-    </w:p>
-    <w:p>
-      <w:pPr>
-        <w:pStyle w:val="6"/>
-      </w:pPr>
-      <w:r>
-        <w:t>前置条件</w:t>
-      </w:r>
-    </w:p>
-    <w:p>
-      <w:pPr>
-        <w:pStyle w:val="14"/>
-      </w:pPr>
-      <w:r>
-        <w:t>FeatureFilter已初始化并配置了淘汰阈值</w:t>
-      </w:r>
-    </w:p>
-    <w:p>
-      <w:r>
-        <w:t>2. 存在携带时间戳信息的KeyedJaggedTensorWithTimestamp数据</w:t>
-      </w:r>
-    </w:p>
-    <w:p>
-      <w:pPr>
-        <w:pStyle w:val="6"/>
-      </w:pPr>
-      <w:r>
-        <w:t>主要流程</w:t>
-      </w:r>
-    </w:p>
-    <w:p>
-      <w:pPr>
-        <w:pStyle w:val="14"/>
-      </w:pPr>
-      <w:r>
-        <w:t>系统接收携带时间戳信息的KeyedJaggedTensorWithTimestamp数据</w:t>
-      </w:r>
-    </w:p>
-    <w:p>
-      <w:r>
-        <w:t>2. FeatureFilter通过RecordTimestamp方法记录特征时间戳</w:t>
-      </w:r>
-    </w:p>
-    <w:p>
-      <w:r>
-        <w:t>3. 时间戳信息被存储在timestampRecordMap中</w:t>
-      </w:r>
-    </w:p>
-    <w:p>
-      <w:r>
-        <w:t>4. 在适当的时机，系统根据时间戳判断是否需要淘汰特征</w:t>
-      </w:r>
-    </w:p>
-    <w:p>
-      <w:pPr>
-        <w:pStyle w:val="6"/>
-      </w:pPr>
-      <w:r>
-        <w:t>后置条件</w:t>
-      </w:r>
-    </w:p>
-    <w:p>
-      <w:r>
-        <w:t>特征时间戳被正确记录并存储，可用于后续的淘汰策略</w:t>
-      </w:r>
-    </w:p>
-    <w:p>
-      <w:pPr>
-        <w:pStyle w:val="4"/>
-      </w:pPr>
-      <w:r>
-        <w:t>6. 性能优化</w:t>
-      </w:r>
-    </w:p>
-    <w:p>
-      <w:pPr>
-        <w:pStyle w:val="14"/>
-      </w:pPr>
-      <w:r>
-        <w:t>使用std::unordered_map存储特征信息，提高查询效率</w:t>
-      </w:r>
-    </w:p>
-    <w:p>
-      <w:r>
-        <w:t>2. 通过批量处理特征统计和过滤操作，减少系统调用次数</w:t>
-      </w:r>
-    </w:p>
-    <w:p>
-      <w:r>
-        <w:t>3. 异步淘汰机制，避免阻塞主流程</w:t>
-      </w:r>
-    </w:p>
-    <w:p>
-      <w:r>
-        <w:t>4. 只在必要时执行淘汰检查，减少计算开销</w:t>
-      </w:r>
-    </w:p>
-    <w:p>
-      <w:pPr>
-        <w:pStyle w:val="4"/>
-      </w:pPr>
-      <w:r>
-        <w:t>7. 安全性考虑</w:t>
-      </w:r>
-    </w:p>
-    <w:p>
-      <w:pPr>
-        <w:pStyle w:val="14"/>
-      </w:pPr>
-      <w:r>
-        <w:t>对特征记录数据进行定期清理，防止内存泄漏</w:t>
-      </w:r>
-    </w:p>
-    <w:p>
-      <w:r>
-        <w:t>2. 添加边界检查，防止数组越界访问</w:t>
-      </w:r>
-    </w:p>
-    <w:p>
-      <w:r>
-        <w:t>3. 使用安全的字符串处理函数</w:t>
-      </w:r>
-    </w:p>
-    <w:p>
-      <w:r>
-        <w:t>4. 对输入参数进行有效性验证</w:t>
-      </w:r>
-    </w:p>
-    <w:p>
-      <w:pPr>
-        <w:pStyle w:val="4"/>
-      </w:pPr>
-      <w:r>
-        <w:t>8. 测试方案</w:t>
-      </w:r>
-    </w:p>
-    <w:p>
-      <w:pPr>
-        <w:pStyle w:val="14"/>
-      </w:pPr>
-      <w:r>
-        <w:t>单元测试：对FeatureFilter和EvictFeatureRecord类进行独立测试</w:t>
-      </w:r>
-    </w:p>
-    <w:p>
-      <w:r>
-        <w:t>2. 集成测试：测试特征准入和淘汰功能在完整流程中的表现</w:t>
-      </w:r>
-    </w:p>
-    <w:p>
-      <w:r>
-        <w:t>3. 压力测试：测试在高并发场景下的性能表现</w:t>
-      </w:r>
-    </w:p>
-    <w:p>
-      <w:r>
-        <w:t>4. 边界测试：测试各种边界条件下的正确性</w:t>
-      </w:r>
-    </w:p>
-    <w:p>
-      <w:pPr>
-        <w:pStyle w:val="4"/>
-      </w:pPr>
-      <w:r>
-        <w:t>9. 部署方案</w:t>
-      </w:r>
-    </w:p>
-    <w:p>
-      <w:pPr>
-        <w:pStyle w:val="14"/>
-      </w:pPr>
-      <w:r>
-        <w:t>通过配置文件设置准入阈值和淘汰阈值</w:t>
-      </w:r>
-    </w:p>
-    <w:p>
-      <w:r>
-        <w:t>2. 提供监控指标，用于观察特征过滤效果</w:t>
-      </w:r>
-    </w:p>
-    <w:p>
-      <w:r>
-        <w:t>3. 支持动态调整阈值参数，无需重启服务</w:t>
-      </w:r>
-    </w:p>
-    <w:p>
-      <w:r>
-        <w:t>这个设计方案实现了基于访问频率和时间戳的特征准入和淘汰机制，能够有效提高Embedding Cache的利用率和推荐系统的整体性能.</w:t>
-      </w:r>
     </w:p>
     <w:sectPr>
       <w:pgSz w:w="12240" w:h="15840"/>
@@ -1514,6 +3236,18 @@
       </w:rPr>
     </w:lvl>
   </w:abstractNum>
+  <w:abstractNum w:abstractNumId="6">
+    <w:nsid w:val="7AA36A98"/>
+    <w:multiLevelType w:val="singleLevel"/>
+    <w:tmpl w:val="7AA36A98"/>
+    <w:lvl w:ilvl="0" w:tentative="0">
+      <w:start w:val="5"/>
+      <w:numFmt w:val="decimal"/>
+      <w:suff w:val="space"/>
+      <w:lvlText w:val="%1."/>
+      <w:lvlJc w:val="left"/>
+    </w:lvl>
+  </w:abstractNum>
   <w:num w:numId="1">
     <w:abstractNumId w:val="1"/>
   </w:num>
@@ -1532,6 +3266,9 @@
   <w:num w:numId="6">
     <w:abstractNumId w:val="3"/>
   </w:num>
+  <w:num w:numId="7">
+    <w:abstractNumId w:val="6"/>
+  </w:num>
 </w:numbering>
 </file>
 
@@ -1540,7 +3277,7 @@
   <w:docDefaults>
     <w:rPrDefault>
       <w:rPr>
-        <w:rFonts w:asciiTheme="minorHAnsi" w:hAnsiTheme="minorHAnsi" w:eastAsiaTheme="minorEastAsia" w:cstheme="minorBidi"/>
+        <w:rFonts w:ascii="Times New Roman" w:hAnsi="Times New Roman" w:eastAsia="宋体" w:cs="Times New Roman"/>
       </w:rPr>
     </w:rPrDefault>
     <w:pPrDefault/>
@@ -1577,8 +3314,8 @@
     <w:lsdException w:uiPriority="99" w:name="Normal Indent"/>
     <w:lsdException w:uiPriority="99" w:name="footnote text"/>
     <w:lsdException w:uiPriority="99" w:name="annotation text"/>
-    <w:lsdException w:uiPriority="99" w:semiHidden="0" w:name="header"/>
-    <w:lsdException w:uiPriority="99" w:semiHidden="0" w:name="footer"/>
+    <w:lsdException w:qFormat="1" w:uiPriority="99" w:semiHidden="0" w:name="header"/>
+    <w:lsdException w:qFormat="1" w:uiPriority="99" w:semiHidden="0" w:name="footer"/>
     <w:lsdException w:uiPriority="99" w:name="index heading"/>
     <w:lsdException w:qFormat="1" w:uiPriority="35" w:name="caption"/>
     <w:lsdException w:uiPriority="99" w:name="table of figures"/>
@@ -1594,28 +3331,28 @@
     <w:lsdException w:qFormat="1" w:uiPriority="99" w:semiHidden="0" w:name="macro"/>
     <w:lsdException w:uiPriority="99" w:name="toa heading"/>
     <w:lsdException w:qFormat="1" w:uiPriority="99" w:semiHidden="0" w:name="List"/>
-    <w:lsdException w:uiPriority="99" w:semiHidden="0" w:name="List Bullet"/>
-    <w:lsdException w:uiPriority="99" w:semiHidden="0" w:name="List Number"/>
-    <w:lsdException w:uiPriority="99" w:semiHidden="0" w:name="List 2"/>
-    <w:lsdException w:uiPriority="99" w:semiHidden="0" w:name="List 3"/>
+    <w:lsdException w:qFormat="1" w:uiPriority="99" w:semiHidden="0" w:name="List Bullet"/>
+    <w:lsdException w:qFormat="1" w:uiPriority="99" w:semiHidden="0" w:name="List Number"/>
+    <w:lsdException w:qFormat="1" w:uiPriority="99" w:semiHidden="0" w:name="List 2"/>
+    <w:lsdException w:qFormat="1" w:uiPriority="99" w:semiHidden="0" w:name="List 3"/>
     <w:lsdException w:uiPriority="99" w:name="List 4"/>
     <w:lsdException w:uiPriority="99" w:name="List 5"/>
     <w:lsdException w:qFormat="1" w:uiPriority="99" w:semiHidden="0" w:name="List Bullet 2"/>
     <w:lsdException w:qFormat="1" w:uiPriority="99" w:semiHidden="0" w:name="List Bullet 3"/>
     <w:lsdException w:uiPriority="99" w:name="List Bullet 4"/>
     <w:lsdException w:uiPriority="99" w:name="List Bullet 5"/>
-    <w:lsdException w:uiPriority="99" w:semiHidden="0" w:name="List Number 2"/>
-    <w:lsdException w:uiPriority="99" w:semiHidden="0" w:name="List Number 3"/>
+    <w:lsdException w:qFormat="1" w:uiPriority="99" w:semiHidden="0" w:name="List Number 2"/>
+    <w:lsdException w:qFormat="1" w:uiPriority="99" w:semiHidden="0" w:name="List Number 3"/>
     <w:lsdException w:uiPriority="99" w:name="List Number 4"/>
     <w:lsdException w:uiPriority="99" w:name="List Number 5"/>
     <w:lsdException w:qFormat="1" w:unhideWhenUsed="0" w:uiPriority="10" w:semiHidden="0" w:name="Title"/>
     <w:lsdException w:uiPriority="99" w:name="Closing"/>
     <w:lsdException w:uiPriority="99" w:name="Signature"/>
-    <w:lsdException w:uiPriority="1" w:name="Default Paragraph Font"/>
+    <w:lsdException w:qFormat="1" w:uiPriority="1" w:name="Default Paragraph Font"/>
     <w:lsdException w:qFormat="1" w:uiPriority="99" w:semiHidden="0" w:name="Body Text"/>
     <w:lsdException w:uiPriority="99" w:name="Body Text Indent"/>
     <w:lsdException w:qFormat="1" w:uiPriority="99" w:semiHidden="0" w:name="List Continue"/>
-    <w:lsdException w:uiPriority="99" w:semiHidden="0" w:name="List Continue 2"/>
+    <w:lsdException w:qFormat="1" w:uiPriority="99" w:semiHidden="0" w:name="List Continue 2"/>
     <w:lsdException w:qFormat="1" w:uiPriority="99" w:semiHidden="0" w:name="List Continue 3"/>
     <w:lsdException w:uiPriority="99" w:name="List Continue 4"/>
     <w:lsdException w:uiPriority="99" w:name="List Continue 5"/>
@@ -1627,7 +3364,7 @@
     <w:lsdException w:uiPriority="99" w:name="Body Text First Indent 2"/>
     <w:lsdException w:uiPriority="99" w:name="Note Heading"/>
     <w:lsdException w:qFormat="1" w:uiPriority="99" w:semiHidden="0" w:name="Body Text 2"/>
-    <w:lsdException w:uiPriority="99" w:semiHidden="0" w:name="Body Text 3"/>
+    <w:lsdException w:qFormat="1" w:uiPriority="99" w:semiHidden="0" w:name="Body Text 3"/>
     <w:lsdException w:uiPriority="99" w:name="Body Text Indent 2"/>
     <w:lsdException w:uiPriority="99" w:name="Body Text Indent 3"/>
     <w:lsdException w:uiPriority="99" w:name="Block Text"/>
@@ -1697,104 +3434,104 @@
     <w:lsdException w:qFormat="1" w:unhideWhenUsed="0" w:uiPriority="59" w:semiHidden="0" w:name="Table Grid"/>
     <w:lsdException w:uiPriority="99" w:name="Table Theme"/>
     <w:lsdException w:qFormat="1" w:unhideWhenUsed="0" w:uiPriority="1" w:semiHidden="0" w:name="No Spacing"/>
-    <w:lsdException w:unhideWhenUsed="0" w:uiPriority="60" w:semiHidden="0" w:name="Light Shading"/>
-    <w:lsdException w:unhideWhenUsed="0" w:uiPriority="61" w:semiHidden="0" w:name="Light List"/>
-    <w:lsdException w:unhideWhenUsed="0" w:uiPriority="62" w:semiHidden="0" w:name="Light Grid"/>
-    <w:lsdException w:unhideWhenUsed="0" w:uiPriority="63" w:semiHidden="0" w:name="Medium Shading 1"/>
-    <w:lsdException w:unhideWhenUsed="0" w:uiPriority="64" w:semiHidden="0" w:name="Medium Shading 2"/>
-    <w:lsdException w:unhideWhenUsed="0" w:uiPriority="65" w:semiHidden="0" w:name="Medium List 1"/>
-    <w:lsdException w:unhideWhenUsed="0" w:uiPriority="66" w:semiHidden="0" w:name="Medium List 2"/>
-    <w:lsdException w:unhideWhenUsed="0" w:uiPriority="67" w:semiHidden="0" w:name="Medium Grid 1"/>
-    <w:lsdException w:unhideWhenUsed="0" w:uiPriority="68" w:semiHidden="0" w:name="Medium Grid 2"/>
-    <w:lsdException w:unhideWhenUsed="0" w:uiPriority="69" w:semiHidden="0" w:name="Medium Grid 3"/>
-    <w:lsdException w:unhideWhenUsed="0" w:uiPriority="70" w:semiHidden="0" w:name="Dark List"/>
-    <w:lsdException w:unhideWhenUsed="0" w:uiPriority="71" w:semiHidden="0" w:name="Colorful Shading"/>
-    <w:lsdException w:unhideWhenUsed="0" w:uiPriority="72" w:semiHidden="0" w:name="Colorful List"/>
+    <w:lsdException w:qFormat="1" w:unhideWhenUsed="0" w:uiPriority="60" w:semiHidden="0" w:name="Light Shading"/>
+    <w:lsdException w:qFormat="1" w:unhideWhenUsed="0" w:uiPriority="61" w:semiHidden="0" w:name="Light List"/>
+    <w:lsdException w:qFormat="1" w:unhideWhenUsed="0" w:uiPriority="62" w:semiHidden="0" w:name="Light Grid"/>
+    <w:lsdException w:qFormat="1" w:unhideWhenUsed="0" w:uiPriority="63" w:semiHidden="0" w:name="Medium Shading 1"/>
+    <w:lsdException w:qFormat="1" w:unhideWhenUsed="0" w:uiPriority="64" w:semiHidden="0" w:name="Medium Shading 2"/>
+    <w:lsdException w:qFormat="1" w:unhideWhenUsed="0" w:uiPriority="65" w:semiHidden="0" w:name="Medium List 1"/>
+    <w:lsdException w:qFormat="1" w:unhideWhenUsed="0" w:uiPriority="66" w:semiHidden="0" w:name="Medium List 2"/>
+    <w:lsdException w:qFormat="1" w:unhideWhenUsed="0" w:uiPriority="67" w:semiHidden="0" w:name="Medium Grid 1"/>
+    <w:lsdException w:qFormat="1" w:unhideWhenUsed="0" w:uiPriority="68" w:semiHidden="0" w:name="Medium Grid 2"/>
+    <w:lsdException w:qFormat="1" w:unhideWhenUsed="0" w:uiPriority="69" w:semiHidden="0" w:name="Medium Grid 3"/>
+    <w:lsdException w:qFormat="1" w:unhideWhenUsed="0" w:uiPriority="70" w:semiHidden="0" w:name="Dark List"/>
+    <w:lsdException w:qFormat="1" w:unhideWhenUsed="0" w:uiPriority="71" w:semiHidden="0" w:name="Colorful Shading"/>
+    <w:lsdException w:qFormat="1" w:unhideWhenUsed="0" w:uiPriority="72" w:semiHidden="0" w:name="Colorful List"/>
     <w:lsdException w:unhideWhenUsed="0" w:uiPriority="73" w:semiHidden="0" w:name="Colorful Grid"/>
     <w:lsdException w:qFormat="1" w:unhideWhenUsed="0" w:uiPriority="60" w:semiHidden="0" w:name="Light Shading Accent 1"/>
-    <w:lsdException w:unhideWhenUsed="0" w:uiPriority="61" w:semiHidden="0" w:name="Light List Accent 1"/>
-    <w:lsdException w:unhideWhenUsed="0" w:uiPriority="62" w:semiHidden="0" w:name="Light Grid Accent 1"/>
-    <w:lsdException w:unhideWhenUsed="0" w:uiPriority="63" w:semiHidden="0" w:name="Medium Shading 1 Accent 1"/>
-    <w:lsdException w:unhideWhenUsed="0" w:uiPriority="64" w:semiHidden="0" w:name="Medium Shading 2 Accent 1"/>
-    <w:lsdException w:unhideWhenUsed="0" w:uiPriority="65" w:semiHidden="0" w:name="Medium List 1 Accent 1"/>
+    <w:lsdException w:qFormat="1" w:unhideWhenUsed="0" w:uiPriority="61" w:semiHidden="0" w:name="Light List Accent 1"/>
+    <w:lsdException w:qFormat="1" w:unhideWhenUsed="0" w:uiPriority="62" w:semiHidden="0" w:name="Light Grid Accent 1"/>
+    <w:lsdException w:qFormat="1" w:unhideWhenUsed="0" w:uiPriority="63" w:semiHidden="0" w:name="Medium Shading 1 Accent 1"/>
+    <w:lsdException w:qFormat="1" w:unhideWhenUsed="0" w:uiPriority="64" w:semiHidden="0" w:name="Medium Shading 2 Accent 1"/>
+    <w:lsdException w:qFormat="1" w:unhideWhenUsed="0" w:uiPriority="65" w:semiHidden="0" w:name="Medium List 1 Accent 1"/>
     <w:lsdException w:qFormat="1" w:unhideWhenUsed="0" w:uiPriority="34" w:semiHidden="0" w:name="List Paragraph"/>
     <w:lsdException w:qFormat="1" w:unhideWhenUsed="0" w:uiPriority="29" w:semiHidden="0" w:name="Quote"/>
     <w:lsdException w:qFormat="1" w:unhideWhenUsed="0" w:uiPriority="30" w:semiHidden="0" w:name="Intense Quote"/>
-    <w:lsdException w:unhideWhenUsed="0" w:uiPriority="66" w:semiHidden="0" w:name="Medium List 2 Accent 1"/>
-    <w:lsdException w:unhideWhenUsed="0" w:uiPriority="67" w:semiHidden="0" w:name="Medium Grid 1 Accent 1"/>
-    <w:lsdException w:unhideWhenUsed="0" w:uiPriority="68" w:semiHidden="0" w:name="Medium Grid 2 Accent 1"/>
-    <w:lsdException w:unhideWhenUsed="0" w:uiPriority="69" w:semiHidden="0" w:name="Medium Grid 3 Accent 1"/>
-    <w:lsdException w:unhideWhenUsed="0" w:uiPriority="70" w:semiHidden="0" w:name="Dark List Accent 1"/>
-    <w:lsdException w:unhideWhenUsed="0" w:uiPriority="71" w:semiHidden="0" w:name="Colorful Shading Accent 1"/>
+    <w:lsdException w:qFormat="1" w:unhideWhenUsed="0" w:uiPriority="66" w:semiHidden="0" w:name="Medium List 2 Accent 1"/>
+    <w:lsdException w:qFormat="1" w:unhideWhenUsed="0" w:uiPriority="67" w:semiHidden="0" w:name="Medium Grid 1 Accent 1"/>
+    <w:lsdException w:qFormat="1" w:unhideWhenUsed="0" w:uiPriority="68" w:semiHidden="0" w:name="Medium Grid 2 Accent 1"/>
+    <w:lsdException w:qFormat="1" w:unhideWhenUsed="0" w:uiPriority="69" w:semiHidden="0" w:name="Medium Grid 3 Accent 1"/>
+    <w:lsdException w:qFormat="1" w:unhideWhenUsed="0" w:uiPriority="70" w:semiHidden="0" w:name="Dark List Accent 1"/>
+    <w:lsdException w:qFormat="1" w:unhideWhenUsed="0" w:uiPriority="71" w:semiHidden="0" w:name="Colorful Shading Accent 1"/>
     <w:lsdException w:unhideWhenUsed="0" w:uiPriority="72" w:semiHidden="0" w:name="Colorful List Accent 1"/>
     <w:lsdException w:unhideWhenUsed="0" w:uiPriority="73" w:semiHidden="0" w:name="Colorful Grid Accent 1"/>
-    <w:lsdException w:unhideWhenUsed="0" w:uiPriority="60" w:semiHidden="0" w:name="Light Shading Accent 2"/>
-    <w:lsdException w:unhideWhenUsed="0" w:uiPriority="61" w:semiHidden="0" w:name="Light List Accent 2"/>
-    <w:lsdException w:unhideWhenUsed="0" w:uiPriority="62" w:semiHidden="0" w:name="Light Grid Accent 2"/>
-    <w:lsdException w:unhideWhenUsed="0" w:uiPriority="63" w:semiHidden="0" w:name="Medium Shading 1 Accent 2"/>
-    <w:lsdException w:unhideWhenUsed="0" w:uiPriority="64" w:semiHidden="0" w:name="Medium Shading 2 Accent 2"/>
-    <w:lsdException w:unhideWhenUsed="0" w:uiPriority="65" w:semiHidden="0" w:name="Medium List 1 Accent 2"/>
-    <w:lsdException w:unhideWhenUsed="0" w:uiPriority="66" w:semiHidden="0" w:name="Medium List 2 Accent 2"/>
-    <w:lsdException w:unhideWhenUsed="0" w:uiPriority="67" w:semiHidden="0" w:name="Medium Grid 1 Accent 2"/>
-    <w:lsdException w:unhideWhenUsed="0" w:uiPriority="68" w:semiHidden="0" w:name="Medium Grid 2 Accent 2"/>
-    <w:lsdException w:unhideWhenUsed="0" w:uiPriority="69" w:semiHidden="0" w:name="Medium Grid 3 Accent 2"/>
-    <w:lsdException w:unhideWhenUsed="0" w:uiPriority="70" w:semiHidden="0" w:name="Dark List Accent 2"/>
-    <w:lsdException w:unhideWhenUsed="0" w:uiPriority="71" w:semiHidden="0" w:name="Colorful Shading Accent 2"/>
+    <w:lsdException w:qFormat="1" w:unhideWhenUsed="0" w:uiPriority="60" w:semiHidden="0" w:name="Light Shading Accent 2"/>
+    <w:lsdException w:qFormat="1" w:unhideWhenUsed="0" w:uiPriority="61" w:semiHidden="0" w:name="Light List Accent 2"/>
+    <w:lsdException w:qFormat="1" w:unhideWhenUsed="0" w:uiPriority="62" w:semiHidden="0" w:name="Light Grid Accent 2"/>
+    <w:lsdException w:qFormat="1" w:unhideWhenUsed="0" w:uiPriority="63" w:semiHidden="0" w:name="Medium Shading 1 Accent 2"/>
+    <w:lsdException w:qFormat="1" w:unhideWhenUsed="0" w:uiPriority="64" w:semiHidden="0" w:name="Medium Shading 2 Accent 2"/>
+    <w:lsdException w:qFormat="1" w:unhideWhenUsed="0" w:uiPriority="65" w:semiHidden="0" w:name="Medium List 1 Accent 2"/>
+    <w:lsdException w:qFormat="1" w:unhideWhenUsed="0" w:uiPriority="66" w:semiHidden="0" w:name="Medium List 2 Accent 2"/>
+    <w:lsdException w:qFormat="1" w:unhideWhenUsed="0" w:uiPriority="67" w:semiHidden="0" w:name="Medium Grid 1 Accent 2"/>
+    <w:lsdException w:qFormat="1" w:unhideWhenUsed="0" w:uiPriority="68" w:semiHidden="0" w:name="Medium Grid 2 Accent 2"/>
+    <w:lsdException w:qFormat="1" w:unhideWhenUsed="0" w:uiPriority="69" w:semiHidden="0" w:name="Medium Grid 3 Accent 2"/>
+    <w:lsdException w:qFormat="1" w:unhideWhenUsed="0" w:uiPriority="70" w:semiHidden="0" w:name="Dark List Accent 2"/>
+    <w:lsdException w:qFormat="1" w:unhideWhenUsed="0" w:uiPriority="71" w:semiHidden="0" w:name="Colorful Shading Accent 2"/>
     <w:lsdException w:unhideWhenUsed="0" w:uiPriority="72" w:semiHidden="0" w:name="Colorful List Accent 2"/>
     <w:lsdException w:unhideWhenUsed="0" w:uiPriority="73" w:semiHidden="0" w:name="Colorful Grid Accent 2"/>
     <w:lsdException w:qFormat="1" w:unhideWhenUsed="0" w:uiPriority="60" w:semiHidden="0" w:name="Light Shading Accent 3"/>
-    <w:lsdException w:unhideWhenUsed="0" w:uiPriority="61" w:semiHidden="0" w:name="Light List Accent 3"/>
-    <w:lsdException w:unhideWhenUsed="0" w:uiPriority="62" w:semiHidden="0" w:name="Light Grid Accent 3"/>
+    <w:lsdException w:qFormat="1" w:unhideWhenUsed="0" w:uiPriority="61" w:semiHidden="0" w:name="Light List Accent 3"/>
+    <w:lsdException w:qFormat="1" w:unhideWhenUsed="0" w:uiPriority="62" w:semiHidden="0" w:name="Light Grid Accent 3"/>
     <w:lsdException w:qFormat="1" w:unhideWhenUsed="0" w:uiPriority="63" w:semiHidden="0" w:name="Medium Shading 1 Accent 3"/>
-    <w:lsdException w:unhideWhenUsed="0" w:uiPriority="64" w:semiHidden="0" w:name="Medium Shading 2 Accent 3"/>
-    <w:lsdException w:unhideWhenUsed="0" w:uiPriority="65" w:semiHidden="0" w:name="Medium List 1 Accent 3"/>
-    <w:lsdException w:unhideWhenUsed="0" w:uiPriority="66" w:semiHidden="0" w:name="Medium List 2 Accent 3"/>
-    <w:lsdException w:unhideWhenUsed="0" w:uiPriority="67" w:semiHidden="0" w:name="Medium Grid 1 Accent 3"/>
-    <w:lsdException w:unhideWhenUsed="0" w:uiPriority="68" w:semiHidden="0" w:name="Medium Grid 2 Accent 3"/>
-    <w:lsdException w:unhideWhenUsed="0" w:uiPriority="69" w:semiHidden="0" w:name="Medium Grid 3 Accent 3"/>
-    <w:lsdException w:unhideWhenUsed="0" w:uiPriority="70" w:semiHidden="0" w:name="Dark List Accent 3"/>
-    <w:lsdException w:unhideWhenUsed="0" w:uiPriority="71" w:semiHidden="0" w:name="Colorful Shading Accent 3"/>
+    <w:lsdException w:qFormat="1" w:unhideWhenUsed="0" w:uiPriority="64" w:semiHidden="0" w:name="Medium Shading 2 Accent 3"/>
+    <w:lsdException w:qFormat="1" w:unhideWhenUsed="0" w:uiPriority="65" w:semiHidden="0" w:name="Medium List 1 Accent 3"/>
+    <w:lsdException w:qFormat="1" w:unhideWhenUsed="0" w:uiPriority="66" w:semiHidden="0" w:name="Medium List 2 Accent 3"/>
+    <w:lsdException w:qFormat="1" w:unhideWhenUsed="0" w:uiPriority="67" w:semiHidden="0" w:name="Medium Grid 1 Accent 3"/>
+    <w:lsdException w:qFormat="1" w:unhideWhenUsed="0" w:uiPriority="68" w:semiHidden="0" w:name="Medium Grid 2 Accent 3"/>
+    <w:lsdException w:qFormat="1" w:unhideWhenUsed="0" w:uiPriority="69" w:semiHidden="0" w:name="Medium Grid 3 Accent 3"/>
+    <w:lsdException w:qFormat="1" w:unhideWhenUsed="0" w:uiPriority="70" w:semiHidden="0" w:name="Dark List Accent 3"/>
+    <w:lsdException w:qFormat="1" w:unhideWhenUsed="0" w:uiPriority="71" w:semiHidden="0" w:name="Colorful Shading Accent 3"/>
     <w:lsdException w:unhideWhenUsed="0" w:uiPriority="72" w:semiHidden="0" w:name="Colorful List Accent 3"/>
     <w:lsdException w:unhideWhenUsed="0" w:uiPriority="73" w:semiHidden="0" w:name="Colorful Grid Accent 3"/>
-    <w:lsdException w:unhideWhenUsed="0" w:uiPriority="60" w:semiHidden="0" w:name="Light Shading Accent 4"/>
-    <w:lsdException w:unhideWhenUsed="0" w:uiPriority="61" w:semiHidden="0" w:name="Light List Accent 4"/>
-    <w:lsdException w:unhideWhenUsed="0" w:uiPriority="62" w:semiHidden="0" w:name="Light Grid Accent 4"/>
-    <w:lsdException w:unhideWhenUsed="0" w:uiPriority="63" w:semiHidden="0" w:name="Medium Shading 1 Accent 4"/>
-    <w:lsdException w:unhideWhenUsed="0" w:uiPriority="64" w:semiHidden="0" w:name="Medium Shading 2 Accent 4"/>
-    <w:lsdException w:unhideWhenUsed="0" w:uiPriority="65" w:semiHidden="0" w:name="Medium List 1 Accent 4"/>
-    <w:lsdException w:unhideWhenUsed="0" w:uiPriority="66" w:semiHidden="0" w:name="Medium List 2 Accent 4"/>
-    <w:lsdException w:unhideWhenUsed="0" w:uiPriority="67" w:semiHidden="0" w:name="Medium Grid 1 Accent 4"/>
-    <w:lsdException w:unhideWhenUsed="0" w:uiPriority="68" w:semiHidden="0" w:name="Medium Grid 2 Accent 4"/>
-    <w:lsdException w:unhideWhenUsed="0" w:uiPriority="69" w:semiHidden="0" w:name="Medium Grid 3 Accent 4"/>
-    <w:lsdException w:unhideWhenUsed="0" w:uiPriority="70" w:semiHidden="0" w:name="Dark List Accent 4"/>
-    <w:lsdException w:unhideWhenUsed="0" w:uiPriority="71" w:semiHidden="0" w:name="Colorful Shading Accent 4"/>
+    <w:lsdException w:qFormat="1" w:unhideWhenUsed="0" w:uiPriority="60" w:semiHidden="0" w:name="Light Shading Accent 4"/>
+    <w:lsdException w:qFormat="1" w:unhideWhenUsed="0" w:uiPriority="61" w:semiHidden="0" w:name="Light List Accent 4"/>
+    <w:lsdException w:qFormat="1" w:unhideWhenUsed="0" w:uiPriority="62" w:semiHidden="0" w:name="Light Grid Accent 4"/>
+    <w:lsdException w:qFormat="1" w:unhideWhenUsed="0" w:uiPriority="63" w:semiHidden="0" w:name="Medium Shading 1 Accent 4"/>
+    <w:lsdException w:qFormat="1" w:unhideWhenUsed="0" w:uiPriority="64" w:semiHidden="0" w:name="Medium Shading 2 Accent 4"/>
+    <w:lsdException w:qFormat="1" w:unhideWhenUsed="0" w:uiPriority="65" w:semiHidden="0" w:name="Medium List 1 Accent 4"/>
+    <w:lsdException w:qFormat="1" w:unhideWhenUsed="0" w:uiPriority="66" w:semiHidden="0" w:name="Medium List 2 Accent 4"/>
+    <w:lsdException w:qFormat="1" w:unhideWhenUsed="0" w:uiPriority="67" w:semiHidden="0" w:name="Medium Grid 1 Accent 4"/>
+    <w:lsdException w:qFormat="1" w:unhideWhenUsed="0" w:uiPriority="68" w:semiHidden="0" w:name="Medium Grid 2 Accent 4"/>
+    <w:lsdException w:qFormat="1" w:unhideWhenUsed="0" w:uiPriority="69" w:semiHidden="0" w:name="Medium Grid 3 Accent 4"/>
+    <w:lsdException w:qFormat="1" w:unhideWhenUsed="0" w:uiPriority="70" w:semiHidden="0" w:name="Dark List Accent 4"/>
+    <w:lsdException w:qFormat="1" w:unhideWhenUsed="0" w:uiPriority="71" w:semiHidden="0" w:name="Colorful Shading Accent 4"/>
     <w:lsdException w:unhideWhenUsed="0" w:uiPriority="72" w:semiHidden="0" w:name="Colorful List Accent 4"/>
     <w:lsdException w:qFormat="1" w:unhideWhenUsed="0" w:uiPriority="73" w:semiHidden="0" w:name="Colorful Grid Accent 4"/>
-    <w:lsdException w:unhideWhenUsed="0" w:uiPriority="60" w:semiHidden="0" w:name="Light Shading Accent 5"/>
-    <w:lsdException w:unhideWhenUsed="0" w:uiPriority="61" w:semiHidden="0" w:name="Light List Accent 5"/>
+    <w:lsdException w:qFormat="1" w:unhideWhenUsed="0" w:uiPriority="60" w:semiHidden="0" w:name="Light Shading Accent 5"/>
+    <w:lsdException w:qFormat="1" w:unhideWhenUsed="0" w:uiPriority="61" w:semiHidden="0" w:name="Light List Accent 5"/>
     <w:lsdException w:qFormat="1" w:unhideWhenUsed="0" w:uiPriority="62" w:semiHidden="0" w:name="Light Grid Accent 5"/>
-    <w:lsdException w:unhideWhenUsed="0" w:uiPriority="63" w:semiHidden="0" w:name="Medium Shading 1 Accent 5"/>
-    <w:lsdException w:unhideWhenUsed="0" w:uiPriority="64" w:semiHidden="0" w:name="Medium Shading 2 Accent 5"/>
-    <w:lsdException w:unhideWhenUsed="0" w:uiPriority="65" w:semiHidden="0" w:name="Medium List 1 Accent 5"/>
-    <w:lsdException w:unhideWhenUsed="0" w:uiPriority="66" w:semiHidden="0" w:name="Medium List 2 Accent 5"/>
-    <w:lsdException w:unhideWhenUsed="0" w:uiPriority="67" w:semiHidden="0" w:name="Medium Grid 1 Accent 5"/>
-    <w:lsdException w:unhideWhenUsed="0" w:uiPriority="68" w:semiHidden="0" w:name="Medium Grid 2 Accent 5"/>
-    <w:lsdException w:unhideWhenUsed="0" w:uiPriority="69" w:semiHidden="0" w:name="Medium Grid 3 Accent 5"/>
-    <w:lsdException w:unhideWhenUsed="0" w:uiPriority="70" w:semiHidden="0" w:name="Dark List Accent 5"/>
+    <w:lsdException w:qFormat="1" w:unhideWhenUsed="0" w:uiPriority="63" w:semiHidden="0" w:name="Medium Shading 1 Accent 5"/>
+    <w:lsdException w:qFormat="1" w:unhideWhenUsed="0" w:uiPriority="64" w:semiHidden="0" w:name="Medium Shading 2 Accent 5"/>
+    <w:lsdException w:qFormat="1" w:unhideWhenUsed="0" w:uiPriority="65" w:semiHidden="0" w:name="Medium List 1 Accent 5"/>
+    <w:lsdException w:qFormat="1" w:unhideWhenUsed="0" w:uiPriority="66" w:semiHidden="0" w:name="Medium List 2 Accent 5"/>
+    <w:lsdException w:qFormat="1" w:unhideWhenUsed="0" w:uiPriority="67" w:semiHidden="0" w:name="Medium Grid 1 Accent 5"/>
+    <w:lsdException w:qFormat="1" w:unhideWhenUsed="0" w:uiPriority="68" w:semiHidden="0" w:name="Medium Grid 2 Accent 5"/>
+    <w:lsdException w:qFormat="1" w:unhideWhenUsed="0" w:uiPriority="69" w:semiHidden="0" w:name="Medium Grid 3 Accent 5"/>
+    <w:lsdException w:qFormat="1" w:unhideWhenUsed="0" w:uiPriority="70" w:semiHidden="0" w:name="Dark List Accent 5"/>
     <w:lsdException w:qFormat="1" w:unhideWhenUsed="0" w:uiPriority="71" w:semiHidden="0" w:name="Colorful Shading Accent 5"/>
     <w:lsdException w:unhideWhenUsed="0" w:uiPriority="72" w:semiHidden="0" w:name="Colorful List Accent 5"/>
     <w:lsdException w:qFormat="1" w:unhideWhenUsed="0" w:uiPriority="73" w:semiHidden="0" w:name="Colorful Grid Accent 5"/>
     <w:lsdException w:qFormat="1" w:unhideWhenUsed="0" w:uiPriority="60" w:semiHidden="0" w:name="Light Shading Accent 6"/>
-    <w:lsdException w:unhideWhenUsed="0" w:uiPriority="61" w:semiHidden="0" w:name="Light List Accent 6"/>
-    <w:lsdException w:unhideWhenUsed="0" w:uiPriority="62" w:semiHidden="0" w:name="Light Grid Accent 6"/>
-    <w:lsdException w:unhideWhenUsed="0" w:uiPriority="63" w:semiHidden="0" w:name="Medium Shading 1 Accent 6"/>
-    <w:lsdException w:unhideWhenUsed="0" w:uiPriority="64" w:semiHidden="0" w:name="Medium Shading 2 Accent 6"/>
-    <w:lsdException w:unhideWhenUsed="0" w:uiPriority="65" w:semiHidden="0" w:name="Medium List 1 Accent 6"/>
-    <w:lsdException w:unhideWhenUsed="0" w:uiPriority="66" w:semiHidden="0" w:name="Medium List 2 Accent 6"/>
-    <w:lsdException w:unhideWhenUsed="0" w:uiPriority="67" w:semiHidden="0" w:name="Medium Grid 1 Accent 6"/>
-    <w:lsdException w:unhideWhenUsed="0" w:uiPriority="68" w:semiHidden="0" w:name="Medium Grid 2 Accent 6"/>
-    <w:lsdException w:unhideWhenUsed="0" w:uiPriority="69" w:semiHidden="0" w:name="Medium Grid 3 Accent 6"/>
-    <w:lsdException w:unhideWhenUsed="0" w:uiPriority="70" w:semiHidden="0" w:name="Dark List Accent 6"/>
+    <w:lsdException w:qFormat="1" w:unhideWhenUsed="0" w:uiPriority="61" w:semiHidden="0" w:name="Light List Accent 6"/>
+    <w:lsdException w:qFormat="1" w:unhideWhenUsed="0" w:uiPriority="62" w:semiHidden="0" w:name="Light Grid Accent 6"/>
+    <w:lsdException w:qFormat="1" w:unhideWhenUsed="0" w:uiPriority="63" w:semiHidden="0" w:name="Medium Shading 1 Accent 6"/>
+    <w:lsdException w:qFormat="1" w:unhideWhenUsed="0" w:uiPriority="64" w:semiHidden="0" w:name="Medium Shading 2 Accent 6"/>
+    <w:lsdException w:qFormat="1" w:unhideWhenUsed="0" w:uiPriority="65" w:semiHidden="0" w:name="Medium List 1 Accent 6"/>
+    <w:lsdException w:qFormat="1" w:unhideWhenUsed="0" w:uiPriority="66" w:semiHidden="0" w:name="Medium List 2 Accent 6"/>
+    <w:lsdException w:qFormat="1" w:unhideWhenUsed="0" w:uiPriority="67" w:semiHidden="0" w:name="Medium Grid 1 Accent 6"/>
+    <w:lsdException w:qFormat="1" w:unhideWhenUsed="0" w:uiPriority="68" w:semiHidden="0" w:name="Medium Grid 2 Accent 6"/>
+    <w:lsdException w:qFormat="1" w:unhideWhenUsed="0" w:uiPriority="69" w:semiHidden="0" w:name="Medium Grid 3 Accent 6"/>
+    <w:lsdException w:qFormat="1" w:unhideWhenUsed="0" w:uiPriority="70" w:semiHidden="0" w:name="Dark List Accent 6"/>
     <w:lsdException w:unhideWhenUsed="0" w:uiPriority="71" w:semiHidden="0" w:name="Colorful Shading Accent 6"/>
     <w:lsdException w:unhideWhenUsed="0" w:uiPriority="72" w:semiHidden="0" w:name="Colorful List Accent 6"/>
     <w:lsdException w:unhideWhenUsed="0" w:uiPriority="73" w:semiHidden="0" w:name="Colorful Grid Accent 6"/>
@@ -1817,7 +3554,7 @@
     <w:name w:val="heading 1"/>
     <w:basedOn w:val="1"/>
     <w:next w:val="1"/>
-    <w:link w:val="138"/>
+    <w:link w:val="140"/>
     <w:qFormat/>
     <w:uiPriority w:val="9"/>
     <w:pPr>
@@ -1839,7 +3576,7 @@
     <w:name w:val="heading 2"/>
     <w:basedOn w:val="1"/>
     <w:next w:val="1"/>
-    <w:link w:val="139"/>
+    <w:link w:val="141"/>
     <w:unhideWhenUsed/>
     <w:qFormat/>
     <w:uiPriority w:val="9"/>
@@ -1867,7 +3604,7 @@
     <w:name w:val="heading 3"/>
     <w:basedOn w:val="1"/>
     <w:next w:val="1"/>
-    <w:link w:val="140"/>
+    <w:link w:val="142"/>
     <w:unhideWhenUsed/>
     <w:qFormat/>
     <w:uiPriority w:val="9"/>
@@ -1893,7 +3630,7 @@
     <w:name w:val="heading 4"/>
     <w:basedOn w:val="1"/>
     <w:next w:val="1"/>
-    <w:link w:val="150"/>
+    <w:link w:val="152"/>
     <w:semiHidden/>
     <w:unhideWhenUsed/>
     <w:qFormat/>
@@ -1922,7 +3659,7 @@
     <w:name w:val="heading 5"/>
     <w:basedOn w:val="1"/>
     <w:next w:val="1"/>
-    <w:link w:val="151"/>
+    <w:link w:val="153"/>
     <w:semiHidden/>
     <w:unhideWhenUsed/>
     <w:qFormat/>
@@ -1942,7 +3679,7 @@
     <w:name w:val="heading 6"/>
     <w:basedOn w:val="1"/>
     <w:next w:val="1"/>
-    <w:link w:val="152"/>
+    <w:link w:val="154"/>
     <w:semiHidden/>
     <w:unhideWhenUsed/>
     <w:qFormat/>
@@ -1964,7 +3701,7 @@
     <w:name w:val="heading 7"/>
     <w:basedOn w:val="1"/>
     <w:next w:val="1"/>
-    <w:link w:val="153"/>
+    <w:link w:val="155"/>
     <w:semiHidden/>
     <w:unhideWhenUsed/>
     <w:qFormat/>
@@ -1994,7 +3731,7 @@
     <w:name w:val="heading 8"/>
     <w:basedOn w:val="1"/>
     <w:next w:val="1"/>
-    <w:link w:val="154"/>
+    <w:link w:val="156"/>
     <w:semiHidden/>
     <w:unhideWhenUsed/>
     <w:qFormat/>
@@ -2021,7 +3758,7 @@
     <w:name w:val="heading 9"/>
     <w:basedOn w:val="1"/>
     <w:next w:val="1"/>
-    <w:link w:val="155"/>
+    <w:link w:val="157"/>
     <w:semiHidden/>
     <w:unhideWhenUsed/>
     <w:qFormat/>
@@ -2049,13 +3786,14 @@
       </w14:textFill>
     </w:rPr>
   </w:style>
-  <w:style w:type="character" w:default="1" w:styleId="132">
+  <w:style w:type="character" w:default="1" w:styleId="133">
     <w:name w:val="Default Paragraph Font"/>
     <w:semiHidden/>
     <w:unhideWhenUsed/>
+    <w:qFormat/>
     <w:uiPriority w:val="1"/>
   </w:style>
-  <w:style w:type="table" w:default="1" w:styleId="32">
+  <w:style w:type="table" w:default="1" w:styleId="33">
     <w:name w:val="Normal Table"/>
     <w:semiHidden/>
     <w:unhideWhenUsed/>
@@ -2072,7 +3810,7 @@
   </w:style>
   <w:style w:type="paragraph" w:styleId="2">
     <w:name w:val="macro"/>
-    <w:link w:val="147"/>
+    <w:link w:val="149"/>
     <w:unhideWhenUsed/>
     <w:qFormat/>
     <w:uiPriority w:val="99"/>
@@ -2099,6 +3837,7 @@
     <w:name w:val="List 3"/>
     <w:basedOn w:val="1"/>
     <w:unhideWhenUsed/>
+    <w:qFormat/>
     <w:uiPriority w:val="99"/>
     <w:pPr>
       <w:ind w:left="1080" w:hanging="360"/>
@@ -2109,6 +3848,7 @@
     <w:name w:val="List Number 2"/>
     <w:basedOn w:val="1"/>
     <w:unhideWhenUsed/>
+    <w:qFormat/>
     <w:uiPriority w:val="99"/>
     <w:pPr>
       <w:numPr>
@@ -2122,6 +3862,7 @@
     <w:name w:val="List Number"/>
     <w:basedOn w:val="1"/>
     <w:unhideWhenUsed/>
+    <w:qFormat/>
     <w:uiPriority w:val="99"/>
     <w:pPr>
       <w:numPr>
@@ -2159,6 +3900,7 @@
     <w:name w:val="List Bullet"/>
     <w:basedOn w:val="1"/>
     <w:unhideWhenUsed/>
+    <w:qFormat/>
     <w:uiPriority w:val="99"/>
     <w:pPr>
       <w:numPr>
@@ -2171,8 +3913,9 @@
   <w:style w:type="paragraph" w:styleId="17">
     <w:name w:val="Body Text 3"/>
     <w:basedOn w:val="1"/>
-    <w:link w:val="146"/>
+    <w:link w:val="148"/>
     <w:unhideWhenUsed/>
+    <w:qFormat/>
     <w:uiPriority w:val="99"/>
     <w:pPr>
       <w:spacing w:after="120"/>
@@ -2199,7 +3942,7 @@
   <w:style w:type="paragraph" w:styleId="19">
     <w:name w:val="Body Text"/>
     <w:basedOn w:val="1"/>
-    <w:link w:val="144"/>
+    <w:link w:val="146"/>
     <w:unhideWhenUsed/>
     <w:qFormat/>
     <w:uiPriority w:val="99"/>
@@ -2211,6 +3954,7 @@
     <w:name w:val="List Number 3"/>
     <w:basedOn w:val="1"/>
     <w:unhideWhenUsed/>
+    <w:qFormat/>
     <w:uiPriority w:val="99"/>
     <w:pPr>
       <w:numPr>
@@ -2224,6 +3968,7 @@
     <w:name w:val="List 2"/>
     <w:basedOn w:val="1"/>
     <w:unhideWhenUsed/>
+    <w:qFormat/>
     <w:uiPriority w:val="99"/>
     <w:pPr>
       <w:ind w:left="720" w:hanging="360"/>
@@ -2259,8 +4004,9 @@
   <w:style w:type="paragraph" w:styleId="24">
     <w:name w:val="footer"/>
     <w:basedOn w:val="1"/>
-    <w:link w:val="136"/>
+    <w:link w:val="138"/>
     <w:unhideWhenUsed/>
+    <w:qFormat/>
     <w:uiPriority w:val="99"/>
     <w:pPr>
       <w:tabs>
@@ -2273,8 +4019,9 @@
   <w:style w:type="paragraph" w:styleId="25">
     <w:name w:val="header"/>
     <w:basedOn w:val="1"/>
-    <w:link w:val="135"/>
+    <w:link w:val="137"/>
     <w:unhideWhenUsed/>
+    <w:qFormat/>
     <w:uiPriority w:val="99"/>
     <w:pPr>
       <w:tabs>
@@ -2288,7 +4035,7 @@
     <w:name w:val="Subtitle"/>
     <w:basedOn w:val="1"/>
     <w:next w:val="1"/>
-    <w:link w:val="142"/>
+    <w:link w:val="144"/>
     <w:qFormat/>
     <w:uiPriority w:val="11"/>
     <w:rPr>
@@ -2320,7 +4067,7 @@
   <w:style w:type="paragraph" w:styleId="28">
     <w:name w:val="Body Text 2"/>
     <w:basedOn w:val="1"/>
-    <w:link w:val="145"/>
+    <w:link w:val="147"/>
     <w:unhideWhenUsed/>
     <w:qFormat/>
     <w:uiPriority w:val="99"/>
@@ -2332,6 +4079,7 @@
     <w:name w:val="List Continue 2"/>
     <w:basedOn w:val="1"/>
     <w:unhideWhenUsed/>
+    <w:qFormat/>
     <w:uiPriority w:val="99"/>
     <w:pPr>
       <w:spacing w:after="120"/>
@@ -2340,6 +4088,41 @@
     </w:pPr>
   </w:style>
   <w:style w:type="paragraph" w:styleId="30">
+    <w:name w:val="HTML Preformatted"/>
+    <w:basedOn w:val="1"/>
+    <w:semiHidden/>
+    <w:unhideWhenUsed/>
+    <w:uiPriority w:val="99"/>
+    <w:pPr>
+      <w:tabs>
+        <w:tab w:val="left" w:pos="916"/>
+        <w:tab w:val="left" w:pos="1832"/>
+        <w:tab w:val="left" w:pos="2748"/>
+        <w:tab w:val="left" w:pos="3664"/>
+        <w:tab w:val="left" w:pos="4580"/>
+        <w:tab w:val="left" w:pos="5496"/>
+        <w:tab w:val="left" w:pos="6412"/>
+        <w:tab w:val="left" w:pos="7328"/>
+        <w:tab w:val="left" w:pos="8244"/>
+        <w:tab w:val="left" w:pos="9160"/>
+        <w:tab w:val="left" w:pos="10076"/>
+        <w:tab w:val="left" w:pos="10992"/>
+        <w:tab w:val="left" w:pos="11908"/>
+        <w:tab w:val="left" w:pos="12824"/>
+        <w:tab w:val="left" w:pos="13740"/>
+        <w:tab w:val="left" w:pos="14656"/>
+      </w:tabs>
+      <w:jc w:val="left"/>
+    </w:pPr>
+    <w:rPr>
+      <w:rFonts w:hint="eastAsia" w:ascii="宋体" w:hAnsi="宋体" w:eastAsia="宋体" w:cs="宋体"/>
+      <w:kern w:val="0"/>
+      <w:sz w:val="24"/>
+      <w:szCs w:val="24"/>
+      <w:lang w:val="en-US" w:eastAsia="zh-CN" w:bidi="ar"/>
+    </w:rPr>
+  </w:style>
+  <w:style w:type="paragraph" w:styleId="31">
     <w:name w:val="List Continue 3"/>
     <w:basedOn w:val="1"/>
     <w:unhideWhenUsed/>
@@ -2351,11 +4134,11 @@
       <w:contextualSpacing/>
     </w:pPr>
   </w:style>
-  <w:style w:type="paragraph" w:styleId="31">
+  <w:style w:type="paragraph" w:styleId="32">
     <w:name w:val="Title"/>
     <w:basedOn w:val="1"/>
     <w:next w:val="1"/>
-    <w:link w:val="141"/>
+    <w:link w:val="143"/>
     <w:qFormat/>
     <w:uiPriority w:val="10"/>
     <w:pPr>
@@ -2374,9 +4157,9 @@
       <w:szCs w:val="52"/>
     </w:rPr>
   </w:style>
-  <w:style w:type="table" w:styleId="33">
+  <w:style w:type="table" w:styleId="34">
     <w:name w:val="Table Grid"/>
-    <w:basedOn w:val="32"/>
+    <w:basedOn w:val="33"/>
     <w:qFormat/>
     <w:uiPriority w:val="59"/>
     <w:pPr>
@@ -2399,9 +4182,10 @@
       </w:tblCellMar>
     </w:tblPr>
   </w:style>
-  <w:style w:type="table" w:styleId="34">
+  <w:style w:type="table" w:styleId="35">
     <w:name w:val="Light Shading"/>
-    <w:basedOn w:val="32"/>
+    <w:basedOn w:val="33"/>
+    <w:qFormat/>
     <w:uiPriority w:val="60"/>
     <w:pPr>
       <w:spacing w:after="0" w:line="240" w:lineRule="auto"/>
@@ -2498,9 +4282,9 @@
       </w:tcPr>
     </w:tblStylePr>
   </w:style>
-  <w:style w:type="table" w:styleId="35">
+  <w:style w:type="table" w:styleId="36">
     <w:name w:val="Light Shading Accent 1"/>
-    <w:basedOn w:val="32"/>
+    <w:basedOn w:val="33"/>
     <w:qFormat/>
     <w:uiPriority w:val="60"/>
     <w:pPr>
@@ -2598,9 +4382,10 @@
       </w:tcPr>
     </w:tblStylePr>
   </w:style>
-  <w:style w:type="table" w:styleId="36">
+  <w:style w:type="table" w:styleId="37">
     <w:name w:val="Light Shading Accent 2"/>
-    <w:basedOn w:val="32"/>
+    <w:basedOn w:val="33"/>
+    <w:qFormat/>
     <w:uiPriority w:val="60"/>
     <w:pPr>
       <w:spacing w:after="0" w:line="240" w:lineRule="auto"/>
@@ -2697,9 +4482,9 @@
       </w:tcPr>
     </w:tblStylePr>
   </w:style>
-  <w:style w:type="table" w:styleId="37">
+  <w:style w:type="table" w:styleId="38">
     <w:name w:val="Light Shading Accent 3"/>
-    <w:basedOn w:val="32"/>
+    <w:basedOn w:val="33"/>
     <w:qFormat/>
     <w:uiPriority w:val="60"/>
     <w:pPr>
@@ -2797,9 +4582,10 @@
       </w:tcPr>
     </w:tblStylePr>
   </w:style>
-  <w:style w:type="table" w:styleId="38">
+  <w:style w:type="table" w:styleId="39">
     <w:name w:val="Light Shading Accent 4"/>
-    <w:basedOn w:val="32"/>
+    <w:basedOn w:val="33"/>
+    <w:qFormat/>
     <w:uiPriority w:val="60"/>
     <w:pPr>
       <w:spacing w:after="0" w:line="240" w:lineRule="auto"/>
@@ -2896,9 +4682,10 @@
       </w:tcPr>
     </w:tblStylePr>
   </w:style>
-  <w:style w:type="table" w:styleId="39">
+  <w:style w:type="table" w:styleId="40">
     <w:name w:val="Light Shading Accent 5"/>
-    <w:basedOn w:val="32"/>
+    <w:basedOn w:val="33"/>
+    <w:qFormat/>
     <w:uiPriority w:val="60"/>
     <w:pPr>
       <w:spacing w:after="0" w:line="240" w:lineRule="auto"/>
@@ -2995,9 +4782,9 @@
       </w:tcPr>
     </w:tblStylePr>
   </w:style>
-  <w:style w:type="table" w:styleId="40">
+  <w:style w:type="table" w:styleId="41">
     <w:name w:val="Light Shading Accent 6"/>
-    <w:basedOn w:val="32"/>
+    <w:basedOn w:val="33"/>
     <w:qFormat/>
     <w:uiPriority w:val="60"/>
     <w:pPr>
@@ -3095,9 +4882,10 @@
       </w:tcPr>
     </w:tblStylePr>
   </w:style>
-  <w:style w:type="table" w:styleId="41">
+  <w:style w:type="table" w:styleId="42">
     <w:name w:val="Light List"/>
-    <w:basedOn w:val="32"/>
+    <w:basedOn w:val="33"/>
+    <w:qFormat/>
     <w:uiPriority w:val="61"/>
     <w:pPr>
       <w:spacing w:after="0" w:line="240" w:lineRule="auto"/>
@@ -3188,9 +4976,10 @@
       </w:tcPr>
     </w:tblStylePr>
   </w:style>
-  <w:style w:type="table" w:styleId="42">
+  <w:style w:type="table" w:styleId="43">
     <w:name w:val="Light List Accent 1"/>
-    <w:basedOn w:val="32"/>
+    <w:basedOn w:val="33"/>
+    <w:qFormat/>
     <w:uiPriority w:val="61"/>
     <w:pPr>
       <w:spacing w:after="0" w:line="240" w:lineRule="auto"/>
@@ -3281,9 +5070,10 @@
       </w:tcPr>
     </w:tblStylePr>
   </w:style>
-  <w:style w:type="table" w:styleId="43">
+  <w:style w:type="table" w:styleId="44">
     <w:name w:val="Light List Accent 2"/>
-    <w:basedOn w:val="32"/>
+    <w:basedOn w:val="33"/>
+    <w:qFormat/>
     <w:uiPriority w:val="61"/>
     <w:pPr>
       <w:spacing w:after="0" w:line="240" w:lineRule="auto"/>
@@ -3374,9 +5164,10 @@
       </w:tcPr>
     </w:tblStylePr>
   </w:style>
-  <w:style w:type="table" w:styleId="44">
+  <w:style w:type="table" w:styleId="45">
     <w:name w:val="Light List Accent 3"/>
-    <w:basedOn w:val="32"/>
+    <w:basedOn w:val="33"/>
+    <w:qFormat/>
     <w:uiPriority w:val="61"/>
     <w:pPr>
       <w:spacing w:after="0" w:line="240" w:lineRule="auto"/>
@@ -3467,9 +5258,10 @@
       </w:tcPr>
     </w:tblStylePr>
   </w:style>
-  <w:style w:type="table" w:styleId="45">
+  <w:style w:type="table" w:styleId="46">
     <w:name w:val="Light List Accent 4"/>
-    <w:basedOn w:val="32"/>
+    <w:basedOn w:val="33"/>
+    <w:qFormat/>
     <w:uiPriority w:val="61"/>
     <w:pPr>
       <w:spacing w:after="0" w:line="240" w:lineRule="auto"/>
@@ -3560,9 +5352,10 @@
       </w:tcPr>
     </w:tblStylePr>
   </w:style>
-  <w:style w:type="table" w:styleId="46">
+  <w:style w:type="table" w:styleId="47">
     <w:name w:val="Light List Accent 5"/>
-    <w:basedOn w:val="32"/>
+    <w:basedOn w:val="33"/>
+    <w:qFormat/>
     <w:uiPriority w:val="61"/>
     <w:pPr>
       <w:spacing w:after="0" w:line="240" w:lineRule="auto"/>
@@ -3653,9 +5446,10 @@
       </w:tcPr>
     </w:tblStylePr>
   </w:style>
-  <w:style w:type="table" w:styleId="47">
+  <w:style w:type="table" w:styleId="48">
     <w:name w:val="Light List Accent 6"/>
-    <w:basedOn w:val="32"/>
+    <w:basedOn w:val="33"/>
+    <w:qFormat/>
     <w:uiPriority w:val="61"/>
     <w:pPr>
       <w:spacing w:after="0" w:line="240" w:lineRule="auto"/>
@@ -3746,9 +5540,10 @@
       </w:tcPr>
     </w:tblStylePr>
   </w:style>
-  <w:style w:type="table" w:styleId="48">
+  <w:style w:type="table" w:styleId="49">
     <w:name w:val="Light Grid"/>
-    <w:basedOn w:val="32"/>
+    <w:basedOn w:val="33"/>
+    <w:qFormat/>
     <w:uiPriority w:val="62"/>
     <w:pPr>
       <w:spacing w:after="0" w:line="240" w:lineRule="auto"/>
@@ -3872,9 +5667,10 @@
       </w:tcPr>
     </w:tblStylePr>
   </w:style>
-  <w:style w:type="table" w:styleId="49">
+  <w:style w:type="table" w:styleId="50">
     <w:name w:val="Light Grid Accent 1"/>
-    <w:basedOn w:val="32"/>
+    <w:basedOn w:val="33"/>
+    <w:qFormat/>
     <w:uiPriority w:val="62"/>
     <w:pPr>
       <w:spacing w:after="0" w:line="240" w:lineRule="auto"/>
@@ -3998,9 +5794,10 @@
       </w:tcPr>
     </w:tblStylePr>
   </w:style>
-  <w:style w:type="table" w:styleId="50">
+  <w:style w:type="table" w:styleId="51">
     <w:name w:val="Light Grid Accent 2"/>
-    <w:basedOn w:val="32"/>
+    <w:basedOn w:val="33"/>
+    <w:qFormat/>
     <w:uiPriority w:val="62"/>
     <w:pPr>
       <w:spacing w:after="0" w:line="240" w:lineRule="auto"/>
@@ -4124,9 +5921,10 @@
       </w:tcPr>
     </w:tblStylePr>
   </w:style>
-  <w:style w:type="table" w:styleId="51">
+  <w:style w:type="table" w:styleId="52">
     <w:name w:val="Light Grid Accent 3"/>
-    <w:basedOn w:val="32"/>
+    <w:basedOn w:val="33"/>
+    <w:qFormat/>
     <w:uiPriority w:val="62"/>
     <w:pPr>
       <w:spacing w:after="0" w:line="240" w:lineRule="auto"/>
@@ -4250,9 +6048,10 @@
       </w:tcPr>
     </w:tblStylePr>
   </w:style>
-  <w:style w:type="table" w:styleId="52">
+  <w:style w:type="table" w:styleId="53">
     <w:name w:val="Light Grid Accent 4"/>
-    <w:basedOn w:val="32"/>
+    <w:basedOn w:val="33"/>
+    <w:qFormat/>
     <w:uiPriority w:val="62"/>
     <w:pPr>
       <w:spacing w:after="0" w:line="240" w:lineRule="auto"/>
@@ -4376,9 +6175,9 @@
       </w:tcPr>
     </w:tblStylePr>
   </w:style>
-  <w:style w:type="table" w:styleId="53">
+  <w:style w:type="table" w:styleId="54">
     <w:name w:val="Light Grid Accent 5"/>
-    <w:basedOn w:val="32"/>
+    <w:basedOn w:val="33"/>
     <w:qFormat/>
     <w:uiPriority w:val="62"/>
     <w:pPr>
@@ -4503,9 +6302,10 @@
       </w:tcPr>
     </w:tblStylePr>
   </w:style>
-  <w:style w:type="table" w:styleId="54">
+  <w:style w:type="table" w:styleId="55">
     <w:name w:val="Light Grid Accent 6"/>
-    <w:basedOn w:val="32"/>
+    <w:basedOn w:val="33"/>
+    <w:qFormat/>
     <w:uiPriority w:val="62"/>
     <w:pPr>
       <w:spacing w:after="0" w:line="240" w:lineRule="auto"/>
@@ -4629,9 +6429,10 @@
       </w:tcPr>
     </w:tblStylePr>
   </w:style>
-  <w:style w:type="table" w:styleId="55">
+  <w:style w:type="table" w:styleId="56">
     <w:name w:val="Medium Shading 1"/>
-    <w:basedOn w:val="32"/>
+    <w:basedOn w:val="33"/>
+    <w:qFormat/>
     <w:uiPriority w:val="63"/>
     <w:pPr>
       <w:spacing w:after="0" w:line="240" w:lineRule="auto"/>
@@ -4736,9 +6537,10 @@
       </w:tcPr>
     </w:tblStylePr>
   </w:style>
-  <w:style w:type="table" w:styleId="56">
+  <w:style w:type="table" w:styleId="57">
     <w:name w:val="Medium Shading 1 Accent 1"/>
-    <w:basedOn w:val="32"/>
+    <w:basedOn w:val="33"/>
+    <w:qFormat/>
     <w:uiPriority w:val="63"/>
     <w:pPr>
       <w:spacing w:after="0" w:line="240" w:lineRule="auto"/>
@@ -4843,9 +6645,10 @@
       </w:tcPr>
     </w:tblStylePr>
   </w:style>
-  <w:style w:type="table" w:styleId="57">
+  <w:style w:type="table" w:styleId="58">
     <w:name w:val="Medium Shading 1 Accent 2"/>
-    <w:basedOn w:val="32"/>
+    <w:basedOn w:val="33"/>
+    <w:qFormat/>
     <w:uiPriority w:val="63"/>
     <w:pPr>
       <w:spacing w:after="0" w:line="240" w:lineRule="auto"/>
@@ -4950,9 +6753,9 @@
       </w:tcPr>
     </w:tblStylePr>
   </w:style>
-  <w:style w:type="table" w:styleId="58">
+  <w:style w:type="table" w:styleId="59">
     <w:name w:val="Medium Shading 1 Accent 3"/>
-    <w:basedOn w:val="32"/>
+    <w:basedOn w:val="33"/>
     <w:qFormat/>
     <w:uiPriority w:val="63"/>
     <w:pPr>
@@ -5058,9 +6861,10 @@
       </w:tcPr>
     </w:tblStylePr>
   </w:style>
-  <w:style w:type="table" w:styleId="59">
+  <w:style w:type="table" w:styleId="60">
     <w:name w:val="Medium Shading 1 Accent 4"/>
-    <w:basedOn w:val="32"/>
+    <w:basedOn w:val="33"/>
+    <w:qFormat/>
     <w:uiPriority w:val="63"/>
     <w:pPr>
       <w:spacing w:after="0" w:line="240" w:lineRule="auto"/>
@@ -5165,9 +6969,10 @@
       </w:tcPr>
     </w:tblStylePr>
   </w:style>
-  <w:style w:type="table" w:styleId="60">
+  <w:style w:type="table" w:styleId="61">
     <w:name w:val="Medium Shading 1 Accent 5"/>
-    <w:basedOn w:val="32"/>
+    <w:basedOn w:val="33"/>
+    <w:qFormat/>
     <w:uiPriority w:val="63"/>
     <w:pPr>
       <w:spacing w:after="0" w:line="240" w:lineRule="auto"/>
@@ -5272,9 +7077,10 @@
       </w:tcPr>
     </w:tblStylePr>
   </w:style>
-  <w:style w:type="table" w:styleId="61">
+  <w:style w:type="table" w:styleId="62">
     <w:name w:val="Medium Shading 1 Accent 6"/>
-    <w:basedOn w:val="32"/>
+    <w:basedOn w:val="33"/>
+    <w:qFormat/>
     <w:uiPriority w:val="63"/>
     <w:pPr>
       <w:spacing w:after="0" w:line="240" w:lineRule="auto"/>
@@ -5379,9 +7185,10 @@
       </w:tcPr>
     </w:tblStylePr>
   </w:style>
-  <w:style w:type="table" w:styleId="62">
+  <w:style w:type="table" w:styleId="63">
     <w:name w:val="Medium Shading 2"/>
-    <w:basedOn w:val="32"/>
+    <w:basedOn w:val="33"/>
+    <w:qFormat/>
     <w:uiPriority w:val="64"/>
     <w:pPr>
       <w:spacing w:after="0" w:line="240" w:lineRule="auto"/>
@@ -5544,9 +7351,10 @@
       </w:tcPr>
     </w:tblStylePr>
   </w:style>
-  <w:style w:type="table" w:styleId="63">
+  <w:style w:type="table" w:styleId="64">
     <w:name w:val="Medium Shading 2 Accent 1"/>
-    <w:basedOn w:val="32"/>
+    <w:basedOn w:val="33"/>
+    <w:qFormat/>
     <w:uiPriority w:val="64"/>
     <w:pPr>
       <w:spacing w:after="0" w:line="240" w:lineRule="auto"/>
@@ -5709,9 +7517,10 @@
       </w:tcPr>
     </w:tblStylePr>
   </w:style>
-  <w:style w:type="table" w:styleId="64">
+  <w:style w:type="table" w:styleId="65">
     <w:name w:val="Medium Shading 2 Accent 2"/>
-    <w:basedOn w:val="32"/>
+    <w:basedOn w:val="33"/>
+    <w:qFormat/>
     <w:uiPriority w:val="64"/>
     <w:pPr>
       <w:spacing w:after="0" w:line="240" w:lineRule="auto"/>
@@ -5874,9 +7683,10 @@
       </w:tcPr>
     </w:tblStylePr>
   </w:style>
-  <w:style w:type="table" w:styleId="65">
+  <w:style w:type="table" w:styleId="66">
     <w:name w:val="Medium Shading 2 Accent 3"/>
-    <w:basedOn w:val="32"/>
+    <w:basedOn w:val="33"/>
+    <w:qFormat/>
     <w:uiPriority w:val="64"/>
     <w:pPr>
       <w:spacing w:after="0" w:line="240" w:lineRule="auto"/>
@@ -6039,9 +7849,10 @@
       </w:tcPr>
     </w:tblStylePr>
   </w:style>
-  <w:style w:type="table" w:styleId="66">
+  <w:style w:type="table" w:styleId="67">
     <w:name w:val="Medium Shading 2 Accent 4"/>
-    <w:basedOn w:val="32"/>
+    <w:basedOn w:val="33"/>
+    <w:qFormat/>
     <w:uiPriority w:val="64"/>
     <w:pPr>
       <w:spacing w:after="0" w:line="240" w:lineRule="auto"/>
@@ -6204,9 +8015,10 @@
       </w:tcPr>
     </w:tblStylePr>
   </w:style>
-  <w:style w:type="table" w:styleId="67">
+  <w:style w:type="table" w:styleId="68">
     <w:name w:val="Medium Shading 2 Accent 5"/>
-    <w:basedOn w:val="32"/>
+    <w:basedOn w:val="33"/>
+    <w:qFormat/>
     <w:uiPriority w:val="64"/>
     <w:pPr>
       <w:spacing w:after="0" w:line="240" w:lineRule="auto"/>
@@ -6369,9 +8181,10 @@
       </w:tcPr>
     </w:tblStylePr>
   </w:style>
-  <w:style w:type="table" w:styleId="68">
+  <w:style w:type="table" w:styleId="69">
     <w:name w:val="Medium Shading 2 Accent 6"/>
-    <w:basedOn w:val="32"/>
+    <w:basedOn w:val="33"/>
+    <w:qFormat/>
     <w:uiPriority w:val="64"/>
     <w:pPr>
       <w:spacing w:after="0" w:line="240" w:lineRule="auto"/>
@@ -6534,9 +8347,10 @@
       </w:tcPr>
     </w:tblStylePr>
   </w:style>
-  <w:style w:type="table" w:styleId="69">
+  <w:style w:type="table" w:styleId="70">
     <w:name w:val="Medium List 1"/>
-    <w:basedOn w:val="32"/>
+    <w:basedOn w:val="33"/>
+    <w:qFormat/>
     <w:uiPriority w:val="65"/>
     <w:pPr>
       <w:spacing w:after="0" w:line="240" w:lineRule="auto"/>
@@ -6624,9 +8438,10 @@
       </w:tcPr>
     </w:tblStylePr>
   </w:style>
-  <w:style w:type="table" w:styleId="70">
+  <w:style w:type="table" w:styleId="71">
     <w:name w:val="Medium List 1 Accent 1"/>
-    <w:basedOn w:val="32"/>
+    <w:basedOn w:val="33"/>
+    <w:qFormat/>
     <w:uiPriority w:val="65"/>
     <w:pPr>
       <w:spacing w:after="0" w:line="240" w:lineRule="auto"/>
@@ -6714,9 +8529,10 @@
       </w:tcPr>
     </w:tblStylePr>
   </w:style>
-  <w:style w:type="table" w:styleId="71">
+  <w:style w:type="table" w:styleId="72">
     <w:name w:val="Medium List 1 Accent 2"/>
-    <w:basedOn w:val="32"/>
+    <w:basedOn w:val="33"/>
+    <w:qFormat/>
     <w:uiPriority w:val="65"/>
     <w:pPr>
       <w:spacing w:after="0" w:line="240" w:lineRule="auto"/>
@@ -6804,9 +8620,10 @@
       </w:tcPr>
     </w:tblStylePr>
   </w:style>
-  <w:style w:type="table" w:styleId="72">
+  <w:style w:type="table" w:styleId="73">
     <w:name w:val="Medium List 1 Accent 3"/>
-    <w:basedOn w:val="32"/>
+    <w:basedOn w:val="33"/>
+    <w:qFormat/>
     <w:uiPriority w:val="65"/>
     <w:pPr>
       <w:spacing w:after="0" w:line="240" w:lineRule="auto"/>
@@ -6894,9 +8711,10 @@
       </w:tcPr>
     </w:tblStylePr>
   </w:style>
-  <w:style w:type="table" w:styleId="73">
+  <w:style w:type="table" w:styleId="74">
     <w:name w:val="Medium List 1 Accent 4"/>
-    <w:basedOn w:val="32"/>
+    <w:basedOn w:val="33"/>
+    <w:qFormat/>
     <w:uiPriority w:val="65"/>
     <w:pPr>
       <w:spacing w:after="0" w:line="240" w:lineRule="auto"/>
@@ -6984,9 +8802,10 @@
       </w:tcPr>
     </w:tblStylePr>
   </w:style>
-  <w:style w:type="table" w:styleId="74">
+  <w:style w:type="table" w:styleId="75">
     <w:name w:val="Medium List 1 Accent 5"/>
-    <w:basedOn w:val="32"/>
+    <w:basedOn w:val="33"/>
+    <w:qFormat/>
     <w:uiPriority w:val="65"/>
     <w:pPr>
       <w:spacing w:after="0" w:line="240" w:lineRule="auto"/>
@@ -7074,9 +8893,10 @@
       </w:tcPr>
     </w:tblStylePr>
   </w:style>
-  <w:style w:type="table" w:styleId="75">
+  <w:style w:type="table" w:styleId="76">
     <w:name w:val="Medium List 1 Accent 6"/>
-    <w:basedOn w:val="32"/>
+    <w:basedOn w:val="33"/>
+    <w:qFormat/>
     <w:uiPriority w:val="65"/>
     <w:pPr>
       <w:spacing w:after="0" w:line="240" w:lineRule="auto"/>
@@ -7164,9 +8984,10 @@
       </w:tcPr>
     </w:tblStylePr>
   </w:style>
-  <w:style w:type="table" w:styleId="76">
+  <w:style w:type="table" w:styleId="77">
     <w:name w:val="Medium List 2"/>
-    <w:basedOn w:val="32"/>
+    <w:basedOn w:val="33"/>
+    <w:qFormat/>
     <w:uiPriority w:val="66"/>
     <w:pPr>
       <w:spacing w:after="0" w:line="240" w:lineRule="auto"/>
@@ -7293,9 +9114,10 @@
       </w:tcPr>
     </w:tblStylePr>
   </w:style>
-  <w:style w:type="table" w:styleId="77">
+  <w:style w:type="table" w:styleId="78">
     <w:name w:val="Medium List 2 Accent 1"/>
-    <w:basedOn w:val="32"/>
+    <w:basedOn w:val="33"/>
+    <w:qFormat/>
     <w:uiPriority w:val="66"/>
     <w:pPr>
       <w:spacing w:after="0" w:line="240" w:lineRule="auto"/>
@@ -7422,9 +9244,10 @@
       </w:tcPr>
     </w:tblStylePr>
   </w:style>
-  <w:style w:type="table" w:styleId="78">
+  <w:style w:type="table" w:styleId="79">
     <w:name w:val="Medium List 2 Accent 2"/>
-    <w:basedOn w:val="32"/>
+    <w:basedOn w:val="33"/>
+    <w:qFormat/>
     <w:uiPriority w:val="66"/>
     <w:pPr>
       <w:spacing w:after="0" w:line="240" w:lineRule="auto"/>
@@ -7551,9 +9374,10 @@
       </w:tcPr>
     </w:tblStylePr>
   </w:style>
-  <w:style w:type="table" w:styleId="79">
+  <w:style w:type="table" w:styleId="80">
     <w:name w:val="Medium List 2 Accent 3"/>
-    <w:basedOn w:val="32"/>
+    <w:basedOn w:val="33"/>
+    <w:qFormat/>
     <w:uiPriority w:val="66"/>
     <w:pPr>
       <w:spacing w:after="0" w:line="240" w:lineRule="auto"/>
@@ -7680,9 +9504,10 @@
       </w:tcPr>
     </w:tblStylePr>
   </w:style>
-  <w:style w:type="table" w:styleId="80">
+  <w:style w:type="table" w:styleId="81">
     <w:name w:val="Medium List 2 Accent 4"/>
-    <w:basedOn w:val="32"/>
+    <w:basedOn w:val="33"/>
+    <w:qFormat/>
     <w:uiPriority w:val="66"/>
     <w:pPr>
       <w:spacing w:after="0" w:line="240" w:lineRule="auto"/>
@@ -7809,9 +9634,10 @@
       </w:tcPr>
     </w:tblStylePr>
   </w:style>
-  <w:style w:type="table" w:styleId="81">
+  <w:style w:type="table" w:styleId="82">
     <w:name w:val="Medium List 2 Accent 5"/>
-    <w:basedOn w:val="32"/>
+    <w:basedOn w:val="33"/>
+    <w:qFormat/>
     <w:uiPriority w:val="66"/>
     <w:pPr>
       <w:spacing w:after="0" w:line="240" w:lineRule="auto"/>
@@ -7938,9 +9764,10 @@
       </w:tcPr>
     </w:tblStylePr>
   </w:style>
-  <w:style w:type="table" w:styleId="82">
+  <w:style w:type="table" w:styleId="83">
     <w:name w:val="Medium List 2 Accent 6"/>
-    <w:basedOn w:val="32"/>
+    <w:basedOn w:val="33"/>
+    <w:qFormat/>
     <w:uiPriority w:val="66"/>
     <w:pPr>
       <w:spacing w:after="0" w:line="240" w:lineRule="auto"/>
@@ -8067,9 +9894,10 @@
       </w:tcPr>
     </w:tblStylePr>
   </w:style>
-  <w:style w:type="table" w:styleId="83">
+  <w:style w:type="table" w:styleId="84">
     <w:name w:val="Medium Grid 1"/>
-    <w:basedOn w:val="32"/>
+    <w:basedOn w:val="33"/>
+    <w:qFormat/>
     <w:uiPriority w:val="67"/>
     <w:pPr>
       <w:spacing w:after="0" w:line="240" w:lineRule="auto"/>
@@ -8136,9 +9964,10 @@
       </w:tcPr>
     </w:tblStylePr>
   </w:style>
-  <w:style w:type="table" w:styleId="84">
+  <w:style w:type="table" w:styleId="85">
     <w:name w:val="Medium Grid 1 Accent 1"/>
-    <w:basedOn w:val="32"/>
+    <w:basedOn w:val="33"/>
+    <w:qFormat/>
     <w:uiPriority w:val="67"/>
     <w:pPr>
       <w:spacing w:after="0" w:line="240" w:lineRule="auto"/>
@@ -8205,9 +10034,10 @@
       </w:tcPr>
     </w:tblStylePr>
   </w:style>
-  <w:style w:type="table" w:styleId="85">
+  <w:style w:type="table" w:styleId="86">
     <w:name w:val="Medium Grid 1 Accent 2"/>
-    <w:basedOn w:val="32"/>
+    <w:basedOn w:val="33"/>
+    <w:qFormat/>
     <w:uiPriority w:val="67"/>
     <w:pPr>
       <w:spacing w:after="0" w:line="240" w:lineRule="auto"/>
@@ -8274,9 +10104,10 @@
       </w:tcPr>
     </w:tblStylePr>
   </w:style>
-  <w:style w:type="table" w:styleId="86">
+  <w:style w:type="table" w:styleId="87">
     <w:name w:val="Medium Grid 1 Accent 3"/>
-    <w:basedOn w:val="32"/>
+    <w:basedOn w:val="33"/>
+    <w:qFormat/>
     <w:uiPriority w:val="67"/>
     <w:pPr>
       <w:spacing w:after="0" w:line="240" w:lineRule="auto"/>
@@ -8343,9 +10174,10 @@
       </w:tcPr>
     </w:tblStylePr>
   </w:style>
-  <w:style w:type="table" w:styleId="87">
+  <w:style w:type="table" w:styleId="88">
     <w:name w:val="Medium Grid 1 Accent 4"/>
-    <w:basedOn w:val="32"/>
+    <w:basedOn w:val="33"/>
+    <w:qFormat/>
     <w:uiPriority w:val="67"/>
     <w:pPr>
       <w:spacing w:after="0" w:line="240" w:lineRule="auto"/>
@@ -8412,9 +10244,10 @@
       </w:tcPr>
     </w:tblStylePr>
   </w:style>
-  <w:style w:type="table" w:styleId="88">
+  <w:style w:type="table" w:styleId="89">
     <w:name w:val="Medium Grid 1 Accent 5"/>
-    <w:basedOn w:val="32"/>
+    <w:basedOn w:val="33"/>
+    <w:qFormat/>
     <w:uiPriority w:val="67"/>
     <w:pPr>
       <w:spacing w:after="0" w:line="240" w:lineRule="auto"/>
@@ -8481,9 +10314,10 @@
       </w:tcPr>
     </w:tblStylePr>
   </w:style>
-  <w:style w:type="table" w:styleId="89">
+  <w:style w:type="table" w:styleId="90">
     <w:name w:val="Medium Grid 1 Accent 6"/>
-    <w:basedOn w:val="32"/>
+    <w:basedOn w:val="33"/>
+    <w:qFormat/>
     <w:uiPriority w:val="67"/>
     <w:pPr>
       <w:spacing w:after="0" w:line="240" w:lineRule="auto"/>
@@ -8550,9 +10384,10 @@
       </w:tcPr>
     </w:tblStylePr>
   </w:style>
-  <w:style w:type="table" w:styleId="90">
+  <w:style w:type="table" w:styleId="91">
     <w:name w:val="Medium Grid 2"/>
-    <w:basedOn w:val="32"/>
+    <w:basedOn w:val="33"/>
+    <w:qFormat/>
     <w:uiPriority w:val="68"/>
     <w:pPr>
       <w:spacing w:after="0" w:line="240" w:lineRule="auto"/>
@@ -8696,9 +10531,10 @@
       </w:tcPr>
     </w:tblStylePr>
   </w:style>
-  <w:style w:type="table" w:styleId="91">
+  <w:style w:type="table" w:styleId="92">
     <w:name w:val="Medium Grid 2 Accent 1"/>
-    <w:basedOn w:val="32"/>
+    <w:basedOn w:val="33"/>
+    <w:qFormat/>
     <w:uiPriority w:val="68"/>
     <w:pPr>
       <w:spacing w:after="0" w:line="240" w:lineRule="auto"/>
@@ -8842,9 +10678,10 @@
       </w:tcPr>
     </w:tblStylePr>
   </w:style>
-  <w:style w:type="table" w:styleId="92">
+  <w:style w:type="table" w:styleId="93">
     <w:name w:val="Medium Grid 2 Accent 2"/>
-    <w:basedOn w:val="32"/>
+    <w:basedOn w:val="33"/>
+    <w:qFormat/>
     <w:uiPriority w:val="68"/>
     <w:pPr>
       <w:spacing w:after="0" w:line="240" w:lineRule="auto"/>
@@ -8988,9 +10825,10 @@
       </w:tcPr>
     </w:tblStylePr>
   </w:style>
-  <w:style w:type="table" w:styleId="93">
+  <w:style w:type="table" w:styleId="94">
     <w:name w:val="Medium Grid 2 Accent 3"/>
-    <w:basedOn w:val="32"/>
+    <w:basedOn w:val="33"/>
+    <w:qFormat/>
     <w:uiPriority w:val="68"/>
     <w:pPr>
       <w:spacing w:after="0" w:line="240" w:lineRule="auto"/>
@@ -9134,9 +10972,10 @@
       </w:tcPr>
     </w:tblStylePr>
   </w:style>
-  <w:style w:type="table" w:styleId="94">
+  <w:style w:type="table" w:styleId="95">
     <w:name w:val="Medium Grid 2 Accent 4"/>
-    <w:basedOn w:val="32"/>
+    <w:basedOn w:val="33"/>
+    <w:qFormat/>
     <w:uiPriority w:val="68"/>
     <w:pPr>
       <w:spacing w:after="0" w:line="240" w:lineRule="auto"/>
@@ -9280,9 +11119,10 @@
       </w:tcPr>
     </w:tblStylePr>
   </w:style>
-  <w:style w:type="table" w:styleId="95">
+  <w:style w:type="table" w:styleId="96">
     <w:name w:val="Medium Grid 2 Accent 5"/>
-    <w:basedOn w:val="32"/>
+    <w:basedOn w:val="33"/>
+    <w:qFormat/>
     <w:uiPriority w:val="68"/>
     <w:pPr>
       <w:spacing w:after="0" w:line="240" w:lineRule="auto"/>
@@ -9426,9 +11266,10 @@
       </w:tcPr>
     </w:tblStylePr>
   </w:style>
-  <w:style w:type="table" w:styleId="96">
+  <w:style w:type="table" w:styleId="97">
     <w:name w:val="Medium Grid 2 Accent 6"/>
-    <w:basedOn w:val="32"/>
+    <w:basedOn w:val="33"/>
+    <w:qFormat/>
     <w:uiPriority w:val="68"/>
     <w:pPr>
       <w:spacing w:after="0" w:line="240" w:lineRule="auto"/>
@@ -9572,9 +11413,10 @@
       </w:tcPr>
     </w:tblStylePr>
   </w:style>
-  <w:style w:type="table" w:styleId="97">
+  <w:style w:type="table" w:styleId="98">
     <w:name w:val="Medium Grid 3"/>
-    <w:basedOn w:val="32"/>
+    <w:basedOn w:val="33"/>
+    <w:qFormat/>
     <w:uiPriority w:val="69"/>
     <w:pPr>
       <w:spacing w:after="0" w:line="240" w:lineRule="auto"/>
@@ -9729,9 +11571,10 @@
       </w:tcPr>
     </w:tblStylePr>
   </w:style>
-  <w:style w:type="table" w:styleId="98">
+  <w:style w:type="table" w:styleId="99">
     <w:name w:val="Medium Grid 3 Accent 1"/>
-    <w:basedOn w:val="32"/>
+    <w:basedOn w:val="33"/>
+    <w:qFormat/>
     <w:uiPriority w:val="69"/>
     <w:pPr>
       <w:spacing w:after="0" w:line="240" w:lineRule="auto"/>
@@ -9886,9 +11729,10 @@
       </w:tcPr>
     </w:tblStylePr>
   </w:style>
-  <w:style w:type="table" w:styleId="99">
+  <w:style w:type="table" w:styleId="100">
     <w:name w:val="Medium Grid 3 Accent 2"/>
-    <w:basedOn w:val="32"/>
+    <w:basedOn w:val="33"/>
+    <w:qFormat/>
     <w:uiPriority w:val="69"/>
     <w:pPr>
       <w:spacing w:after="0" w:line="240" w:lineRule="auto"/>
@@ -10043,9 +11887,10 @@
       </w:tcPr>
     </w:tblStylePr>
   </w:style>
-  <w:style w:type="table" w:styleId="100">
+  <w:style w:type="table" w:styleId="101">
     <w:name w:val="Medium Grid 3 Accent 3"/>
-    <w:basedOn w:val="32"/>
+    <w:basedOn w:val="33"/>
+    <w:qFormat/>
     <w:uiPriority w:val="69"/>
     <w:pPr>
       <w:spacing w:after="0" w:line="240" w:lineRule="auto"/>
@@ -10200,9 +12045,10 @@
       </w:tcPr>
     </w:tblStylePr>
   </w:style>
-  <w:style w:type="table" w:styleId="101">
+  <w:style w:type="table" w:styleId="102">
     <w:name w:val="Medium Grid 3 Accent 4"/>
-    <w:basedOn w:val="32"/>
+    <w:basedOn w:val="33"/>
+    <w:qFormat/>
     <w:uiPriority w:val="69"/>
     <w:pPr>
       <w:spacing w:after="0" w:line="240" w:lineRule="auto"/>
@@ -10357,9 +12203,10 @@
       </w:tcPr>
     </w:tblStylePr>
   </w:style>
-  <w:style w:type="table" w:styleId="102">
+  <w:style w:type="table" w:styleId="103">
     <w:name w:val="Medium Grid 3 Accent 5"/>
-    <w:basedOn w:val="32"/>
+    <w:basedOn w:val="33"/>
+    <w:qFormat/>
     <w:uiPriority w:val="69"/>
     <w:pPr>
       <w:spacing w:after="0" w:line="240" w:lineRule="auto"/>
@@ -10514,9 +12361,10 @@
       </w:tcPr>
     </w:tblStylePr>
   </w:style>
-  <w:style w:type="table" w:styleId="103">
+  <w:style w:type="table" w:styleId="104">
     <w:name w:val="Medium Grid 3 Accent 6"/>
-    <w:basedOn w:val="32"/>
+    <w:basedOn w:val="33"/>
+    <w:qFormat/>
     <w:uiPriority w:val="69"/>
     <w:pPr>
       <w:spacing w:after="0" w:line="240" w:lineRule="auto"/>
@@ -10671,9 +12519,10 @@
       </w:tcPr>
     </w:tblStylePr>
   </w:style>
-  <w:style w:type="table" w:styleId="104">
+  <w:style w:type="table" w:styleId="105">
     <w:name w:val="Dark List"/>
-    <w:basedOn w:val="32"/>
+    <w:basedOn w:val="33"/>
+    <w:qFormat/>
     <w:uiPriority w:val="70"/>
     <w:pPr>
       <w:spacing w:after="0" w:line="240" w:lineRule="auto"/>
@@ -10786,9 +12635,10 @@
       </w:tcPr>
     </w:tblStylePr>
   </w:style>
-  <w:style w:type="table" w:styleId="105">
+  <w:style w:type="table" w:styleId="106">
     <w:name w:val="Dark List Accent 1"/>
-    <w:basedOn w:val="32"/>
+    <w:basedOn w:val="33"/>
+    <w:qFormat/>
     <w:uiPriority w:val="70"/>
     <w:pPr>
       <w:spacing w:after="0" w:line="240" w:lineRule="auto"/>
@@ -10901,9 +12751,10 @@
       </w:tcPr>
     </w:tblStylePr>
   </w:style>
-  <w:style w:type="table" w:styleId="106">
+  <w:style w:type="table" w:styleId="107">
     <w:name w:val="Dark List Accent 2"/>
-    <w:basedOn w:val="32"/>
+    <w:basedOn w:val="33"/>
+    <w:qFormat/>
     <w:uiPriority w:val="70"/>
     <w:pPr>
       <w:spacing w:after="0" w:line="240" w:lineRule="auto"/>
@@ -11016,9 +12867,10 @@
       </w:tcPr>
     </w:tblStylePr>
   </w:style>
-  <w:style w:type="table" w:styleId="107">
+  <w:style w:type="table" w:styleId="108">
     <w:name w:val="Dark List Accent 3"/>
-    <w:basedOn w:val="32"/>
+    <w:basedOn w:val="33"/>
+    <w:qFormat/>
     <w:uiPriority w:val="70"/>
     <w:pPr>
       <w:spacing w:after="0" w:line="240" w:lineRule="auto"/>
@@ -11131,9 +12983,10 @@
       </w:tcPr>
     </w:tblStylePr>
   </w:style>
-  <w:style w:type="table" w:styleId="108">
+  <w:style w:type="table" w:styleId="109">
     <w:name w:val="Dark List Accent 4"/>
-    <w:basedOn w:val="32"/>
+    <w:basedOn w:val="33"/>
+    <w:qFormat/>
     <w:uiPriority w:val="70"/>
     <w:pPr>
       <w:spacing w:after="0" w:line="240" w:lineRule="auto"/>
@@ -11246,9 +13099,10 @@
       </w:tcPr>
     </w:tblStylePr>
   </w:style>
-  <w:style w:type="table" w:styleId="109">
+  <w:style w:type="table" w:styleId="110">
     <w:name w:val="Dark List Accent 5"/>
-    <w:basedOn w:val="32"/>
+    <w:basedOn w:val="33"/>
+    <w:qFormat/>
     <w:uiPriority w:val="70"/>
     <w:pPr>
       <w:spacing w:after="0" w:line="240" w:lineRule="auto"/>
@@ -11361,9 +13215,10 @@
       </w:tcPr>
     </w:tblStylePr>
   </w:style>
-  <w:style w:type="table" w:styleId="110">
+  <w:style w:type="table" w:styleId="111">
     <w:name w:val="Dark List Accent 6"/>
-    <w:basedOn w:val="32"/>
+    <w:basedOn w:val="33"/>
+    <w:qFormat/>
     <w:uiPriority w:val="70"/>
     <w:pPr>
       <w:spacing w:after="0" w:line="240" w:lineRule="auto"/>
@@ -11476,9 +13331,10 @@
       </w:tcPr>
     </w:tblStylePr>
   </w:style>
-  <w:style w:type="table" w:styleId="111">
+  <w:style w:type="table" w:styleId="112">
     <w:name w:val="Colorful Shading"/>
-    <w:basedOn w:val="32"/>
+    <w:basedOn w:val="33"/>
+    <w:qFormat/>
     <w:uiPriority w:val="71"/>
     <w:pPr>
       <w:spacing w:after="0" w:line="240" w:lineRule="auto"/>
@@ -11624,9 +13480,10 @@
       </w:rPr>
     </w:tblStylePr>
   </w:style>
-  <w:style w:type="table" w:styleId="112">
+  <w:style w:type="table" w:styleId="113">
     <w:name w:val="Colorful Shading Accent 1"/>
-    <w:basedOn w:val="32"/>
+    <w:basedOn w:val="33"/>
+    <w:qFormat/>
     <w:uiPriority w:val="71"/>
     <w:pPr>
       <w:spacing w:after="0" w:line="240" w:lineRule="auto"/>
@@ -11772,9 +13629,10 @@
       </w:rPr>
     </w:tblStylePr>
   </w:style>
-  <w:style w:type="table" w:styleId="113">
+  <w:style w:type="table" w:styleId="114">
     <w:name w:val="Colorful Shading Accent 2"/>
-    <w:basedOn w:val="32"/>
+    <w:basedOn w:val="33"/>
+    <w:qFormat/>
     <w:uiPriority w:val="71"/>
     <w:pPr>
       <w:spacing w:after="0" w:line="240" w:lineRule="auto"/>
@@ -11920,9 +13778,10 @@
       </w:rPr>
     </w:tblStylePr>
   </w:style>
-  <w:style w:type="table" w:styleId="114">
+  <w:style w:type="table" w:styleId="115">
     <w:name w:val="Colorful Shading Accent 3"/>
-    <w:basedOn w:val="32"/>
+    <w:basedOn w:val="33"/>
+    <w:qFormat/>
     <w:uiPriority w:val="71"/>
     <w:pPr>
       <w:spacing w:after="0" w:line="240" w:lineRule="auto"/>
@@ -12048,9 +13907,10 @@
       </w:tcPr>
     </w:tblStylePr>
   </w:style>
-  <w:style w:type="table" w:styleId="115">
+  <w:style w:type="table" w:styleId="116">
     <w:name w:val="Colorful Shading Accent 4"/>
-    <w:basedOn w:val="32"/>
+    <w:basedOn w:val="33"/>
+    <w:qFormat/>
     <w:uiPriority w:val="71"/>
     <w:pPr>
       <w:spacing w:after="0" w:line="240" w:lineRule="auto"/>
@@ -12196,9 +14056,9 @@
       </w:rPr>
     </w:tblStylePr>
   </w:style>
-  <w:style w:type="table" w:styleId="116">
+  <w:style w:type="table" w:styleId="117">
     <w:name w:val="Colorful Shading Accent 5"/>
-    <w:basedOn w:val="32"/>
+    <w:basedOn w:val="33"/>
     <w:qFormat/>
     <w:uiPriority w:val="71"/>
     <w:pPr>
@@ -12345,9 +14205,9 @@
       </w:rPr>
     </w:tblStylePr>
   </w:style>
-  <w:style w:type="table" w:styleId="117">
+  <w:style w:type="table" w:styleId="118">
     <w:name w:val="Colorful Shading Accent 6"/>
-    <w:basedOn w:val="32"/>
+    <w:basedOn w:val="33"/>
     <w:uiPriority w:val="71"/>
     <w:pPr>
       <w:spacing w:after="0" w:line="240" w:lineRule="auto"/>
@@ -12493,9 +14353,10 @@
       </w:rPr>
     </w:tblStylePr>
   </w:style>
-  <w:style w:type="table" w:styleId="118">
+  <w:style w:type="table" w:styleId="119">
     <w:name w:val="Colorful List"/>
-    <w:basedOn w:val="32"/>
+    <w:basedOn w:val="33"/>
+    <w:qFormat/>
     <w:uiPriority w:val="72"/>
     <w:pPr>
       <w:spacing w:after="0" w:line="240" w:lineRule="auto"/>
@@ -12585,9 +14446,9 @@
       </w:tcPr>
     </w:tblStylePr>
   </w:style>
-  <w:style w:type="table" w:styleId="119">
+  <w:style w:type="table" w:styleId="120">
     <w:name w:val="Colorful List Accent 1"/>
-    <w:basedOn w:val="32"/>
+    <w:basedOn w:val="33"/>
     <w:uiPriority w:val="72"/>
     <w:pPr>
       <w:spacing w:after="0" w:line="240" w:lineRule="auto"/>
@@ -12677,9 +14538,9 @@
       </w:tcPr>
     </w:tblStylePr>
   </w:style>
-  <w:style w:type="table" w:styleId="120">
+  <w:style w:type="table" w:styleId="121">
     <w:name w:val="Colorful List Accent 2"/>
-    <w:basedOn w:val="32"/>
+    <w:basedOn w:val="33"/>
     <w:uiPriority w:val="72"/>
     <w:pPr>
       <w:spacing w:after="0" w:line="240" w:lineRule="auto"/>
@@ -12769,9 +14630,9 @@
       </w:tcPr>
     </w:tblStylePr>
   </w:style>
-  <w:style w:type="table" w:styleId="121">
+  <w:style w:type="table" w:styleId="122">
     <w:name w:val="Colorful List Accent 3"/>
-    <w:basedOn w:val="32"/>
+    <w:basedOn w:val="33"/>
     <w:uiPriority w:val="72"/>
     <w:pPr>
       <w:spacing w:after="0" w:line="240" w:lineRule="auto"/>
@@ -12861,9 +14722,9 @@
       </w:tcPr>
     </w:tblStylePr>
   </w:style>
-  <w:style w:type="table" w:styleId="122">
+  <w:style w:type="table" w:styleId="123">
     <w:name w:val="Colorful List Accent 4"/>
-    <w:basedOn w:val="32"/>
+    <w:basedOn w:val="33"/>
     <w:uiPriority w:val="72"/>
     <w:pPr>
       <w:spacing w:after="0" w:line="240" w:lineRule="auto"/>
@@ -12953,9 +14814,9 @@
       </w:tcPr>
     </w:tblStylePr>
   </w:style>
-  <w:style w:type="table" w:styleId="123">
+  <w:style w:type="table" w:styleId="124">
     <w:name w:val="Colorful List Accent 5"/>
-    <w:basedOn w:val="32"/>
+    <w:basedOn w:val="33"/>
     <w:uiPriority w:val="72"/>
     <w:pPr>
       <w:spacing w:after="0" w:line="240" w:lineRule="auto"/>
@@ -13045,9 +14906,9 @@
       </w:tcPr>
     </w:tblStylePr>
   </w:style>
-  <w:style w:type="table" w:styleId="124">
+  <w:style w:type="table" w:styleId="125">
     <w:name w:val="Colorful List Accent 6"/>
-    <w:basedOn w:val="32"/>
+    <w:basedOn w:val="33"/>
     <w:uiPriority w:val="72"/>
     <w:pPr>
       <w:spacing w:after="0" w:line="240" w:lineRule="auto"/>
@@ -13137,9 +14998,9 @@
       </w:tcPr>
     </w:tblStylePr>
   </w:style>
-  <w:style w:type="table" w:styleId="125">
+  <w:style w:type="table" w:styleId="126">
     <w:name w:val="Colorful Grid"/>
-    <w:basedOn w:val="32"/>
+    <w:basedOn w:val="33"/>
     <w:uiPriority w:val="73"/>
     <w:pPr>
       <w:spacing w:after="0" w:line="240" w:lineRule="auto"/>
@@ -13233,9 +15094,9 @@
       </w:tcPr>
     </w:tblStylePr>
   </w:style>
-  <w:style w:type="table" w:styleId="126">
+  <w:style w:type="table" w:styleId="127">
     <w:name w:val="Colorful Grid Accent 1"/>
-    <w:basedOn w:val="32"/>
+    <w:basedOn w:val="33"/>
     <w:uiPriority w:val="73"/>
     <w:pPr>
       <w:spacing w:after="0" w:line="240" w:lineRule="auto"/>
@@ -13329,9 +15190,9 @@
       </w:tcPr>
     </w:tblStylePr>
   </w:style>
-  <w:style w:type="table" w:styleId="127">
+  <w:style w:type="table" w:styleId="128">
     <w:name w:val="Colorful Grid Accent 2"/>
-    <w:basedOn w:val="32"/>
+    <w:basedOn w:val="33"/>
     <w:uiPriority w:val="73"/>
     <w:pPr>
       <w:spacing w:after="0" w:line="240" w:lineRule="auto"/>
@@ -13425,9 +15286,9 @@
       </w:tcPr>
     </w:tblStylePr>
   </w:style>
-  <w:style w:type="table" w:styleId="128">
+  <w:style w:type="table" w:styleId="129">
     <w:name w:val="Colorful Grid Accent 3"/>
-    <w:basedOn w:val="32"/>
+    <w:basedOn w:val="33"/>
     <w:uiPriority w:val="73"/>
     <w:pPr>
       <w:spacing w:after="0" w:line="240" w:lineRule="auto"/>
@@ -13521,9 +15382,9 @@
       </w:tcPr>
     </w:tblStylePr>
   </w:style>
-  <w:style w:type="table" w:styleId="129">
+  <w:style w:type="table" w:styleId="130">
     <w:name w:val="Colorful Grid Accent 4"/>
-    <w:basedOn w:val="32"/>
+    <w:basedOn w:val="33"/>
     <w:qFormat/>
     <w:uiPriority w:val="73"/>
     <w:pPr>
@@ -13618,9 +15479,9 @@
       </w:tcPr>
     </w:tblStylePr>
   </w:style>
-  <w:style w:type="table" w:styleId="130">
+  <w:style w:type="table" w:styleId="131">
     <w:name w:val="Colorful Grid Accent 5"/>
-    <w:basedOn w:val="32"/>
+    <w:basedOn w:val="33"/>
     <w:qFormat/>
     <w:uiPriority w:val="73"/>
     <w:pPr>
@@ -13715,9 +15576,9 @@
       </w:tcPr>
     </w:tblStylePr>
   </w:style>
-  <w:style w:type="table" w:styleId="131">
+  <w:style w:type="table" w:styleId="132">
     <w:name w:val="Colorful Grid Accent 6"/>
-    <w:basedOn w:val="32"/>
+    <w:basedOn w:val="33"/>
     <w:uiPriority w:val="73"/>
     <w:pPr>
       <w:spacing w:after="0" w:line="240" w:lineRule="auto"/>
@@ -13811,9 +15672,9 @@
       </w:tcPr>
     </w:tblStylePr>
   </w:style>
-  <w:style w:type="character" w:styleId="133">
+  <w:style w:type="character" w:styleId="134">
     <w:name w:val="Strong"/>
-    <w:basedOn w:val="132"/>
+    <w:basedOn w:val="133"/>
     <w:qFormat/>
     <w:uiPriority w:val="22"/>
     <w:rPr>
@@ -13821,9 +15682,9 @@
       <w:bCs/>
     </w:rPr>
   </w:style>
-  <w:style w:type="character" w:styleId="134">
+  <w:style w:type="character" w:styleId="135">
     <w:name w:val="Emphasis"/>
-    <w:basedOn w:val="132"/>
+    <w:basedOn w:val="133"/>
     <w:qFormat/>
     <w:uiPriority w:val="20"/>
     <w:rPr>
@@ -13831,20 +15692,31 @@
       <w:iCs/>
     </w:rPr>
   </w:style>
-  <w:style w:type="character" w:customStyle="1" w:styleId="135">
+  <w:style w:type="character" w:styleId="136">
+    <w:name w:val="HTML Code"/>
+    <w:basedOn w:val="133"/>
+    <w:semiHidden/>
+    <w:unhideWhenUsed/>
+    <w:uiPriority w:val="99"/>
+    <w:rPr>
+      <w:rFonts w:ascii="Courier New" w:hAnsi="Courier New"/>
+      <w:sz w:val="20"/>
+    </w:rPr>
+  </w:style>
+  <w:style w:type="character" w:customStyle="1" w:styleId="137">
     <w:name w:val="Header Char"/>
-    <w:basedOn w:val="132"/>
+    <w:basedOn w:val="133"/>
     <w:link w:val="25"/>
     <w:qFormat/>
     <w:uiPriority w:val="99"/>
   </w:style>
-  <w:style w:type="character" w:customStyle="1" w:styleId="136">
+  <w:style w:type="character" w:customStyle="1" w:styleId="138">
     <w:name w:val="Footer Char"/>
-    <w:basedOn w:val="132"/>
+    <w:basedOn w:val="133"/>
     <w:link w:val="24"/>
     <w:uiPriority w:val="99"/>
   </w:style>
-  <w:style w:type="paragraph" w:styleId="137">
+  <w:style w:type="paragraph" w:styleId="139">
     <w:name w:val="No Spacing"/>
     <w:qFormat/>
     <w:uiPriority w:val="1"/>
@@ -13858,9 +15730,9 @@
       <w:lang w:val="en-US" w:eastAsia="en-US" w:bidi="ar-SA"/>
     </w:rPr>
   </w:style>
-  <w:style w:type="character" w:customStyle="1" w:styleId="138">
+  <w:style w:type="character" w:customStyle="1" w:styleId="140">
     <w:name w:val="Heading 1 Char"/>
-    <w:basedOn w:val="132"/>
+    <w:basedOn w:val="133"/>
     <w:link w:val="3"/>
     <w:uiPriority w:val="9"/>
     <w:rPr>
@@ -13872,9 +15744,9 @@
       <w:szCs w:val="28"/>
     </w:rPr>
   </w:style>
-  <w:style w:type="character" w:customStyle="1" w:styleId="139">
+  <w:style w:type="character" w:customStyle="1" w:styleId="141">
     <w:name w:val="Heading 2 Char"/>
-    <w:basedOn w:val="132"/>
+    <w:basedOn w:val="133"/>
     <w:link w:val="4"/>
     <w:qFormat/>
     <w:uiPriority w:val="9"/>
@@ -13892,9 +15764,9 @@
       </w14:textFill>
     </w:rPr>
   </w:style>
-  <w:style w:type="character" w:customStyle="1" w:styleId="140">
+  <w:style w:type="character" w:customStyle="1" w:styleId="142">
     <w:name w:val="Heading 3 Char"/>
-    <w:basedOn w:val="132"/>
+    <w:basedOn w:val="133"/>
     <w:link w:val="5"/>
     <w:uiPriority w:val="9"/>
     <w:rPr>
@@ -13909,10 +15781,10 @@
       </w14:textFill>
     </w:rPr>
   </w:style>
-  <w:style w:type="character" w:customStyle="1" w:styleId="141">
+  <w:style w:type="character" w:customStyle="1" w:styleId="143">
     <w:name w:val="Title Char"/>
-    <w:basedOn w:val="132"/>
-    <w:link w:val="31"/>
+    <w:basedOn w:val="133"/>
+    <w:link w:val="32"/>
     <w:uiPriority w:val="10"/>
     <w:rPr>
       <w:rFonts w:asciiTheme="majorHAnsi" w:hAnsiTheme="majorHAnsi" w:eastAsiaTheme="majorEastAsia" w:cstheme="majorBidi"/>
@@ -13923,9 +15795,9 @@
       <w:szCs w:val="52"/>
     </w:rPr>
   </w:style>
-  <w:style w:type="character" w:customStyle="1" w:styleId="142">
+  <w:style w:type="character" w:customStyle="1" w:styleId="144">
     <w:name w:val="Subtitle Char"/>
-    <w:basedOn w:val="132"/>
+    <w:basedOn w:val="133"/>
     <w:link w:val="26"/>
     <w:qFormat/>
     <w:uiPriority w:val="11"/>
@@ -13944,7 +15816,7 @@
       </w14:textFill>
     </w:rPr>
   </w:style>
-  <w:style w:type="paragraph" w:styleId="143">
+  <w:style w:type="paragraph" w:styleId="145">
     <w:name w:val="List Paragraph"/>
     <w:basedOn w:val="1"/>
     <w:qFormat/>
@@ -13954,22 +15826,22 @@
       <w:contextualSpacing/>
     </w:pPr>
   </w:style>
-  <w:style w:type="character" w:customStyle="1" w:styleId="144">
+  <w:style w:type="character" w:customStyle="1" w:styleId="146">
     <w:name w:val="Body Text Char"/>
-    <w:basedOn w:val="132"/>
+    <w:basedOn w:val="133"/>
     <w:link w:val="19"/>
     <w:uiPriority w:val="99"/>
   </w:style>
-  <w:style w:type="character" w:customStyle="1" w:styleId="145">
+  <w:style w:type="character" w:customStyle="1" w:styleId="147">
     <w:name w:val="Body Text 2 Char"/>
-    <w:basedOn w:val="132"/>
+    <w:basedOn w:val="133"/>
     <w:link w:val="28"/>
     <w:qFormat/>
     <w:uiPriority w:val="99"/>
   </w:style>
-  <w:style w:type="character" w:customStyle="1" w:styleId="146">
+  <w:style w:type="character" w:customStyle="1" w:styleId="148">
     <w:name w:val="Body Text 3 Char"/>
-    <w:basedOn w:val="132"/>
+    <w:basedOn w:val="133"/>
     <w:link w:val="17"/>
     <w:uiPriority w:val="99"/>
     <w:rPr>
@@ -13977,9 +15849,9 @@
       <w:szCs w:val="16"/>
     </w:rPr>
   </w:style>
-  <w:style w:type="character" w:customStyle="1" w:styleId="147">
+  <w:style w:type="character" w:customStyle="1" w:styleId="149">
     <w:name w:val="Macro Text Char"/>
-    <w:basedOn w:val="132"/>
+    <w:basedOn w:val="133"/>
     <w:link w:val="2"/>
     <w:uiPriority w:val="99"/>
     <w:rPr>
@@ -13988,11 +15860,11 @@
       <w:szCs w:val="20"/>
     </w:rPr>
   </w:style>
-  <w:style w:type="paragraph" w:styleId="148">
+  <w:style w:type="paragraph" w:styleId="150">
     <w:name w:val="Quote"/>
     <w:basedOn w:val="1"/>
     <w:next w:val="1"/>
-    <w:link w:val="149"/>
+    <w:link w:val="151"/>
     <w:qFormat/>
     <w:uiPriority w:val="29"/>
     <w:rPr>
@@ -14006,10 +15878,11 @@
       </w14:textFill>
     </w:rPr>
   </w:style>
-  <w:style w:type="character" w:customStyle="1" w:styleId="149">
+  <w:style w:type="character" w:customStyle="1" w:styleId="151">
     <w:name w:val="Quote Char"/>
-    <w:basedOn w:val="132"/>
-    <w:link w:val="148"/>
+    <w:basedOn w:val="133"/>
+    <w:link w:val="150"/>
+    <w:qFormat/>
     <w:uiPriority w:val="29"/>
     <w:rPr>
       <w:i/>
@@ -14022,9 +15895,9 @@
       </w14:textFill>
     </w:rPr>
   </w:style>
-  <w:style w:type="character" w:customStyle="1" w:styleId="150">
+  <w:style w:type="character" w:customStyle="1" w:styleId="152">
     <w:name w:val="Heading 4 Char"/>
-    <w:basedOn w:val="132"/>
+    <w:basedOn w:val="133"/>
     <w:link w:val="6"/>
     <w:semiHidden/>
     <w:qFormat/>
@@ -14043,22 +15916,24 @@
       </w14:textFill>
     </w:rPr>
   </w:style>
-  <w:style w:type="character" w:customStyle="1" w:styleId="151">
+  <w:style w:type="character" w:customStyle="1" w:styleId="153">
     <w:name w:val="Heading 5 Char"/>
-    <w:basedOn w:val="132"/>
+    <w:basedOn w:val="133"/>
     <w:link w:val="7"/>
     <w:semiHidden/>
+    <w:qFormat/>
     <w:uiPriority w:val="9"/>
     <w:rPr>
       <w:rFonts w:asciiTheme="majorHAnsi" w:hAnsiTheme="majorHAnsi" w:eastAsiaTheme="majorEastAsia" w:cstheme="majorBidi"/>
       <w:color w:val="254061" w:themeColor="accent1" w:themeShade="80"/>
     </w:rPr>
   </w:style>
-  <w:style w:type="character" w:customStyle="1" w:styleId="152">
+  <w:style w:type="character" w:customStyle="1" w:styleId="154">
     <w:name w:val="Heading 6 Char"/>
-    <w:basedOn w:val="132"/>
+    <w:basedOn w:val="133"/>
     <w:link w:val="8"/>
     <w:semiHidden/>
+    <w:qFormat/>
     <w:uiPriority w:val="9"/>
     <w:rPr>
       <w:rFonts w:asciiTheme="majorHAnsi" w:hAnsiTheme="majorHAnsi" w:eastAsiaTheme="majorEastAsia" w:cstheme="majorBidi"/>
@@ -14067,9 +15942,9 @@
       <w:color w:val="254061" w:themeColor="accent1" w:themeShade="80"/>
     </w:rPr>
   </w:style>
-  <w:style w:type="character" w:customStyle="1" w:styleId="153">
+  <w:style w:type="character" w:customStyle="1" w:styleId="155">
     <w:name w:val="Heading 7 Char"/>
-    <w:basedOn w:val="132"/>
+    <w:basedOn w:val="133"/>
     <w:link w:val="9"/>
     <w:semiHidden/>
     <w:uiPriority w:val="9"/>
@@ -14088,11 +15963,12 @@
       </w14:textFill>
     </w:rPr>
   </w:style>
-  <w:style w:type="character" w:customStyle="1" w:styleId="154">
+  <w:style w:type="character" w:customStyle="1" w:styleId="156">
     <w:name w:val="Heading 8 Char"/>
-    <w:basedOn w:val="132"/>
+    <w:basedOn w:val="133"/>
     <w:link w:val="10"/>
     <w:semiHidden/>
+    <w:qFormat/>
     <w:uiPriority w:val="9"/>
     <w:rPr>
       <w:rFonts w:asciiTheme="majorHAnsi" w:hAnsiTheme="majorHAnsi" w:eastAsiaTheme="majorEastAsia" w:cstheme="majorBidi"/>
@@ -14106,11 +15982,12 @@
       </w14:textFill>
     </w:rPr>
   </w:style>
-  <w:style w:type="character" w:customStyle="1" w:styleId="155">
+  <w:style w:type="character" w:customStyle="1" w:styleId="157">
     <w:name w:val="Heading 9 Char"/>
-    <w:basedOn w:val="132"/>
+    <w:basedOn w:val="133"/>
     <w:link w:val="11"/>
     <w:semiHidden/>
+    <w:qFormat/>
     <w:uiPriority w:val="9"/>
     <w:rPr>
       <w:rFonts w:asciiTheme="majorHAnsi" w:hAnsiTheme="majorHAnsi" w:eastAsiaTheme="majorEastAsia" w:cstheme="majorBidi"/>
@@ -14129,11 +16006,11 @@
       </w14:textFill>
     </w:rPr>
   </w:style>
-  <w:style w:type="paragraph" w:styleId="156">
+  <w:style w:type="paragraph" w:styleId="158">
     <w:name w:val="Intense Quote"/>
     <w:basedOn w:val="1"/>
     <w:next w:val="1"/>
-    <w:link w:val="157"/>
+    <w:link w:val="159"/>
     <w:qFormat/>
     <w:uiPriority w:val="30"/>
     <w:pPr>
@@ -14156,10 +16033,11 @@
       </w14:textFill>
     </w:rPr>
   </w:style>
-  <w:style w:type="character" w:customStyle="1" w:styleId="157">
+  <w:style w:type="character" w:customStyle="1" w:styleId="159">
     <w:name w:val="Intense Quote Char"/>
-    <w:basedOn w:val="132"/>
-    <w:link w:val="156"/>
+    <w:basedOn w:val="133"/>
+    <w:link w:val="158"/>
+    <w:qFormat/>
     <w:uiPriority w:val="30"/>
     <w:rPr>
       <w:b/>
@@ -14174,9 +16052,9 @@
       </w14:textFill>
     </w:rPr>
   </w:style>
-  <w:style w:type="character" w:customStyle="1" w:styleId="158">
+  <w:style w:type="character" w:customStyle="1" w:styleId="160">
     <w:name w:val="Subtle Emphasis"/>
-    <w:basedOn w:val="132"/>
+    <w:basedOn w:val="133"/>
     <w:qFormat/>
     <w:uiPriority w:val="19"/>
     <w:rPr>
@@ -14193,9 +16071,9 @@
       </w14:textFill>
     </w:rPr>
   </w:style>
-  <w:style w:type="character" w:customStyle="1" w:styleId="159">
+  <w:style w:type="character" w:customStyle="1" w:styleId="161">
     <w:name w:val="Intense Emphasis"/>
-    <w:basedOn w:val="132"/>
+    <w:basedOn w:val="133"/>
     <w:qFormat/>
     <w:uiPriority w:val="21"/>
     <w:rPr>
@@ -14211,9 +16089,9 @@
       </w14:textFill>
     </w:rPr>
   </w:style>
-  <w:style w:type="character" w:customStyle="1" w:styleId="160">
+  <w:style w:type="character" w:customStyle="1" w:styleId="162">
     <w:name w:val="Subtle Reference"/>
-    <w:basedOn w:val="132"/>
+    <w:basedOn w:val="133"/>
     <w:qFormat/>
     <w:uiPriority w:val="31"/>
     <w:rPr>
@@ -14227,9 +16105,9 @@
       </w14:textFill>
     </w:rPr>
   </w:style>
-  <w:style w:type="character" w:customStyle="1" w:styleId="161">
+  <w:style w:type="character" w:customStyle="1" w:styleId="163">
     <w:name w:val="Intense Reference"/>
-    <w:basedOn w:val="132"/>
+    <w:basedOn w:val="133"/>
     <w:qFormat/>
     <w:uiPriority w:val="32"/>
     <w:rPr>
@@ -14246,9 +16124,9 @@
       </w14:textFill>
     </w:rPr>
   </w:style>
-  <w:style w:type="character" w:customStyle="1" w:styleId="162">
+  <w:style w:type="character" w:customStyle="1" w:styleId="164">
     <w:name w:val="Book Title"/>
-    <w:basedOn w:val="132"/>
+    <w:basedOn w:val="133"/>
     <w:qFormat/>
     <w:uiPriority w:val="33"/>
     <w:rPr>
@@ -14258,7 +16136,7 @@
       <w:spacing w:val="5"/>
     </w:rPr>
   </w:style>
-  <w:style w:type="paragraph" w:customStyle="1" w:styleId="163">
+  <w:style w:type="paragraph" w:customStyle="1" w:styleId="165">
     <w:name w:val="TOC Heading"/>
     <w:basedOn w:val="3"/>
     <w:next w:val="1"/>
